--- a/Expo Empleo/Sistema de Gestión/Sistema de Gestión - Expo Empleo.docx
+++ b/Expo Empleo/Sistema de Gestión/Sistema de Gestión - Expo Empleo.docx
@@ -5,7 +5,7 @@
     <w:p>
       <w:pPr>
         <w:rPr>
-          <w:rFonts w:ascii="Inter Display Black" w:eastAsia="Times New Roman" w:hAnsi="Inter Display Black" w:cs="Times New Roman"/>
+          <w:rFonts w:ascii="Arial" w:eastAsia="Times New Roman" w:hAnsi="Arial" w:cs="Arial"/>
           <w:b/>
           <w:bCs/>
           <w:color w:val="494963"/>
@@ -21,7 +21,7 @@
       </w:pPr>
       <w:r>
         <w:rPr>
-          <w:rFonts w:ascii="Inter Display Black" w:eastAsia="Times New Roman" w:hAnsi="Inter Display Black" w:cs="Times New Roman"/>
+          <w:rFonts w:ascii="Arial" w:eastAsia="Times New Roman" w:hAnsi="Arial" w:cs="Arial"/>
           <w:b/>
           <w:bCs/>
           <w:color w:val="494963"/>
@@ -41,6 +41,7 @@
       <w:pPr>
         <w:pStyle w:val="temp"/>
         <w:rPr>
+          <w:rFonts w:ascii="Arial" w:hAnsi="Arial" w:cs="Arial"/>
           <w:sz w:val="32"/>
           <w14:textOutline w14:w="9525" w14:cap="rnd" w14:cmpd="sng" w14:algn="ctr">
             <w14:noFill/>
@@ -51,6 +52,7 @@
       </w:pPr>
       <w:r>
         <w:rPr>
+          <w:rFonts w:ascii="Arial" w:hAnsi="Arial" w:cs="Arial"/>
           <w:sz w:val="32"/>
           <w14:textOutline w14:w="9525" w14:cap="rnd" w14:cmpd="sng" w14:algn="ctr">
             <w14:noFill/>
@@ -65,12 +67,14 @@
       <w:pPr>
         <w:pStyle w:val="temp"/>
         <w:rPr>
+          <w:rFonts w:ascii="Arial" w:hAnsi="Arial" w:cs="Arial"/>
           <w:b w:val="0"/>
           <w:sz w:val="24"/>
         </w:rPr>
       </w:pPr>
       <w:r>
         <w:rPr>
+          <w:rFonts w:ascii="Arial" w:hAnsi="Arial" w:cs="Arial"/>
           <w:b w:val="0"/>
           <w:sz w:val="24"/>
         </w:rPr>
@@ -78,6 +82,7 @@
       </w:r>
       <w:r>
         <w:rPr>
+          <w:rFonts w:ascii="Arial" w:hAnsi="Arial" w:cs="Arial"/>
           <w:b w:val="0"/>
           <w:sz w:val="24"/>
         </w:rPr>
@@ -88,12 +93,14 @@
       <w:pPr>
         <w:pStyle w:val="temp"/>
         <w:rPr>
+          <w:rFonts w:ascii="Arial" w:hAnsi="Arial" w:cs="Arial"/>
           <w:b w:val="0"/>
           <w:sz w:val="24"/>
         </w:rPr>
       </w:pPr>
       <w:r>
         <w:rPr>
+          <w:rFonts w:ascii="Arial" w:hAnsi="Arial" w:cs="Arial"/>
           <w:b w:val="0"/>
           <w:sz w:val="24"/>
         </w:rPr>
@@ -104,303 +111,1446 @@
       <w:pPr>
         <w:pStyle w:val="temp"/>
         <w:rPr>
+          <w:rFonts w:ascii="Arial" w:hAnsi="Arial" w:cs="Arial"/>
           <w:b w:val="0"/>
           <w:sz w:val="24"/>
         </w:rPr>
       </w:pPr>
+      <w:r>
+        <w:rPr>
+          <w:rFonts w:ascii="Arial" w:hAnsi="Arial" w:cs="Arial"/>
+          <w:b w:val="0"/>
+          <w:sz w:val="24"/>
+        </w:rPr>
+        <w:t>Por el momento, no se han incluido funcionalidades como la asignación de pulseras de colores, escaneo de códigos QR, o métodos de autenticación</w:t>
+      </w:r>
+      <w:r>
+        <w:rPr>
+          <w:rFonts w:ascii="Arial" w:hAnsi="Arial" w:cs="Arial"/>
+          <w:b w:val="0"/>
+          <w:sz w:val="24"/>
+        </w:rPr>
+        <w:t xml:space="preserve"> en el lugar físico del evento.</w:t>
+      </w:r>
+    </w:p>
+    <w:p>
+      <w:pPr>
+        <w:pStyle w:val="temp"/>
+        <w:rPr>
+          <w:rFonts w:ascii="Arial" w:hAnsi="Arial" w:cs="Arial"/>
+          <w:b w:val="0"/>
+          <w:sz w:val="24"/>
+        </w:rPr>
+      </w:pPr>
+      <w:r>
+        <w:rPr>
+          <w:rFonts w:ascii="Arial" w:hAnsi="Arial" w:cs="Arial"/>
+          <w:b w:val="0"/>
+          <w:sz w:val="24"/>
+        </w:rPr>
+        <w:t>Estos aspectos deberán definirse en una etapa posterior. Actualmente, la propuesta se centra en la registración y asignación de vacantes, que se consideran el problema principal a resolver.</w:t>
+      </w:r>
       <w:bookmarkStart w:id="0" w:name="_GoBack"/>
       <w:bookmarkEnd w:id="0"/>
-      <w:r>
-        <w:rPr>
-          <w:b w:val="0"/>
-          <w:sz w:val="24"/>
-        </w:rPr>
-        <w:t>Por el momento, no se han incluido funcionalidades como la asignación de pulseras de colores, escaneo de códigos QR, o métodos de autenticación</w:t>
-      </w:r>
-      <w:r>
-        <w:rPr>
-          <w:b w:val="0"/>
-          <w:sz w:val="24"/>
-        </w:rPr>
-        <w:t xml:space="preserve"> en el lugar físico del evento.</w:t>
-      </w:r>
     </w:p>
     <w:p>
       <w:pPr>
         <w:pStyle w:val="temp"/>
         <w:rPr>
-          <w:b w:val="0"/>
-          <w:sz w:val="24"/>
-        </w:rPr>
-      </w:pPr>
-      <w:r>
-        <w:rPr>
-          <w:b w:val="0"/>
-          <w:sz w:val="24"/>
-        </w:rPr>
-        <w:t>Estos aspectos deberán definirse en una etapa posterior. Actualmente, la propuesta se centra en la registración y asignación de vacantes, que se consideran el problema principal a resolver.</w:t>
-      </w:r>
-    </w:p>
-    <w:p>
-      <w:pPr>
-        <w:pStyle w:val="temp"/>
-        <w:rPr>
-          <w:b w:val="0"/>
-          <w:sz w:val="24"/>
-        </w:rPr>
-      </w:pPr>
-    </w:p>
-    <w:p>
-      <w:pPr>
-        <w:pStyle w:val="temp"/>
-        <w:rPr>
-          <w:sz w:val="24"/>
-        </w:rPr>
-      </w:pPr>
-      <w:r>
-        <w:rPr>
-          <w:sz w:val="24"/>
-        </w:rPr>
-        <w:t>Contenidos:</w:t>
-      </w:r>
-    </w:p>
+          <w:rFonts w:ascii="Arial" w:hAnsi="Arial" w:cs="Arial"/>
+          <w:sz w:val="24"/>
+        </w:rPr>
+      </w:pPr>
+      <w:r>
+        <w:rPr>
+          <w:rFonts w:ascii="Arial" w:hAnsi="Arial" w:cs="Arial"/>
+          <w:sz w:val="24"/>
+        </w:rPr>
+        <w:t>Resumen</w:t>
+      </w:r>
+      <w:r>
+        <w:rPr>
+          <w:rFonts w:ascii="Arial" w:hAnsi="Arial" w:cs="Arial"/>
+          <w:sz w:val="24"/>
+        </w:rPr>
+        <w:t>:</w:t>
+      </w:r>
+    </w:p>
+    <w:tbl>
+      <w:tblPr>
+        <w:tblW w:w="8500" w:type="dxa"/>
+        <w:tblCellMar>
+          <w:left w:w="70" w:type="dxa"/>
+          <w:right w:w="70" w:type="dxa"/>
+        </w:tblCellMar>
+        <w:tblLook w:val="04A0" w:firstRow="1" w:lastRow="0" w:firstColumn="1" w:lastColumn="0" w:noHBand="0" w:noVBand="1"/>
+      </w:tblPr>
+      <w:tblGrid>
+        <w:gridCol w:w="3823"/>
+        <w:gridCol w:w="4677"/>
+      </w:tblGrid>
+      <w:tr>
+        <w:trPr>
+          <w:trHeight w:val="300"/>
+        </w:trPr>
+        <w:tc>
+          <w:tcPr>
+            <w:tcW w:w="3823" w:type="dxa"/>
+            <w:tcBorders>
+              <w:top w:val="single" w:sz="4" w:space="0" w:color="494963"/>
+              <w:left w:val="single" w:sz="4" w:space="0" w:color="494963"/>
+              <w:bottom w:val="single" w:sz="4" w:space="0" w:color="494963"/>
+              <w:right w:val="single" w:sz="4" w:space="0" w:color="494963"/>
+            </w:tcBorders>
+            <w:shd w:val="clear" w:color="000000" w:fill="D9D9D9"/>
+            <w:vAlign w:val="center"/>
+            <w:hideMark/>
+          </w:tcPr>
+          <w:p>
+            <w:pPr>
+              <w:spacing w:after="0" w:line="240" w:lineRule="auto"/>
+              <w:jc w:val="center"/>
+              <w:rPr>
+                <w:rFonts w:ascii="Arial" w:eastAsia="Times New Roman" w:hAnsi="Arial" w:cs="Arial"/>
+                <w:b/>
+                <w:bCs/>
+                <w:color w:val="494963"/>
+                <w:lang w:eastAsia="es-AR"/>
+              </w:rPr>
+            </w:pPr>
+            <w:r>
+              <w:rPr>
+                <w:rFonts w:ascii="Arial" w:eastAsia="Times New Roman" w:hAnsi="Arial" w:cs="Arial"/>
+                <w:b/>
+                <w:bCs/>
+                <w:color w:val="494963"/>
+                <w:lang w:eastAsia="es-AR"/>
+              </w:rPr>
+              <w:t>Módulo</w:t>
+            </w:r>
+          </w:p>
+        </w:tc>
+        <w:tc>
+          <w:tcPr>
+            <w:tcW w:w="4677" w:type="dxa"/>
+            <w:tcBorders>
+              <w:top w:val="single" w:sz="4" w:space="0" w:color="494963"/>
+              <w:left w:val="nil"/>
+              <w:bottom w:val="single" w:sz="4" w:space="0" w:color="494963"/>
+              <w:right w:val="single" w:sz="4" w:space="0" w:color="494963"/>
+            </w:tcBorders>
+            <w:shd w:val="clear" w:color="000000" w:fill="D9D9D9"/>
+            <w:vAlign w:val="center"/>
+            <w:hideMark/>
+          </w:tcPr>
+          <w:p>
+            <w:pPr>
+              <w:spacing w:after="0" w:line="240" w:lineRule="auto"/>
+              <w:jc w:val="center"/>
+              <w:rPr>
+                <w:rFonts w:ascii="Arial" w:eastAsia="Times New Roman" w:hAnsi="Arial" w:cs="Arial"/>
+                <w:b/>
+                <w:bCs/>
+                <w:color w:val="494963"/>
+                <w:lang w:eastAsia="es-AR"/>
+              </w:rPr>
+            </w:pPr>
+            <w:r>
+              <w:rPr>
+                <w:rFonts w:ascii="Arial" w:eastAsia="Times New Roman" w:hAnsi="Arial" w:cs="Arial"/>
+                <w:b/>
+                <w:bCs/>
+                <w:color w:val="494963"/>
+                <w:lang w:eastAsia="es-AR"/>
+              </w:rPr>
+              <w:t>Funciones</w:t>
+            </w:r>
+          </w:p>
+        </w:tc>
+      </w:tr>
+      <w:tr>
+        <w:trPr>
+          <w:trHeight w:val="300"/>
+        </w:trPr>
+        <w:tc>
+          <w:tcPr>
+            <w:tcW w:w="3823" w:type="dxa"/>
+            <w:tcBorders>
+              <w:top w:val="nil"/>
+              <w:left w:val="single" w:sz="4" w:space="0" w:color="494963"/>
+              <w:bottom w:val="nil"/>
+              <w:right w:val="nil"/>
+            </w:tcBorders>
+            <w:shd w:val="clear" w:color="auto" w:fill="auto"/>
+            <w:vAlign w:val="center"/>
+            <w:hideMark/>
+          </w:tcPr>
+          <w:p>
+            <w:pPr>
+              <w:spacing w:after="0" w:line="240" w:lineRule="auto"/>
+              <w:rPr>
+                <w:rFonts w:ascii="Arial" w:eastAsia="Times New Roman" w:hAnsi="Arial" w:cs="Arial"/>
+                <w:b/>
+                <w:bCs/>
+                <w:color w:val="494963"/>
+                <w:lang w:eastAsia="es-AR"/>
+              </w:rPr>
+            </w:pPr>
+            <w:r>
+              <w:rPr>
+                <w:rFonts w:ascii="Arial" w:eastAsia="Times New Roman" w:hAnsi="Arial" w:cs="Arial"/>
+                <w:b/>
+                <w:bCs/>
+                <w:color w:val="494963"/>
+                <w:lang w:eastAsia="es-AR"/>
+              </w:rPr>
+              <w:t>Módulo de Empresas</w:t>
+            </w:r>
+          </w:p>
+        </w:tc>
+        <w:tc>
+          <w:tcPr>
+            <w:tcW w:w="4677" w:type="dxa"/>
+            <w:tcBorders>
+              <w:top w:val="nil"/>
+              <w:left w:val="single" w:sz="4" w:space="0" w:color="494963"/>
+              <w:bottom w:val="nil"/>
+              <w:right w:val="single" w:sz="4" w:space="0" w:color="494963"/>
+            </w:tcBorders>
+            <w:shd w:val="clear" w:color="auto" w:fill="auto"/>
+            <w:vAlign w:val="center"/>
+            <w:hideMark/>
+          </w:tcPr>
+          <w:p>
+            <w:pPr>
+              <w:spacing w:after="0" w:line="240" w:lineRule="auto"/>
+              <w:rPr>
+                <w:rFonts w:ascii="Arial" w:eastAsia="Times New Roman" w:hAnsi="Arial" w:cs="Arial"/>
+                <w:color w:val="494963"/>
+                <w:lang w:eastAsia="es-AR"/>
+              </w:rPr>
+            </w:pPr>
+            <w:r>
+              <w:rPr>
+                <w:rFonts w:ascii="Arial" w:eastAsia="Times New Roman" w:hAnsi="Arial" w:cs="Arial"/>
+                <w:color w:val="494963"/>
+                <w:lang w:eastAsia="es-AR"/>
+              </w:rPr>
+              <w:t>- Registro de Empresas</w:t>
+            </w:r>
+          </w:p>
+        </w:tc>
+      </w:tr>
+      <w:tr>
+        <w:trPr>
+          <w:trHeight w:val="300"/>
+        </w:trPr>
+        <w:tc>
+          <w:tcPr>
+            <w:tcW w:w="3823" w:type="dxa"/>
+            <w:tcBorders>
+              <w:top w:val="nil"/>
+              <w:left w:val="single" w:sz="4" w:space="0" w:color="494963"/>
+              <w:bottom w:val="nil"/>
+              <w:right w:val="nil"/>
+            </w:tcBorders>
+            <w:shd w:val="clear" w:color="auto" w:fill="auto"/>
+            <w:vAlign w:val="center"/>
+            <w:hideMark/>
+          </w:tcPr>
+          <w:p>
+            <w:pPr>
+              <w:spacing w:after="0" w:line="240" w:lineRule="auto"/>
+              <w:rPr>
+                <w:rFonts w:ascii="Arial" w:eastAsia="Times New Roman" w:hAnsi="Arial" w:cs="Arial"/>
+                <w:color w:val="494963"/>
+                <w:lang w:eastAsia="es-AR"/>
+              </w:rPr>
+            </w:pPr>
+            <w:r>
+              <w:rPr>
+                <w:rFonts w:ascii="Arial" w:eastAsia="Times New Roman" w:hAnsi="Arial" w:cs="Arial"/>
+                <w:color w:val="494963"/>
+                <w:lang w:eastAsia="es-AR"/>
+              </w:rPr>
+              <w:t> </w:t>
+            </w:r>
+          </w:p>
+        </w:tc>
+        <w:tc>
+          <w:tcPr>
+            <w:tcW w:w="4677" w:type="dxa"/>
+            <w:tcBorders>
+              <w:top w:val="nil"/>
+              <w:left w:val="single" w:sz="4" w:space="0" w:color="494963"/>
+              <w:bottom w:val="nil"/>
+              <w:right w:val="single" w:sz="4" w:space="0" w:color="494963"/>
+            </w:tcBorders>
+            <w:shd w:val="clear" w:color="auto" w:fill="auto"/>
+            <w:vAlign w:val="center"/>
+            <w:hideMark/>
+          </w:tcPr>
+          <w:p>
+            <w:pPr>
+              <w:spacing w:after="0" w:line="240" w:lineRule="auto"/>
+              <w:rPr>
+                <w:rFonts w:ascii="Arial" w:eastAsia="Times New Roman" w:hAnsi="Arial" w:cs="Arial"/>
+                <w:color w:val="494963"/>
+                <w:lang w:eastAsia="es-AR"/>
+              </w:rPr>
+            </w:pPr>
+            <w:r>
+              <w:rPr>
+                <w:rFonts w:ascii="Arial" w:eastAsia="Times New Roman" w:hAnsi="Arial" w:cs="Arial"/>
+                <w:color w:val="494963"/>
+                <w:lang w:eastAsia="es-AR"/>
+              </w:rPr>
+              <w:t>- Publicación de Puestos</w:t>
+            </w:r>
+          </w:p>
+        </w:tc>
+      </w:tr>
+      <w:tr>
+        <w:trPr>
+          <w:trHeight w:val="300"/>
+        </w:trPr>
+        <w:tc>
+          <w:tcPr>
+            <w:tcW w:w="3823" w:type="dxa"/>
+            <w:tcBorders>
+              <w:top w:val="nil"/>
+              <w:left w:val="single" w:sz="4" w:space="0" w:color="494963"/>
+              <w:bottom w:val="nil"/>
+              <w:right w:val="nil"/>
+            </w:tcBorders>
+            <w:shd w:val="clear" w:color="auto" w:fill="auto"/>
+            <w:vAlign w:val="center"/>
+            <w:hideMark/>
+          </w:tcPr>
+          <w:p>
+            <w:pPr>
+              <w:spacing w:after="0" w:line="240" w:lineRule="auto"/>
+              <w:rPr>
+                <w:rFonts w:ascii="Arial" w:eastAsia="Times New Roman" w:hAnsi="Arial" w:cs="Arial"/>
+                <w:color w:val="494963"/>
+                <w:lang w:eastAsia="es-AR"/>
+              </w:rPr>
+            </w:pPr>
+            <w:r>
+              <w:rPr>
+                <w:rFonts w:ascii="Arial" w:eastAsia="Times New Roman" w:hAnsi="Arial" w:cs="Arial"/>
+                <w:color w:val="494963"/>
+                <w:lang w:eastAsia="es-AR"/>
+              </w:rPr>
+              <w:t> </w:t>
+            </w:r>
+          </w:p>
+        </w:tc>
+        <w:tc>
+          <w:tcPr>
+            <w:tcW w:w="4677" w:type="dxa"/>
+            <w:tcBorders>
+              <w:top w:val="nil"/>
+              <w:left w:val="single" w:sz="4" w:space="0" w:color="494963"/>
+              <w:bottom w:val="nil"/>
+              <w:right w:val="single" w:sz="4" w:space="0" w:color="494963"/>
+            </w:tcBorders>
+            <w:shd w:val="clear" w:color="auto" w:fill="auto"/>
+            <w:vAlign w:val="center"/>
+            <w:hideMark/>
+          </w:tcPr>
+          <w:p>
+            <w:pPr>
+              <w:spacing w:after="0" w:line="240" w:lineRule="auto"/>
+              <w:rPr>
+                <w:rFonts w:ascii="Arial" w:eastAsia="Times New Roman" w:hAnsi="Arial" w:cs="Arial"/>
+                <w:color w:val="494963"/>
+                <w:lang w:eastAsia="es-AR"/>
+              </w:rPr>
+            </w:pPr>
+            <w:r>
+              <w:rPr>
+                <w:rFonts w:ascii="Arial" w:eastAsia="Times New Roman" w:hAnsi="Arial" w:cs="Arial"/>
+                <w:color w:val="494963"/>
+                <w:lang w:eastAsia="es-AR"/>
+              </w:rPr>
+              <w:t>- Definición de Criterios de Filtrado</w:t>
+            </w:r>
+          </w:p>
+        </w:tc>
+      </w:tr>
+      <w:tr>
+        <w:trPr>
+          <w:trHeight w:val="300"/>
+        </w:trPr>
+        <w:tc>
+          <w:tcPr>
+            <w:tcW w:w="3823" w:type="dxa"/>
+            <w:tcBorders>
+              <w:top w:val="nil"/>
+              <w:left w:val="single" w:sz="4" w:space="0" w:color="494963"/>
+              <w:bottom w:val="nil"/>
+              <w:right w:val="nil"/>
+            </w:tcBorders>
+            <w:shd w:val="clear" w:color="auto" w:fill="auto"/>
+            <w:vAlign w:val="center"/>
+            <w:hideMark/>
+          </w:tcPr>
+          <w:p>
+            <w:pPr>
+              <w:spacing w:after="0" w:line="240" w:lineRule="auto"/>
+              <w:rPr>
+                <w:rFonts w:ascii="Arial" w:eastAsia="Times New Roman" w:hAnsi="Arial" w:cs="Arial"/>
+                <w:color w:val="494963"/>
+                <w:lang w:eastAsia="es-AR"/>
+              </w:rPr>
+            </w:pPr>
+            <w:r>
+              <w:rPr>
+                <w:rFonts w:ascii="Arial" w:eastAsia="Times New Roman" w:hAnsi="Arial" w:cs="Arial"/>
+                <w:color w:val="494963"/>
+                <w:lang w:eastAsia="es-AR"/>
+              </w:rPr>
+              <w:t> </w:t>
+            </w:r>
+          </w:p>
+        </w:tc>
+        <w:tc>
+          <w:tcPr>
+            <w:tcW w:w="4677" w:type="dxa"/>
+            <w:tcBorders>
+              <w:top w:val="nil"/>
+              <w:left w:val="single" w:sz="4" w:space="0" w:color="494963"/>
+              <w:bottom w:val="nil"/>
+              <w:right w:val="single" w:sz="4" w:space="0" w:color="494963"/>
+            </w:tcBorders>
+            <w:shd w:val="clear" w:color="auto" w:fill="auto"/>
+            <w:vAlign w:val="center"/>
+            <w:hideMark/>
+          </w:tcPr>
+          <w:p>
+            <w:pPr>
+              <w:spacing w:after="0" w:line="240" w:lineRule="auto"/>
+              <w:rPr>
+                <w:rFonts w:ascii="Arial" w:eastAsia="Times New Roman" w:hAnsi="Arial" w:cs="Arial"/>
+                <w:color w:val="494963"/>
+                <w:lang w:eastAsia="es-AR"/>
+              </w:rPr>
+            </w:pPr>
+            <w:r>
+              <w:rPr>
+                <w:rFonts w:ascii="Arial" w:eastAsia="Times New Roman" w:hAnsi="Arial" w:cs="Arial"/>
+                <w:color w:val="494963"/>
+                <w:lang w:eastAsia="es-AR"/>
+              </w:rPr>
+              <w:t>- Visualización de Candidaturas</w:t>
+            </w:r>
+          </w:p>
+        </w:tc>
+      </w:tr>
+      <w:tr>
+        <w:trPr>
+          <w:trHeight w:val="300"/>
+        </w:trPr>
+        <w:tc>
+          <w:tcPr>
+            <w:tcW w:w="3823" w:type="dxa"/>
+            <w:tcBorders>
+              <w:top w:val="nil"/>
+              <w:left w:val="single" w:sz="4" w:space="0" w:color="494963"/>
+              <w:bottom w:val="nil"/>
+              <w:right w:val="nil"/>
+            </w:tcBorders>
+            <w:shd w:val="clear" w:color="auto" w:fill="auto"/>
+            <w:vAlign w:val="center"/>
+            <w:hideMark/>
+          </w:tcPr>
+          <w:p>
+            <w:pPr>
+              <w:spacing w:after="0" w:line="240" w:lineRule="auto"/>
+              <w:rPr>
+                <w:rFonts w:ascii="Arial" w:eastAsia="Times New Roman" w:hAnsi="Arial" w:cs="Arial"/>
+                <w:color w:val="494963"/>
+                <w:lang w:eastAsia="es-AR"/>
+              </w:rPr>
+            </w:pPr>
+            <w:r>
+              <w:rPr>
+                <w:rFonts w:ascii="Arial" w:eastAsia="Times New Roman" w:hAnsi="Arial" w:cs="Arial"/>
+                <w:color w:val="494963"/>
+                <w:lang w:eastAsia="es-AR"/>
+              </w:rPr>
+              <w:t> </w:t>
+            </w:r>
+          </w:p>
+        </w:tc>
+        <w:tc>
+          <w:tcPr>
+            <w:tcW w:w="4677" w:type="dxa"/>
+            <w:tcBorders>
+              <w:top w:val="nil"/>
+              <w:left w:val="single" w:sz="4" w:space="0" w:color="494963"/>
+              <w:bottom w:val="single" w:sz="4" w:space="0" w:color="494963"/>
+              <w:right w:val="single" w:sz="4" w:space="0" w:color="494963"/>
+            </w:tcBorders>
+            <w:shd w:val="clear" w:color="auto" w:fill="auto"/>
+            <w:vAlign w:val="center"/>
+            <w:hideMark/>
+          </w:tcPr>
+          <w:p>
+            <w:pPr>
+              <w:spacing w:after="0" w:line="240" w:lineRule="auto"/>
+              <w:rPr>
+                <w:rFonts w:ascii="Arial" w:eastAsia="Times New Roman" w:hAnsi="Arial" w:cs="Arial"/>
+                <w:color w:val="494963"/>
+                <w:lang w:eastAsia="es-AR"/>
+              </w:rPr>
+            </w:pPr>
+            <w:r>
+              <w:rPr>
+                <w:rFonts w:ascii="Arial" w:eastAsia="Times New Roman" w:hAnsi="Arial" w:cs="Arial"/>
+                <w:color w:val="494963"/>
+                <w:lang w:eastAsia="es-AR"/>
+              </w:rPr>
+              <w:t>- Gestión de Entrevistas</w:t>
+            </w:r>
+          </w:p>
+        </w:tc>
+      </w:tr>
+      <w:tr>
+        <w:trPr>
+          <w:trHeight w:val="300"/>
+        </w:trPr>
+        <w:tc>
+          <w:tcPr>
+            <w:tcW w:w="3823" w:type="dxa"/>
+            <w:tcBorders>
+              <w:top w:val="single" w:sz="4" w:space="0" w:color="494963"/>
+              <w:left w:val="single" w:sz="4" w:space="0" w:color="494963"/>
+              <w:bottom w:val="nil"/>
+              <w:right w:val="single" w:sz="4" w:space="0" w:color="494963"/>
+            </w:tcBorders>
+            <w:shd w:val="clear" w:color="auto" w:fill="auto"/>
+            <w:vAlign w:val="center"/>
+            <w:hideMark/>
+          </w:tcPr>
+          <w:p>
+            <w:pPr>
+              <w:spacing w:after="0" w:line="240" w:lineRule="auto"/>
+              <w:rPr>
+                <w:rFonts w:ascii="Arial" w:eastAsia="Times New Roman" w:hAnsi="Arial" w:cs="Arial"/>
+                <w:b/>
+                <w:bCs/>
+                <w:color w:val="494963"/>
+                <w:lang w:eastAsia="es-AR"/>
+              </w:rPr>
+            </w:pPr>
+            <w:r>
+              <w:rPr>
+                <w:rFonts w:ascii="Arial" w:eastAsia="Times New Roman" w:hAnsi="Arial" w:cs="Arial"/>
+                <w:b/>
+                <w:bCs/>
+                <w:color w:val="494963"/>
+                <w:lang w:eastAsia="es-AR"/>
+              </w:rPr>
+              <w:t>Módulo de Postulantes</w:t>
+            </w:r>
+          </w:p>
+        </w:tc>
+        <w:tc>
+          <w:tcPr>
+            <w:tcW w:w="4677" w:type="dxa"/>
+            <w:tcBorders>
+              <w:top w:val="nil"/>
+              <w:left w:val="nil"/>
+              <w:bottom w:val="nil"/>
+              <w:right w:val="single" w:sz="4" w:space="0" w:color="494963"/>
+            </w:tcBorders>
+            <w:shd w:val="clear" w:color="auto" w:fill="auto"/>
+            <w:vAlign w:val="center"/>
+            <w:hideMark/>
+          </w:tcPr>
+          <w:p>
+            <w:pPr>
+              <w:spacing w:after="0" w:line="240" w:lineRule="auto"/>
+              <w:rPr>
+                <w:rFonts w:ascii="Arial" w:eastAsia="Times New Roman" w:hAnsi="Arial" w:cs="Arial"/>
+                <w:color w:val="494963"/>
+                <w:lang w:eastAsia="es-AR"/>
+              </w:rPr>
+            </w:pPr>
+            <w:r>
+              <w:rPr>
+                <w:rFonts w:ascii="Arial" w:eastAsia="Times New Roman" w:hAnsi="Arial" w:cs="Arial"/>
+                <w:color w:val="494963"/>
+                <w:lang w:eastAsia="es-AR"/>
+              </w:rPr>
+              <w:t>- Registro de Postulantes</w:t>
+            </w:r>
+          </w:p>
+        </w:tc>
+      </w:tr>
+      <w:tr>
+        <w:trPr>
+          <w:trHeight w:val="300"/>
+        </w:trPr>
+        <w:tc>
+          <w:tcPr>
+            <w:tcW w:w="3823" w:type="dxa"/>
+            <w:tcBorders>
+              <w:top w:val="nil"/>
+              <w:left w:val="single" w:sz="4" w:space="0" w:color="494963"/>
+              <w:bottom w:val="nil"/>
+              <w:right w:val="single" w:sz="4" w:space="0" w:color="494963"/>
+            </w:tcBorders>
+            <w:shd w:val="clear" w:color="auto" w:fill="auto"/>
+            <w:vAlign w:val="center"/>
+            <w:hideMark/>
+          </w:tcPr>
+          <w:p>
+            <w:pPr>
+              <w:spacing w:after="0" w:line="240" w:lineRule="auto"/>
+              <w:rPr>
+                <w:rFonts w:ascii="Arial" w:eastAsia="Times New Roman" w:hAnsi="Arial" w:cs="Arial"/>
+                <w:color w:val="494963"/>
+                <w:lang w:eastAsia="es-AR"/>
+              </w:rPr>
+            </w:pPr>
+            <w:r>
+              <w:rPr>
+                <w:rFonts w:ascii="Arial" w:eastAsia="Times New Roman" w:hAnsi="Arial" w:cs="Arial"/>
+                <w:color w:val="494963"/>
+                <w:lang w:eastAsia="es-AR"/>
+              </w:rPr>
+              <w:t> </w:t>
+            </w:r>
+          </w:p>
+        </w:tc>
+        <w:tc>
+          <w:tcPr>
+            <w:tcW w:w="4677" w:type="dxa"/>
+            <w:tcBorders>
+              <w:top w:val="nil"/>
+              <w:left w:val="nil"/>
+              <w:bottom w:val="nil"/>
+              <w:right w:val="single" w:sz="4" w:space="0" w:color="494963"/>
+            </w:tcBorders>
+            <w:shd w:val="clear" w:color="auto" w:fill="auto"/>
+            <w:vAlign w:val="center"/>
+            <w:hideMark/>
+          </w:tcPr>
+          <w:p>
+            <w:pPr>
+              <w:spacing w:after="0" w:line="240" w:lineRule="auto"/>
+              <w:rPr>
+                <w:rFonts w:ascii="Arial" w:eastAsia="Times New Roman" w:hAnsi="Arial" w:cs="Arial"/>
+                <w:color w:val="494963"/>
+                <w:lang w:eastAsia="es-AR"/>
+              </w:rPr>
+            </w:pPr>
+            <w:r>
+              <w:rPr>
+                <w:rFonts w:ascii="Arial" w:eastAsia="Times New Roman" w:hAnsi="Arial" w:cs="Arial"/>
+                <w:color w:val="494963"/>
+                <w:lang w:eastAsia="es-AR"/>
+              </w:rPr>
+              <w:t>- Búsqueda y Postulación</w:t>
+            </w:r>
+          </w:p>
+        </w:tc>
+      </w:tr>
+      <w:tr>
+        <w:trPr>
+          <w:trHeight w:val="300"/>
+        </w:trPr>
+        <w:tc>
+          <w:tcPr>
+            <w:tcW w:w="3823" w:type="dxa"/>
+            <w:tcBorders>
+              <w:top w:val="nil"/>
+              <w:left w:val="single" w:sz="4" w:space="0" w:color="494963"/>
+              <w:bottom w:val="nil"/>
+              <w:right w:val="single" w:sz="4" w:space="0" w:color="494963"/>
+            </w:tcBorders>
+            <w:shd w:val="clear" w:color="auto" w:fill="auto"/>
+            <w:vAlign w:val="center"/>
+            <w:hideMark/>
+          </w:tcPr>
+          <w:p>
+            <w:pPr>
+              <w:spacing w:after="0" w:line="240" w:lineRule="auto"/>
+              <w:rPr>
+                <w:rFonts w:ascii="Arial" w:eastAsia="Times New Roman" w:hAnsi="Arial" w:cs="Arial"/>
+                <w:color w:val="494963"/>
+                <w:lang w:eastAsia="es-AR"/>
+              </w:rPr>
+            </w:pPr>
+            <w:r>
+              <w:rPr>
+                <w:rFonts w:ascii="Arial" w:eastAsia="Times New Roman" w:hAnsi="Arial" w:cs="Arial"/>
+                <w:color w:val="494963"/>
+                <w:lang w:eastAsia="es-AR"/>
+              </w:rPr>
+              <w:t> </w:t>
+            </w:r>
+          </w:p>
+        </w:tc>
+        <w:tc>
+          <w:tcPr>
+            <w:tcW w:w="4677" w:type="dxa"/>
+            <w:tcBorders>
+              <w:top w:val="nil"/>
+              <w:left w:val="nil"/>
+              <w:bottom w:val="nil"/>
+              <w:right w:val="single" w:sz="4" w:space="0" w:color="494963"/>
+            </w:tcBorders>
+            <w:shd w:val="clear" w:color="auto" w:fill="auto"/>
+            <w:vAlign w:val="center"/>
+            <w:hideMark/>
+          </w:tcPr>
+          <w:p>
+            <w:pPr>
+              <w:spacing w:after="0" w:line="240" w:lineRule="auto"/>
+              <w:rPr>
+                <w:rFonts w:ascii="Arial" w:eastAsia="Times New Roman" w:hAnsi="Arial" w:cs="Arial"/>
+                <w:color w:val="494963"/>
+                <w:lang w:eastAsia="es-AR"/>
+              </w:rPr>
+            </w:pPr>
+            <w:r>
+              <w:rPr>
+                <w:rFonts w:ascii="Arial" w:eastAsia="Times New Roman" w:hAnsi="Arial" w:cs="Arial"/>
+                <w:color w:val="494963"/>
+                <w:lang w:eastAsia="es-AR"/>
+              </w:rPr>
+              <w:t>- Aplicación de Filtros Automáticos</w:t>
+            </w:r>
+          </w:p>
+        </w:tc>
+      </w:tr>
+      <w:tr>
+        <w:trPr>
+          <w:trHeight w:val="300"/>
+        </w:trPr>
+        <w:tc>
+          <w:tcPr>
+            <w:tcW w:w="3823" w:type="dxa"/>
+            <w:tcBorders>
+              <w:top w:val="nil"/>
+              <w:left w:val="single" w:sz="4" w:space="0" w:color="494963"/>
+              <w:bottom w:val="nil"/>
+              <w:right w:val="single" w:sz="4" w:space="0" w:color="494963"/>
+            </w:tcBorders>
+            <w:shd w:val="clear" w:color="auto" w:fill="auto"/>
+            <w:vAlign w:val="center"/>
+            <w:hideMark/>
+          </w:tcPr>
+          <w:p>
+            <w:pPr>
+              <w:spacing w:after="0" w:line="240" w:lineRule="auto"/>
+              <w:rPr>
+                <w:rFonts w:ascii="Arial" w:eastAsia="Times New Roman" w:hAnsi="Arial" w:cs="Arial"/>
+                <w:color w:val="494963"/>
+                <w:lang w:eastAsia="es-AR"/>
+              </w:rPr>
+            </w:pPr>
+            <w:r>
+              <w:rPr>
+                <w:rFonts w:ascii="Arial" w:eastAsia="Times New Roman" w:hAnsi="Arial" w:cs="Arial"/>
+                <w:color w:val="494963"/>
+                <w:lang w:eastAsia="es-AR"/>
+              </w:rPr>
+              <w:t> </w:t>
+            </w:r>
+          </w:p>
+        </w:tc>
+        <w:tc>
+          <w:tcPr>
+            <w:tcW w:w="4677" w:type="dxa"/>
+            <w:tcBorders>
+              <w:top w:val="nil"/>
+              <w:left w:val="nil"/>
+              <w:bottom w:val="nil"/>
+              <w:right w:val="single" w:sz="4" w:space="0" w:color="494963"/>
+            </w:tcBorders>
+            <w:shd w:val="clear" w:color="auto" w:fill="auto"/>
+            <w:vAlign w:val="center"/>
+            <w:hideMark/>
+          </w:tcPr>
+          <w:p>
+            <w:pPr>
+              <w:spacing w:after="0" w:line="240" w:lineRule="auto"/>
+              <w:rPr>
+                <w:rFonts w:ascii="Arial" w:eastAsia="Times New Roman" w:hAnsi="Arial" w:cs="Arial"/>
+                <w:color w:val="494963"/>
+                <w:lang w:eastAsia="es-AR"/>
+              </w:rPr>
+            </w:pPr>
+            <w:r>
+              <w:rPr>
+                <w:rFonts w:ascii="Arial" w:eastAsia="Times New Roman" w:hAnsi="Arial" w:cs="Arial"/>
+                <w:color w:val="494963"/>
+                <w:lang w:eastAsia="es-AR"/>
+              </w:rPr>
+              <w:t>- Asignación de Turnos</w:t>
+            </w:r>
+          </w:p>
+        </w:tc>
+      </w:tr>
+      <w:tr>
+        <w:trPr>
+          <w:trHeight w:val="300"/>
+        </w:trPr>
+        <w:tc>
+          <w:tcPr>
+            <w:tcW w:w="3823" w:type="dxa"/>
+            <w:tcBorders>
+              <w:top w:val="nil"/>
+              <w:left w:val="single" w:sz="4" w:space="0" w:color="494963"/>
+              <w:bottom w:val="single" w:sz="4" w:space="0" w:color="494963"/>
+              <w:right w:val="single" w:sz="4" w:space="0" w:color="494963"/>
+            </w:tcBorders>
+            <w:shd w:val="clear" w:color="auto" w:fill="auto"/>
+            <w:vAlign w:val="center"/>
+            <w:hideMark/>
+          </w:tcPr>
+          <w:p>
+            <w:pPr>
+              <w:spacing w:after="0" w:line="240" w:lineRule="auto"/>
+              <w:rPr>
+                <w:rFonts w:ascii="Arial" w:eastAsia="Times New Roman" w:hAnsi="Arial" w:cs="Arial"/>
+                <w:color w:val="494963"/>
+                <w:lang w:eastAsia="es-AR"/>
+              </w:rPr>
+            </w:pPr>
+            <w:r>
+              <w:rPr>
+                <w:rFonts w:ascii="Arial" w:eastAsia="Times New Roman" w:hAnsi="Arial" w:cs="Arial"/>
+                <w:color w:val="494963"/>
+                <w:lang w:eastAsia="es-AR"/>
+              </w:rPr>
+              <w:t> </w:t>
+            </w:r>
+          </w:p>
+        </w:tc>
+        <w:tc>
+          <w:tcPr>
+            <w:tcW w:w="4677" w:type="dxa"/>
+            <w:tcBorders>
+              <w:top w:val="nil"/>
+              <w:left w:val="nil"/>
+              <w:bottom w:val="nil"/>
+              <w:right w:val="single" w:sz="4" w:space="0" w:color="494963"/>
+            </w:tcBorders>
+            <w:shd w:val="clear" w:color="auto" w:fill="auto"/>
+            <w:vAlign w:val="center"/>
+            <w:hideMark/>
+          </w:tcPr>
+          <w:p>
+            <w:pPr>
+              <w:spacing w:after="0" w:line="240" w:lineRule="auto"/>
+              <w:rPr>
+                <w:rFonts w:ascii="Arial" w:eastAsia="Times New Roman" w:hAnsi="Arial" w:cs="Arial"/>
+                <w:color w:val="494963"/>
+                <w:lang w:eastAsia="es-AR"/>
+              </w:rPr>
+            </w:pPr>
+            <w:r>
+              <w:rPr>
+                <w:rFonts w:ascii="Arial" w:eastAsia="Times New Roman" w:hAnsi="Arial" w:cs="Arial"/>
+                <w:color w:val="494963"/>
+                <w:lang w:eastAsia="es-AR"/>
+              </w:rPr>
+              <w:t>- Gestión de Turnos</w:t>
+            </w:r>
+          </w:p>
+        </w:tc>
+      </w:tr>
+      <w:tr>
+        <w:trPr>
+          <w:trHeight w:val="346"/>
+        </w:trPr>
+        <w:tc>
+          <w:tcPr>
+            <w:tcW w:w="3823" w:type="dxa"/>
+            <w:tcBorders>
+              <w:top w:val="nil"/>
+              <w:left w:val="single" w:sz="4" w:space="0" w:color="494963"/>
+              <w:bottom w:val="nil"/>
+              <w:right w:val="nil"/>
+            </w:tcBorders>
+            <w:shd w:val="clear" w:color="auto" w:fill="auto"/>
+            <w:vAlign w:val="center"/>
+            <w:hideMark/>
+          </w:tcPr>
+          <w:p>
+            <w:pPr>
+              <w:spacing w:after="0" w:line="240" w:lineRule="auto"/>
+              <w:rPr>
+                <w:rFonts w:ascii="Arial" w:eastAsia="Times New Roman" w:hAnsi="Arial" w:cs="Arial"/>
+                <w:b/>
+                <w:bCs/>
+                <w:color w:val="494963"/>
+                <w:lang w:eastAsia="es-AR"/>
+              </w:rPr>
+            </w:pPr>
+            <w:r>
+              <w:rPr>
+                <w:rFonts w:ascii="Arial" w:eastAsia="Times New Roman" w:hAnsi="Arial" w:cs="Arial"/>
+                <w:b/>
+                <w:bCs/>
+                <w:color w:val="494963"/>
+                <w:lang w:eastAsia="es-AR"/>
+              </w:rPr>
+              <w:t>Módulo de Gestión de Entrevistas</w:t>
+            </w:r>
+          </w:p>
+        </w:tc>
+        <w:tc>
+          <w:tcPr>
+            <w:tcW w:w="4677" w:type="dxa"/>
+            <w:tcBorders>
+              <w:top w:val="single" w:sz="4" w:space="0" w:color="494963"/>
+              <w:left w:val="single" w:sz="4" w:space="0" w:color="494963"/>
+              <w:bottom w:val="nil"/>
+              <w:right w:val="single" w:sz="4" w:space="0" w:color="494963"/>
+            </w:tcBorders>
+            <w:shd w:val="clear" w:color="auto" w:fill="auto"/>
+            <w:vAlign w:val="center"/>
+            <w:hideMark/>
+          </w:tcPr>
+          <w:p>
+            <w:pPr>
+              <w:spacing w:after="0" w:line="240" w:lineRule="auto"/>
+              <w:rPr>
+                <w:rFonts w:ascii="Arial" w:eastAsia="Times New Roman" w:hAnsi="Arial" w:cs="Arial"/>
+                <w:color w:val="494963"/>
+                <w:lang w:eastAsia="es-AR"/>
+              </w:rPr>
+            </w:pPr>
+            <w:r>
+              <w:rPr>
+                <w:rFonts w:ascii="Arial" w:eastAsia="Times New Roman" w:hAnsi="Arial" w:cs="Arial"/>
+                <w:color w:val="494963"/>
+                <w:lang w:eastAsia="es-AR"/>
+              </w:rPr>
+              <w:t>- Organización por Bloques Horarios</w:t>
+            </w:r>
+          </w:p>
+        </w:tc>
+      </w:tr>
+      <w:tr>
+        <w:trPr>
+          <w:trHeight w:val="300"/>
+        </w:trPr>
+        <w:tc>
+          <w:tcPr>
+            <w:tcW w:w="3823" w:type="dxa"/>
+            <w:tcBorders>
+              <w:top w:val="nil"/>
+              <w:left w:val="single" w:sz="4" w:space="0" w:color="494963"/>
+              <w:bottom w:val="nil"/>
+              <w:right w:val="nil"/>
+            </w:tcBorders>
+            <w:shd w:val="clear" w:color="auto" w:fill="auto"/>
+            <w:vAlign w:val="center"/>
+            <w:hideMark/>
+          </w:tcPr>
+          <w:p>
+            <w:pPr>
+              <w:spacing w:after="0" w:line="240" w:lineRule="auto"/>
+              <w:rPr>
+                <w:rFonts w:ascii="Arial" w:eastAsia="Times New Roman" w:hAnsi="Arial" w:cs="Arial"/>
+                <w:color w:val="494963"/>
+                <w:lang w:eastAsia="es-AR"/>
+              </w:rPr>
+            </w:pPr>
+            <w:r>
+              <w:rPr>
+                <w:rFonts w:ascii="Arial" w:eastAsia="Times New Roman" w:hAnsi="Arial" w:cs="Arial"/>
+                <w:color w:val="494963"/>
+                <w:lang w:eastAsia="es-AR"/>
+              </w:rPr>
+              <w:t> </w:t>
+            </w:r>
+          </w:p>
+        </w:tc>
+        <w:tc>
+          <w:tcPr>
+            <w:tcW w:w="4677" w:type="dxa"/>
+            <w:tcBorders>
+              <w:top w:val="nil"/>
+              <w:left w:val="single" w:sz="4" w:space="0" w:color="494963"/>
+              <w:bottom w:val="nil"/>
+              <w:right w:val="single" w:sz="4" w:space="0" w:color="494963"/>
+            </w:tcBorders>
+            <w:shd w:val="clear" w:color="auto" w:fill="auto"/>
+            <w:vAlign w:val="center"/>
+            <w:hideMark/>
+          </w:tcPr>
+          <w:p>
+            <w:pPr>
+              <w:spacing w:after="0" w:line="240" w:lineRule="auto"/>
+              <w:rPr>
+                <w:rFonts w:ascii="Arial" w:eastAsia="Times New Roman" w:hAnsi="Arial" w:cs="Arial"/>
+                <w:color w:val="494963"/>
+                <w:lang w:eastAsia="es-AR"/>
+              </w:rPr>
+            </w:pPr>
+            <w:r>
+              <w:rPr>
+                <w:rFonts w:ascii="Arial" w:eastAsia="Times New Roman" w:hAnsi="Arial" w:cs="Arial"/>
+                <w:color w:val="494963"/>
+                <w:lang w:eastAsia="es-AR"/>
+              </w:rPr>
+              <w:t>- Control de Cupos</w:t>
+            </w:r>
+          </w:p>
+        </w:tc>
+      </w:tr>
+      <w:tr>
+        <w:trPr>
+          <w:trHeight w:val="300"/>
+        </w:trPr>
+        <w:tc>
+          <w:tcPr>
+            <w:tcW w:w="3823" w:type="dxa"/>
+            <w:tcBorders>
+              <w:top w:val="nil"/>
+              <w:left w:val="single" w:sz="4" w:space="0" w:color="494963"/>
+              <w:bottom w:val="nil"/>
+              <w:right w:val="nil"/>
+            </w:tcBorders>
+            <w:shd w:val="clear" w:color="auto" w:fill="auto"/>
+            <w:vAlign w:val="center"/>
+            <w:hideMark/>
+          </w:tcPr>
+          <w:p>
+            <w:pPr>
+              <w:spacing w:after="0" w:line="240" w:lineRule="auto"/>
+              <w:rPr>
+                <w:rFonts w:ascii="Arial" w:eastAsia="Times New Roman" w:hAnsi="Arial" w:cs="Arial"/>
+                <w:color w:val="494963"/>
+                <w:lang w:eastAsia="es-AR"/>
+              </w:rPr>
+            </w:pPr>
+            <w:r>
+              <w:rPr>
+                <w:rFonts w:ascii="Arial" w:eastAsia="Times New Roman" w:hAnsi="Arial" w:cs="Arial"/>
+                <w:color w:val="494963"/>
+                <w:lang w:eastAsia="es-AR"/>
+              </w:rPr>
+              <w:t> </w:t>
+            </w:r>
+          </w:p>
+        </w:tc>
+        <w:tc>
+          <w:tcPr>
+            <w:tcW w:w="4677" w:type="dxa"/>
+            <w:tcBorders>
+              <w:top w:val="nil"/>
+              <w:left w:val="single" w:sz="4" w:space="0" w:color="494963"/>
+              <w:bottom w:val="nil"/>
+              <w:right w:val="single" w:sz="4" w:space="0" w:color="494963"/>
+            </w:tcBorders>
+            <w:shd w:val="clear" w:color="auto" w:fill="auto"/>
+            <w:vAlign w:val="center"/>
+            <w:hideMark/>
+          </w:tcPr>
+          <w:p>
+            <w:pPr>
+              <w:spacing w:after="0" w:line="240" w:lineRule="auto"/>
+              <w:rPr>
+                <w:rFonts w:ascii="Arial" w:eastAsia="Times New Roman" w:hAnsi="Arial" w:cs="Arial"/>
+                <w:color w:val="494963"/>
+                <w:lang w:eastAsia="es-AR"/>
+              </w:rPr>
+            </w:pPr>
+            <w:r>
+              <w:rPr>
+                <w:rFonts w:ascii="Arial" w:eastAsia="Times New Roman" w:hAnsi="Arial" w:cs="Arial"/>
+                <w:color w:val="494963"/>
+                <w:lang w:eastAsia="es-AR"/>
+              </w:rPr>
+              <w:t>- Visualización y Exportación de Turnos</w:t>
+            </w:r>
+          </w:p>
+        </w:tc>
+      </w:tr>
+      <w:tr>
+        <w:trPr>
+          <w:trHeight w:val="300"/>
+        </w:trPr>
+        <w:tc>
+          <w:tcPr>
+            <w:tcW w:w="3823" w:type="dxa"/>
+            <w:tcBorders>
+              <w:top w:val="nil"/>
+              <w:left w:val="single" w:sz="4" w:space="0" w:color="494963"/>
+              <w:bottom w:val="nil"/>
+              <w:right w:val="nil"/>
+            </w:tcBorders>
+            <w:shd w:val="clear" w:color="auto" w:fill="auto"/>
+            <w:vAlign w:val="center"/>
+            <w:hideMark/>
+          </w:tcPr>
+          <w:p>
+            <w:pPr>
+              <w:spacing w:after="0" w:line="240" w:lineRule="auto"/>
+              <w:rPr>
+                <w:rFonts w:ascii="Arial" w:eastAsia="Times New Roman" w:hAnsi="Arial" w:cs="Arial"/>
+                <w:color w:val="494963"/>
+                <w:lang w:eastAsia="es-AR"/>
+              </w:rPr>
+            </w:pPr>
+            <w:r>
+              <w:rPr>
+                <w:rFonts w:ascii="Arial" w:eastAsia="Times New Roman" w:hAnsi="Arial" w:cs="Arial"/>
+                <w:color w:val="494963"/>
+                <w:lang w:eastAsia="es-AR"/>
+              </w:rPr>
+              <w:t> </w:t>
+            </w:r>
+          </w:p>
+        </w:tc>
+        <w:tc>
+          <w:tcPr>
+            <w:tcW w:w="4677" w:type="dxa"/>
+            <w:tcBorders>
+              <w:top w:val="nil"/>
+              <w:left w:val="single" w:sz="4" w:space="0" w:color="494963"/>
+              <w:bottom w:val="single" w:sz="4" w:space="0" w:color="494963"/>
+              <w:right w:val="single" w:sz="4" w:space="0" w:color="494963"/>
+            </w:tcBorders>
+            <w:shd w:val="clear" w:color="auto" w:fill="auto"/>
+            <w:vAlign w:val="center"/>
+            <w:hideMark/>
+          </w:tcPr>
+          <w:p>
+            <w:pPr>
+              <w:spacing w:after="0" w:line="240" w:lineRule="auto"/>
+              <w:rPr>
+                <w:rFonts w:ascii="Arial" w:eastAsia="Times New Roman" w:hAnsi="Arial" w:cs="Arial"/>
+                <w:color w:val="494963"/>
+                <w:lang w:eastAsia="es-AR"/>
+              </w:rPr>
+            </w:pPr>
+            <w:r>
+              <w:rPr>
+                <w:rFonts w:ascii="Arial" w:eastAsia="Times New Roman" w:hAnsi="Arial" w:cs="Arial"/>
+                <w:color w:val="494963"/>
+                <w:lang w:eastAsia="es-AR"/>
+              </w:rPr>
+              <w:t>- Generación de Informes</w:t>
+            </w:r>
+          </w:p>
+        </w:tc>
+      </w:tr>
+      <w:tr>
+        <w:trPr>
+          <w:trHeight w:val="300"/>
+        </w:trPr>
+        <w:tc>
+          <w:tcPr>
+            <w:tcW w:w="3823" w:type="dxa"/>
+            <w:tcBorders>
+              <w:top w:val="single" w:sz="4" w:space="0" w:color="494963"/>
+              <w:left w:val="single" w:sz="4" w:space="0" w:color="494963"/>
+              <w:bottom w:val="nil"/>
+              <w:right w:val="single" w:sz="4" w:space="0" w:color="494963"/>
+            </w:tcBorders>
+            <w:shd w:val="clear" w:color="auto" w:fill="auto"/>
+            <w:vAlign w:val="center"/>
+            <w:hideMark/>
+          </w:tcPr>
+          <w:p>
+            <w:pPr>
+              <w:spacing w:after="0" w:line="240" w:lineRule="auto"/>
+              <w:rPr>
+                <w:rFonts w:ascii="Arial" w:eastAsia="Times New Roman" w:hAnsi="Arial" w:cs="Arial"/>
+                <w:b/>
+                <w:bCs/>
+                <w:color w:val="494963"/>
+                <w:lang w:eastAsia="es-AR"/>
+              </w:rPr>
+            </w:pPr>
+            <w:r>
+              <w:rPr>
+                <w:rFonts w:ascii="Arial" w:eastAsia="Times New Roman" w:hAnsi="Arial" w:cs="Arial"/>
+                <w:b/>
+                <w:bCs/>
+                <w:color w:val="494963"/>
+                <w:lang w:eastAsia="es-AR"/>
+              </w:rPr>
+              <w:t>Proceso de Filtrado Automático</w:t>
+            </w:r>
+          </w:p>
+        </w:tc>
+        <w:tc>
+          <w:tcPr>
+            <w:tcW w:w="4677" w:type="dxa"/>
+            <w:tcBorders>
+              <w:top w:val="nil"/>
+              <w:left w:val="nil"/>
+              <w:bottom w:val="nil"/>
+              <w:right w:val="single" w:sz="4" w:space="0" w:color="494963"/>
+            </w:tcBorders>
+            <w:shd w:val="clear" w:color="auto" w:fill="auto"/>
+            <w:vAlign w:val="center"/>
+            <w:hideMark/>
+          </w:tcPr>
+          <w:p>
+            <w:pPr>
+              <w:spacing w:after="0" w:line="240" w:lineRule="auto"/>
+              <w:rPr>
+                <w:rFonts w:ascii="Arial" w:eastAsia="Times New Roman" w:hAnsi="Arial" w:cs="Arial"/>
+                <w:color w:val="494963"/>
+                <w:lang w:eastAsia="es-AR"/>
+              </w:rPr>
+            </w:pPr>
+            <w:r>
+              <w:rPr>
+                <w:rFonts w:ascii="Arial" w:eastAsia="Times New Roman" w:hAnsi="Arial" w:cs="Arial"/>
+                <w:color w:val="494963"/>
+                <w:lang w:eastAsia="es-AR"/>
+              </w:rPr>
+              <w:t>- Validación de Requisitos de Experiencia</w:t>
+            </w:r>
+          </w:p>
+        </w:tc>
+      </w:tr>
+      <w:tr>
+        <w:trPr>
+          <w:trHeight w:val="300"/>
+        </w:trPr>
+        <w:tc>
+          <w:tcPr>
+            <w:tcW w:w="3823" w:type="dxa"/>
+            <w:tcBorders>
+              <w:top w:val="nil"/>
+              <w:left w:val="single" w:sz="4" w:space="0" w:color="494963"/>
+              <w:bottom w:val="nil"/>
+              <w:right w:val="single" w:sz="4" w:space="0" w:color="494963"/>
+            </w:tcBorders>
+            <w:shd w:val="clear" w:color="auto" w:fill="auto"/>
+            <w:vAlign w:val="center"/>
+            <w:hideMark/>
+          </w:tcPr>
+          <w:p>
+            <w:pPr>
+              <w:spacing w:after="0" w:line="240" w:lineRule="auto"/>
+              <w:rPr>
+                <w:rFonts w:ascii="Arial" w:eastAsia="Times New Roman" w:hAnsi="Arial" w:cs="Arial"/>
+                <w:color w:val="494963"/>
+                <w:lang w:eastAsia="es-AR"/>
+              </w:rPr>
+            </w:pPr>
+            <w:r>
+              <w:rPr>
+                <w:rFonts w:ascii="Arial" w:eastAsia="Times New Roman" w:hAnsi="Arial" w:cs="Arial"/>
+                <w:color w:val="494963"/>
+                <w:lang w:eastAsia="es-AR"/>
+              </w:rPr>
+              <w:t> </w:t>
+            </w:r>
+          </w:p>
+        </w:tc>
+        <w:tc>
+          <w:tcPr>
+            <w:tcW w:w="4677" w:type="dxa"/>
+            <w:tcBorders>
+              <w:top w:val="nil"/>
+              <w:left w:val="nil"/>
+              <w:bottom w:val="nil"/>
+              <w:right w:val="single" w:sz="4" w:space="0" w:color="494963"/>
+            </w:tcBorders>
+            <w:shd w:val="clear" w:color="auto" w:fill="auto"/>
+            <w:vAlign w:val="center"/>
+            <w:hideMark/>
+          </w:tcPr>
+          <w:p>
+            <w:pPr>
+              <w:spacing w:after="0" w:line="240" w:lineRule="auto"/>
+              <w:rPr>
+                <w:rFonts w:ascii="Arial" w:eastAsia="Times New Roman" w:hAnsi="Arial" w:cs="Arial"/>
+                <w:color w:val="494963"/>
+                <w:lang w:eastAsia="es-AR"/>
+              </w:rPr>
+            </w:pPr>
+            <w:r>
+              <w:rPr>
+                <w:rFonts w:ascii="Arial" w:eastAsia="Times New Roman" w:hAnsi="Arial" w:cs="Arial"/>
+                <w:color w:val="494963"/>
+                <w:lang w:eastAsia="es-AR"/>
+              </w:rPr>
+              <w:t>- Validación por Localidad</w:t>
+            </w:r>
+          </w:p>
+        </w:tc>
+      </w:tr>
+      <w:tr>
+        <w:trPr>
+          <w:trHeight w:val="300"/>
+        </w:trPr>
+        <w:tc>
+          <w:tcPr>
+            <w:tcW w:w="3823" w:type="dxa"/>
+            <w:tcBorders>
+              <w:top w:val="nil"/>
+              <w:left w:val="single" w:sz="4" w:space="0" w:color="494963"/>
+              <w:bottom w:val="nil"/>
+              <w:right w:val="single" w:sz="4" w:space="0" w:color="494963"/>
+            </w:tcBorders>
+            <w:shd w:val="clear" w:color="auto" w:fill="auto"/>
+            <w:vAlign w:val="center"/>
+            <w:hideMark/>
+          </w:tcPr>
+          <w:p>
+            <w:pPr>
+              <w:spacing w:after="0" w:line="240" w:lineRule="auto"/>
+              <w:rPr>
+                <w:rFonts w:ascii="Arial" w:eastAsia="Times New Roman" w:hAnsi="Arial" w:cs="Arial"/>
+                <w:color w:val="494963"/>
+                <w:lang w:eastAsia="es-AR"/>
+              </w:rPr>
+            </w:pPr>
+            <w:r>
+              <w:rPr>
+                <w:rFonts w:ascii="Arial" w:eastAsia="Times New Roman" w:hAnsi="Arial" w:cs="Arial"/>
+                <w:color w:val="494963"/>
+                <w:lang w:eastAsia="es-AR"/>
+              </w:rPr>
+              <w:t> </w:t>
+            </w:r>
+          </w:p>
+        </w:tc>
+        <w:tc>
+          <w:tcPr>
+            <w:tcW w:w="4677" w:type="dxa"/>
+            <w:tcBorders>
+              <w:top w:val="nil"/>
+              <w:left w:val="nil"/>
+              <w:bottom w:val="nil"/>
+              <w:right w:val="single" w:sz="4" w:space="0" w:color="494963"/>
+            </w:tcBorders>
+            <w:shd w:val="clear" w:color="auto" w:fill="auto"/>
+            <w:vAlign w:val="center"/>
+            <w:hideMark/>
+          </w:tcPr>
+          <w:p>
+            <w:pPr>
+              <w:spacing w:after="0" w:line="240" w:lineRule="auto"/>
+              <w:rPr>
+                <w:rFonts w:ascii="Arial" w:eastAsia="Times New Roman" w:hAnsi="Arial" w:cs="Arial"/>
+                <w:color w:val="494963"/>
+                <w:lang w:eastAsia="es-AR"/>
+              </w:rPr>
+            </w:pPr>
+            <w:r>
+              <w:rPr>
+                <w:rFonts w:ascii="Arial" w:eastAsia="Times New Roman" w:hAnsi="Arial" w:cs="Arial"/>
+                <w:color w:val="494963"/>
+                <w:lang w:eastAsia="es-AR"/>
+              </w:rPr>
+              <w:t>- Validación de Educación Mínima</w:t>
+            </w:r>
+          </w:p>
+          <w:p>
+            <w:pPr>
+              <w:spacing w:after="0" w:line="240" w:lineRule="auto"/>
+              <w:rPr>
+                <w:rFonts w:ascii="Arial" w:eastAsia="Times New Roman" w:hAnsi="Arial" w:cs="Arial"/>
+                <w:color w:val="494963"/>
+                <w:lang w:eastAsia="es-AR"/>
+              </w:rPr>
+            </w:pPr>
+            <w:r>
+              <w:rPr>
+                <w:rFonts w:ascii="Arial" w:eastAsia="Times New Roman" w:hAnsi="Arial" w:cs="Arial"/>
+                <w:color w:val="494963"/>
+                <w:lang w:eastAsia="es-AR"/>
+              </w:rPr>
+              <w:t>- Validación por Edad</w:t>
+            </w:r>
+          </w:p>
+        </w:tc>
+      </w:tr>
+      <w:tr>
+        <w:trPr>
+          <w:trHeight w:val="300"/>
+        </w:trPr>
+        <w:tc>
+          <w:tcPr>
+            <w:tcW w:w="3823" w:type="dxa"/>
+            <w:tcBorders>
+              <w:top w:val="nil"/>
+              <w:left w:val="single" w:sz="4" w:space="0" w:color="494963"/>
+              <w:bottom w:val="single" w:sz="4" w:space="0" w:color="494963"/>
+              <w:right w:val="single" w:sz="4" w:space="0" w:color="494963"/>
+            </w:tcBorders>
+            <w:shd w:val="clear" w:color="auto" w:fill="auto"/>
+            <w:vAlign w:val="center"/>
+            <w:hideMark/>
+          </w:tcPr>
+          <w:p>
+            <w:pPr>
+              <w:spacing w:after="0" w:line="240" w:lineRule="auto"/>
+              <w:rPr>
+                <w:rFonts w:ascii="Arial" w:eastAsia="Times New Roman" w:hAnsi="Arial" w:cs="Arial"/>
+                <w:color w:val="494963"/>
+                <w:lang w:eastAsia="es-AR"/>
+              </w:rPr>
+            </w:pPr>
+            <w:r>
+              <w:rPr>
+                <w:rFonts w:ascii="Arial" w:eastAsia="Times New Roman" w:hAnsi="Arial" w:cs="Arial"/>
+                <w:color w:val="494963"/>
+                <w:lang w:eastAsia="es-AR"/>
+              </w:rPr>
+              <w:t> </w:t>
+            </w:r>
+          </w:p>
+        </w:tc>
+        <w:tc>
+          <w:tcPr>
+            <w:tcW w:w="4677" w:type="dxa"/>
+            <w:tcBorders>
+              <w:top w:val="nil"/>
+              <w:left w:val="nil"/>
+              <w:bottom w:val="single" w:sz="4" w:space="0" w:color="494963"/>
+              <w:right w:val="single" w:sz="4" w:space="0" w:color="494963"/>
+            </w:tcBorders>
+            <w:shd w:val="clear" w:color="auto" w:fill="auto"/>
+            <w:vAlign w:val="center"/>
+            <w:hideMark/>
+          </w:tcPr>
+          <w:p>
+            <w:pPr>
+              <w:spacing w:after="0" w:line="240" w:lineRule="auto"/>
+              <w:rPr>
+                <w:rFonts w:ascii="Arial" w:eastAsia="Times New Roman" w:hAnsi="Arial" w:cs="Arial"/>
+                <w:color w:val="494963"/>
+                <w:lang w:eastAsia="es-AR"/>
+              </w:rPr>
+            </w:pPr>
+            <w:r>
+              <w:rPr>
+                <w:rFonts w:ascii="Arial" w:eastAsia="Times New Roman" w:hAnsi="Arial" w:cs="Arial"/>
+                <w:color w:val="494963"/>
+                <w:lang w:eastAsia="es-AR"/>
+              </w:rPr>
+              <w:t>- Notificación de Estado de Postulación</w:t>
+            </w:r>
+          </w:p>
+        </w:tc>
+      </w:tr>
+    </w:tbl>
     <w:p>
       <w:pPr>
         <w:spacing w:before="100" w:beforeAutospacing="1" w:after="100" w:afterAutospacing="1" w:line="240" w:lineRule="auto"/>
         <w:outlineLvl w:val="2"/>
         <w:rPr>
-          <w:rStyle w:val="tempCar"/>
-          <w:rFonts w:eastAsiaTheme="minorHAnsi"/>
-          <w:sz w:val="24"/>
-        </w:rPr>
-      </w:pPr>
-      <w:r>
-        <w:rPr>
-          <w:rFonts w:ascii="Inter" w:eastAsia="Times New Roman" w:hAnsi="Inter" w:cs="Times New Roman"/>
-          <w:bCs/>
-          <w:color w:val="494963"/>
-          <w:sz w:val="24"/>
-          <w:szCs w:val="27"/>
-          <w:lang w:eastAsia="es-AR"/>
-        </w:rPr>
-        <w:t xml:space="preserve">1. </w:t>
-      </w:r>
-      <w:r>
-        <w:rPr>
-          <w:rFonts w:ascii="Inter" w:eastAsia="Times New Roman" w:hAnsi="Inter" w:cs="Times New Roman"/>
-          <w:bCs/>
-          <w:color w:val="494963"/>
-          <w:sz w:val="24"/>
-          <w:szCs w:val="27"/>
-          <w:lang w:eastAsia="es-AR"/>
-        </w:rPr>
-        <w:t xml:space="preserve">Módulo de </w:t>
-      </w:r>
-      <w:r>
-        <w:rPr>
-          <w:rStyle w:val="tempCar"/>
-          <w:rFonts w:eastAsiaTheme="minorHAnsi"/>
-          <w:b w:val="0"/>
-          <w:sz w:val="24"/>
-        </w:rPr>
-        <w:t>Empresas</w:t>
-      </w:r>
-    </w:p>
-    <w:p>
-      <w:pPr>
-        <w:spacing w:before="100" w:beforeAutospacing="1" w:after="100" w:afterAutospacing="1" w:line="240" w:lineRule="auto"/>
-        <w:outlineLvl w:val="2"/>
-        <w:rPr>
-          <w:rFonts w:ascii="Inter" w:eastAsia="Times New Roman" w:hAnsi="Inter" w:cs="Times New Roman"/>
-          <w:bCs/>
-          <w:color w:val="494963"/>
-          <w:sz w:val="24"/>
-          <w:szCs w:val="27"/>
-          <w:lang w:eastAsia="es-AR"/>
-        </w:rPr>
-      </w:pPr>
-      <w:r>
-        <w:rPr>
-          <w:rFonts w:ascii="Inter" w:eastAsia="Times New Roman" w:hAnsi="Inter" w:cs="Times New Roman"/>
-          <w:bCs/>
-          <w:color w:val="494963"/>
-          <w:sz w:val="24"/>
-          <w:szCs w:val="27"/>
-          <w:lang w:eastAsia="es-AR"/>
-        </w:rPr>
-        <w:t xml:space="preserve">2. </w:t>
-      </w:r>
-      <w:r>
-        <w:rPr>
-          <w:rFonts w:ascii="Inter" w:eastAsia="Times New Roman" w:hAnsi="Inter" w:cs="Times New Roman"/>
-          <w:bCs/>
-          <w:color w:val="494963"/>
-          <w:sz w:val="24"/>
-          <w:szCs w:val="27"/>
-          <w:lang w:eastAsia="es-AR"/>
-        </w:rPr>
-        <w:t>Módulo de Postulantes</w:t>
-      </w:r>
-    </w:p>
-    <w:p>
-      <w:pPr>
-        <w:spacing w:before="100" w:beforeAutospacing="1" w:after="100" w:afterAutospacing="1" w:line="240" w:lineRule="auto"/>
-        <w:outlineLvl w:val="2"/>
-        <w:rPr>
-          <w:rFonts w:ascii="Inter" w:eastAsia="Times New Roman" w:hAnsi="Inter" w:cs="Times New Roman"/>
-          <w:bCs/>
-          <w:color w:val="494963"/>
-          <w:sz w:val="24"/>
-          <w:szCs w:val="27"/>
-          <w:lang w:eastAsia="es-AR"/>
-        </w:rPr>
-      </w:pPr>
-      <w:r>
-        <w:rPr>
-          <w:rFonts w:ascii="Inter" w:eastAsia="Times New Roman" w:hAnsi="Inter" w:cs="Times New Roman"/>
-          <w:bCs/>
-          <w:color w:val="494963"/>
-          <w:sz w:val="24"/>
-          <w:szCs w:val="27"/>
-          <w:lang w:eastAsia="es-AR"/>
-        </w:rPr>
-        <w:t xml:space="preserve">3. </w:t>
-      </w:r>
-      <w:r>
-        <w:rPr>
-          <w:rFonts w:ascii="Inter" w:eastAsia="Times New Roman" w:hAnsi="Inter" w:cs="Times New Roman"/>
-          <w:bCs/>
-          <w:color w:val="494963"/>
-          <w:sz w:val="24"/>
-          <w:szCs w:val="27"/>
-          <w:lang w:eastAsia="es-AR"/>
-        </w:rPr>
-        <w:t>Módulo de Gestión de Entrevistas</w:t>
-      </w:r>
-    </w:p>
-    <w:p>
-      <w:pPr>
-        <w:spacing w:before="100" w:beforeAutospacing="1" w:after="100" w:afterAutospacing="1" w:line="240" w:lineRule="auto"/>
-        <w:outlineLvl w:val="2"/>
-        <w:rPr>
-          <w:rFonts w:ascii="Inter" w:eastAsia="Times New Roman" w:hAnsi="Inter" w:cs="Times New Roman"/>
-          <w:bCs/>
-          <w:color w:val="494963"/>
-          <w:sz w:val="24"/>
-          <w:szCs w:val="27"/>
-          <w:lang w:eastAsia="es-AR"/>
-        </w:rPr>
-      </w:pPr>
-      <w:r>
-        <w:rPr>
-          <w:rFonts w:ascii="Inter" w:eastAsia="Times New Roman" w:hAnsi="Inter" w:cs="Times New Roman"/>
-          <w:bCs/>
-          <w:color w:val="494963"/>
-          <w:sz w:val="24"/>
-          <w:szCs w:val="27"/>
-          <w:lang w:eastAsia="es-AR"/>
-        </w:rPr>
-        <w:t xml:space="preserve">4. </w:t>
-      </w:r>
-      <w:r>
-        <w:rPr>
-          <w:rFonts w:ascii="Inter" w:eastAsia="Times New Roman" w:hAnsi="Inter" w:cs="Times New Roman"/>
-          <w:bCs/>
-          <w:color w:val="494963"/>
-          <w:sz w:val="24"/>
-          <w:szCs w:val="27"/>
-          <w:lang w:eastAsia="es-AR"/>
-        </w:rPr>
-        <w:t>Proceso de Filtrado Automático</w:t>
-      </w:r>
-    </w:p>
-    <w:p>
-      <w:pPr>
-        <w:spacing w:before="100" w:beforeAutospacing="1" w:after="100" w:afterAutospacing="1" w:line="240" w:lineRule="auto"/>
-        <w:outlineLvl w:val="2"/>
-        <w:rPr>
-          <w:rFonts w:ascii="Inter" w:eastAsia="Times New Roman" w:hAnsi="Inter" w:cs="Times New Roman"/>
-          <w:bCs/>
-          <w:color w:val="494963"/>
-          <w:sz w:val="24"/>
-          <w:szCs w:val="27"/>
-          <w:lang w:eastAsia="es-AR"/>
-        </w:rPr>
-      </w:pPr>
-      <w:r>
-        <w:rPr>
-          <w:rFonts w:ascii="Inter" w:eastAsia="Times New Roman" w:hAnsi="Inter" w:cs="Times New Roman"/>
-          <w:bCs/>
-          <w:color w:val="494963"/>
-          <w:sz w:val="24"/>
-          <w:szCs w:val="27"/>
-          <w:lang w:eastAsia="es-AR"/>
-        </w:rPr>
-        <w:t xml:space="preserve">5. </w:t>
-      </w:r>
-      <w:r>
-        <w:rPr>
-          <w:rFonts w:ascii="Inter" w:eastAsia="Times New Roman" w:hAnsi="Inter" w:cs="Times New Roman"/>
-          <w:bCs/>
-          <w:color w:val="494963"/>
-          <w:sz w:val="24"/>
-          <w:szCs w:val="27"/>
-          <w:lang w:eastAsia="es-AR"/>
-        </w:rPr>
-        <w:t>Modelo de Datos</w:t>
-      </w:r>
-      <w:r>
-        <w:rPr>
-          <w:rFonts w:ascii="Inter" w:eastAsia="Times New Roman" w:hAnsi="Inter" w:cs="Times New Roman"/>
-          <w:bCs/>
-          <w:color w:val="494963"/>
-          <w:sz w:val="24"/>
-          <w:szCs w:val="27"/>
-          <w:lang w:eastAsia="es-AR"/>
-        </w:rPr>
-        <w:t xml:space="preserve"> (ejemplo)</w:t>
-      </w:r>
-    </w:p>
-    <w:p>
-      <w:pPr>
-        <w:spacing w:before="100" w:beforeAutospacing="1" w:after="100" w:afterAutospacing="1" w:line="240" w:lineRule="auto"/>
-        <w:outlineLvl w:val="2"/>
-        <w:rPr>
-          <w:rFonts w:ascii="Inter" w:eastAsia="Times New Roman" w:hAnsi="Inter" w:cs="Times New Roman"/>
-          <w:bCs/>
-          <w:color w:val="494963"/>
-          <w:sz w:val="24"/>
-          <w:szCs w:val="27"/>
-          <w:lang w:eastAsia="es-AR"/>
-        </w:rPr>
-      </w:pPr>
-      <w:r>
-        <w:rPr>
-          <w:rFonts w:ascii="Inter" w:eastAsia="Times New Roman" w:hAnsi="Inter" w:cs="Times New Roman"/>
-          <w:bCs/>
-          <w:color w:val="494963"/>
-          <w:sz w:val="24"/>
-          <w:szCs w:val="27"/>
-          <w:lang w:eastAsia="es-AR"/>
-        </w:rPr>
-        <w:t xml:space="preserve">6. </w:t>
-      </w:r>
-      <w:r>
-        <w:rPr>
-          <w:rFonts w:ascii="Inter" w:eastAsia="Times New Roman" w:hAnsi="Inter" w:cs="Times New Roman"/>
-          <w:bCs/>
-          <w:color w:val="494963"/>
-          <w:sz w:val="24"/>
-          <w:szCs w:val="27"/>
-          <w:lang w:eastAsia="es-AR"/>
-        </w:rPr>
-        <w:t>Flujo General del Sistema</w:t>
-      </w:r>
-    </w:p>
-    <w:p>
-      <w:pPr>
-        <w:rPr>
-          <w:rFonts w:ascii="Inter" w:eastAsia="Times New Roman" w:hAnsi="Inter" w:cs="Times New Roman"/>
+          <w:rFonts w:ascii="Arial" w:eastAsia="Times New Roman" w:hAnsi="Arial" w:cs="Arial"/>
           <w:b/>
           <w:bCs/>
           <w:color w:val="494963"/>
@@ -409,9 +1559,11 @@
           <w:lang w:eastAsia="es-AR"/>
         </w:rPr>
       </w:pPr>
-      <w:r>
-        <w:rPr>
-          <w:rFonts w:ascii="Inter" w:eastAsia="Times New Roman" w:hAnsi="Inter" w:cs="Times New Roman"/>
+    </w:p>
+    <w:p>
+      <w:pPr>
+        <w:rPr>
+          <w:rFonts w:ascii="Arial" w:eastAsia="Times New Roman" w:hAnsi="Arial" w:cs="Arial"/>
           <w:b/>
           <w:bCs/>
           <w:color w:val="494963"/>
@@ -419,15 +1571,10 @@
           <w:szCs w:val="27"/>
           <w:lang w:eastAsia="es-AR"/>
         </w:rPr>
-        <w:br w:type="page"/>
-      </w:r>
-    </w:p>
-    <w:p>
-      <w:pPr>
-        <w:spacing w:before="100" w:beforeAutospacing="1" w:after="100" w:afterAutospacing="1" w:line="240" w:lineRule="auto"/>
-        <w:outlineLvl w:val="2"/>
-        <w:rPr>
-          <w:rFonts w:ascii="Inter" w:eastAsia="Times New Roman" w:hAnsi="Inter" w:cs="Times New Roman"/>
+      </w:pPr>
+      <w:r>
+        <w:rPr>
+          <w:rFonts w:ascii="Arial" w:eastAsia="Times New Roman" w:hAnsi="Arial" w:cs="Arial"/>
           <w:b/>
           <w:bCs/>
           <w:color w:val="494963"/>
@@ -435,10 +1582,11 @@
           <w:szCs w:val="27"/>
           <w:lang w:eastAsia="es-AR"/>
         </w:rPr>
-      </w:pPr>
-      <w:r>
-        <w:rPr>
-          <w:rFonts w:ascii="Inter" w:eastAsia="Times New Roman" w:hAnsi="Inter" w:cs="Times New Roman"/>
+        <w:br w:type="page"/>
+      </w:r>
+      <w:r>
+        <w:rPr>
+          <w:rFonts w:ascii="Arial" w:eastAsia="Times New Roman" w:hAnsi="Arial" w:cs="Arial"/>
           <w:b/>
           <w:bCs/>
           <w:color w:val="494963"/>
@@ -452,7 +1600,7 @@
       <w:r>
         <w:rPr>
           <w:rStyle w:val="tempCar"/>
-          <w:rFonts w:eastAsiaTheme="minorHAnsi"/>
+          <w:rFonts w:ascii="Arial" w:eastAsiaTheme="minorHAnsi" w:hAnsi="Arial" w:cs="Arial"/>
         </w:rPr>
         <w:t>Empresas</w:t>
       </w:r>
@@ -461,16 +1609,16 @@
       <w:pPr>
         <w:spacing w:before="100" w:beforeAutospacing="1" w:after="100" w:afterAutospacing="1" w:line="240" w:lineRule="auto"/>
         <w:rPr>
-          <w:rFonts w:ascii="Inter" w:eastAsia="Times New Roman" w:hAnsi="Inter" w:cs="Times New Roman"/>
-          <w:color w:val="494963"/>
-          <w:sz w:val="24"/>
-          <w:szCs w:val="24"/>
-          <w:lang w:eastAsia="es-AR"/>
-        </w:rPr>
-      </w:pPr>
-      <w:r>
-        <w:rPr>
-          <w:rFonts w:ascii="Inter" w:eastAsia="Times New Roman" w:hAnsi="Inter" w:cs="Times New Roman"/>
+          <w:rFonts w:ascii="Arial" w:eastAsia="Times New Roman" w:hAnsi="Arial" w:cs="Arial"/>
+          <w:color w:val="494963"/>
+          <w:sz w:val="24"/>
+          <w:szCs w:val="24"/>
+          <w:lang w:eastAsia="es-AR"/>
+        </w:rPr>
+      </w:pPr>
+      <w:r>
+        <w:rPr>
+          <w:rFonts w:ascii="Arial" w:eastAsia="Times New Roman" w:hAnsi="Arial" w:cs="Arial"/>
           <w:color w:val="494963"/>
           <w:sz w:val="24"/>
           <w:szCs w:val="24"/>
@@ -487,16 +1635,16 @@
         </w:numPr>
         <w:spacing w:before="100" w:beforeAutospacing="1" w:after="100" w:afterAutospacing="1" w:line="240" w:lineRule="auto"/>
         <w:rPr>
-          <w:rFonts w:ascii="Inter" w:eastAsia="Times New Roman" w:hAnsi="Inter" w:cs="Times New Roman"/>
-          <w:color w:val="494963"/>
-          <w:sz w:val="24"/>
-          <w:szCs w:val="24"/>
-          <w:lang w:eastAsia="es-AR"/>
-        </w:rPr>
-      </w:pPr>
-      <w:r>
-        <w:rPr>
-          <w:rFonts w:ascii="Inter" w:eastAsia="Times New Roman" w:hAnsi="Inter" w:cs="Times New Roman"/>
+          <w:rFonts w:ascii="Arial" w:eastAsia="Times New Roman" w:hAnsi="Arial" w:cs="Arial"/>
+          <w:color w:val="494963"/>
+          <w:sz w:val="24"/>
+          <w:szCs w:val="24"/>
+          <w:lang w:eastAsia="es-AR"/>
+        </w:rPr>
+      </w:pPr>
+      <w:r>
+        <w:rPr>
+          <w:rFonts w:ascii="Arial" w:eastAsia="Times New Roman" w:hAnsi="Arial" w:cs="Arial"/>
           <w:b/>
           <w:bCs/>
           <w:color w:val="494963"/>
@@ -508,7 +1656,7 @@
       </w:r>
       <w:r>
         <w:rPr>
-          <w:rFonts w:ascii="Inter" w:eastAsia="Times New Roman" w:hAnsi="Inter" w:cs="Times New Roman"/>
+          <w:rFonts w:ascii="Arial" w:eastAsia="Times New Roman" w:hAnsi="Arial" w:cs="Arial"/>
           <w:color w:val="494963"/>
           <w:sz w:val="24"/>
           <w:szCs w:val="24"/>
@@ -525,16 +1673,16 @@
         </w:numPr>
         <w:spacing w:before="100" w:beforeAutospacing="1" w:after="100" w:afterAutospacing="1" w:line="240" w:lineRule="auto"/>
         <w:rPr>
-          <w:rFonts w:ascii="Inter" w:eastAsia="Times New Roman" w:hAnsi="Inter" w:cs="Times New Roman"/>
-          <w:color w:val="494963"/>
-          <w:sz w:val="24"/>
-          <w:szCs w:val="24"/>
-          <w:lang w:eastAsia="es-AR"/>
-        </w:rPr>
-      </w:pPr>
-      <w:r>
-        <w:rPr>
-          <w:rFonts w:ascii="Inter" w:eastAsia="Times New Roman" w:hAnsi="Inter" w:cs="Times New Roman"/>
+          <w:rFonts w:ascii="Arial" w:eastAsia="Times New Roman" w:hAnsi="Arial" w:cs="Arial"/>
+          <w:color w:val="494963"/>
+          <w:sz w:val="24"/>
+          <w:szCs w:val="24"/>
+          <w:lang w:eastAsia="es-AR"/>
+        </w:rPr>
+      </w:pPr>
+      <w:r>
+        <w:rPr>
+          <w:rFonts w:ascii="Arial" w:eastAsia="Times New Roman" w:hAnsi="Arial" w:cs="Arial"/>
           <w:b/>
           <w:bCs/>
           <w:color w:val="494963"/>
@@ -546,7 +1694,7 @@
       </w:r>
       <w:r>
         <w:rPr>
-          <w:rFonts w:ascii="Inter" w:eastAsia="Times New Roman" w:hAnsi="Inter" w:cs="Times New Roman"/>
+          <w:rFonts w:ascii="Arial" w:eastAsia="Times New Roman" w:hAnsi="Arial" w:cs="Arial"/>
           <w:color w:val="494963"/>
           <w:sz w:val="24"/>
           <w:szCs w:val="24"/>
@@ -563,16 +1711,16 @@
         </w:numPr>
         <w:spacing w:before="100" w:beforeAutospacing="1" w:after="100" w:afterAutospacing="1" w:line="240" w:lineRule="auto"/>
         <w:rPr>
-          <w:rFonts w:ascii="Inter" w:eastAsia="Times New Roman" w:hAnsi="Inter" w:cs="Times New Roman"/>
-          <w:color w:val="494963"/>
-          <w:sz w:val="24"/>
-          <w:szCs w:val="24"/>
-          <w:lang w:eastAsia="es-AR"/>
-        </w:rPr>
-      </w:pPr>
-      <w:r>
-        <w:rPr>
-          <w:rFonts w:ascii="Inter" w:eastAsia="Times New Roman" w:hAnsi="Inter" w:cs="Times New Roman"/>
+          <w:rFonts w:ascii="Arial" w:eastAsia="Times New Roman" w:hAnsi="Arial" w:cs="Arial"/>
+          <w:color w:val="494963"/>
+          <w:sz w:val="24"/>
+          <w:szCs w:val="24"/>
+          <w:lang w:eastAsia="es-AR"/>
+        </w:rPr>
+      </w:pPr>
+      <w:r>
+        <w:rPr>
+          <w:rFonts w:ascii="Arial" w:eastAsia="Times New Roman" w:hAnsi="Arial" w:cs="Arial"/>
           <w:color w:val="494963"/>
           <w:sz w:val="24"/>
           <w:szCs w:val="24"/>
@@ -589,42 +1737,22 @@
         </w:numPr>
         <w:spacing w:before="100" w:beforeAutospacing="1" w:after="100" w:afterAutospacing="1" w:line="240" w:lineRule="auto"/>
         <w:rPr>
-          <w:rFonts w:ascii="Inter" w:eastAsia="Times New Roman" w:hAnsi="Inter" w:cs="Times New Roman"/>
-          <w:color w:val="494963"/>
-          <w:sz w:val="24"/>
-          <w:szCs w:val="24"/>
-          <w:lang w:eastAsia="es-AR"/>
-        </w:rPr>
-      </w:pPr>
-      <w:r>
-        <w:rPr>
-          <w:rFonts w:ascii="Inter" w:eastAsia="Times New Roman" w:hAnsi="Inter" w:cs="Times New Roman"/>
-          <w:color w:val="494963"/>
-          <w:sz w:val="24"/>
-          <w:szCs w:val="24"/>
-          <w:lang w:eastAsia="es-AR"/>
-        </w:rPr>
-        <w:t xml:space="preserve">Definición de criterios de filtrado: La empresa puede establecer filtros automáticos (por ejemplo, "con 2 años de experiencia", "residencia en </w:t>
-      </w:r>
-      <w:r>
-        <w:rPr>
-          <w:rFonts w:ascii="Inter" w:eastAsia="Times New Roman" w:hAnsi="Inter" w:cs="Times New Roman"/>
-          <w:color w:val="494963"/>
-          <w:sz w:val="24"/>
-          <w:szCs w:val="24"/>
-          <w:lang w:eastAsia="es-AR"/>
-        </w:rPr>
-        <w:t>Santa Fe</w:t>
-      </w:r>
-      <w:r>
-        <w:rPr>
-          <w:rFonts w:ascii="Inter" w:eastAsia="Times New Roman" w:hAnsi="Inter" w:cs="Times New Roman"/>
-          <w:color w:val="494963"/>
-          <w:sz w:val="24"/>
-          <w:szCs w:val="24"/>
-          <w:lang w:eastAsia="es-AR"/>
-        </w:rPr>
-        <w:t>", etc.) que los postulantes deben cumplir para que su candidatura sea aceptada.</w:t>
+          <w:rFonts w:ascii="Arial" w:eastAsia="Times New Roman" w:hAnsi="Arial" w:cs="Arial"/>
+          <w:color w:val="494963"/>
+          <w:sz w:val="24"/>
+          <w:szCs w:val="24"/>
+          <w:lang w:eastAsia="es-AR"/>
+        </w:rPr>
+      </w:pPr>
+      <w:r>
+        <w:rPr>
+          <w:rFonts w:ascii="Arial" w:eastAsia="Times New Roman" w:hAnsi="Arial" w:cs="Arial"/>
+          <w:color w:val="494963"/>
+          <w:sz w:val="24"/>
+          <w:szCs w:val="24"/>
+          <w:lang w:eastAsia="es-AR"/>
+        </w:rPr>
+        <w:t>Definición de criterios de filtrado: La empresa puede establecer filtros automáticos (por ejemplo, "con 2 años de experiencia", "residencia en Santa Fe", etc.) que los postulantes deben cumplir para que su candidatura sea aceptada.</w:t>
       </w:r>
     </w:p>
     <w:p>
@@ -635,16 +1763,16 @@
         </w:numPr>
         <w:spacing w:before="100" w:beforeAutospacing="1" w:after="100" w:afterAutospacing="1" w:line="240" w:lineRule="auto"/>
         <w:rPr>
-          <w:rFonts w:ascii="Inter" w:eastAsia="Times New Roman" w:hAnsi="Inter" w:cs="Times New Roman"/>
-          <w:color w:val="494963"/>
-          <w:sz w:val="24"/>
-          <w:szCs w:val="24"/>
-          <w:lang w:eastAsia="es-AR"/>
-        </w:rPr>
-      </w:pPr>
-      <w:r>
-        <w:rPr>
-          <w:rFonts w:ascii="Inter" w:eastAsia="Times New Roman" w:hAnsi="Inter" w:cs="Times New Roman"/>
+          <w:rFonts w:ascii="Arial" w:eastAsia="Times New Roman" w:hAnsi="Arial" w:cs="Arial"/>
+          <w:color w:val="494963"/>
+          <w:sz w:val="24"/>
+          <w:szCs w:val="24"/>
+          <w:lang w:eastAsia="es-AR"/>
+        </w:rPr>
+      </w:pPr>
+      <w:r>
+        <w:rPr>
+          <w:rFonts w:ascii="Arial" w:eastAsia="Times New Roman" w:hAnsi="Arial" w:cs="Arial"/>
           <w:b/>
           <w:bCs/>
           <w:color w:val="494963"/>
@@ -656,7 +1784,7 @@
       </w:r>
       <w:r>
         <w:rPr>
-          <w:rFonts w:ascii="Inter" w:eastAsia="Times New Roman" w:hAnsi="Inter" w:cs="Times New Roman"/>
+          <w:rFonts w:ascii="Arial" w:eastAsia="Times New Roman" w:hAnsi="Arial" w:cs="Arial"/>
           <w:color w:val="494963"/>
           <w:sz w:val="24"/>
           <w:szCs w:val="24"/>
@@ -673,16 +1801,16 @@
         </w:numPr>
         <w:spacing w:before="100" w:beforeAutospacing="1" w:after="100" w:afterAutospacing="1" w:line="240" w:lineRule="auto"/>
         <w:rPr>
-          <w:rFonts w:ascii="Inter" w:eastAsia="Times New Roman" w:hAnsi="Inter" w:cs="Times New Roman"/>
-          <w:color w:val="494963"/>
-          <w:sz w:val="24"/>
-          <w:szCs w:val="24"/>
-          <w:lang w:eastAsia="es-AR"/>
-        </w:rPr>
-      </w:pPr>
-      <w:r>
-        <w:rPr>
-          <w:rFonts w:ascii="Inter" w:eastAsia="Times New Roman" w:hAnsi="Inter" w:cs="Times New Roman"/>
+          <w:rFonts w:ascii="Arial" w:eastAsia="Times New Roman" w:hAnsi="Arial" w:cs="Arial"/>
+          <w:color w:val="494963"/>
+          <w:sz w:val="24"/>
+          <w:szCs w:val="24"/>
+          <w:lang w:eastAsia="es-AR"/>
+        </w:rPr>
+      </w:pPr>
+      <w:r>
+        <w:rPr>
+          <w:rFonts w:ascii="Arial" w:eastAsia="Times New Roman" w:hAnsi="Arial" w:cs="Arial"/>
           <w:color w:val="494963"/>
           <w:sz w:val="24"/>
           <w:szCs w:val="24"/>
@@ -696,7 +1824,7 @@
         <w:spacing w:before="100" w:beforeAutospacing="1" w:after="100" w:afterAutospacing="1" w:line="240" w:lineRule="auto"/>
         <w:outlineLvl w:val="2"/>
         <w:rPr>
-          <w:rFonts w:ascii="Inter" w:eastAsia="Times New Roman" w:hAnsi="Inter" w:cs="Times New Roman"/>
+          <w:rFonts w:ascii="Arial" w:eastAsia="Times New Roman" w:hAnsi="Arial" w:cs="Arial"/>
           <w:b/>
           <w:bCs/>
           <w:color w:val="494963"/>
@@ -707,7 +1835,7 @@
       </w:pPr>
       <w:r>
         <w:rPr>
-          <w:rFonts w:ascii="Inter" w:eastAsia="Times New Roman" w:hAnsi="Inter" w:cs="Times New Roman"/>
+          <w:rFonts w:ascii="Arial" w:eastAsia="Times New Roman" w:hAnsi="Arial" w:cs="Arial"/>
           <w:b/>
           <w:bCs/>
           <w:color w:val="494963"/>
@@ -722,16 +1850,16 @@
       <w:pPr>
         <w:spacing w:before="100" w:beforeAutospacing="1" w:after="100" w:afterAutospacing="1" w:line="240" w:lineRule="auto"/>
         <w:rPr>
-          <w:rFonts w:ascii="Inter" w:eastAsia="Times New Roman" w:hAnsi="Inter" w:cs="Times New Roman"/>
-          <w:color w:val="494963"/>
-          <w:sz w:val="24"/>
-          <w:szCs w:val="24"/>
-          <w:lang w:eastAsia="es-AR"/>
-        </w:rPr>
-      </w:pPr>
-      <w:r>
-        <w:rPr>
-          <w:rFonts w:ascii="Inter" w:eastAsia="Times New Roman" w:hAnsi="Inter" w:cs="Times New Roman"/>
+          <w:rFonts w:ascii="Arial" w:eastAsia="Times New Roman" w:hAnsi="Arial" w:cs="Arial"/>
+          <w:color w:val="494963"/>
+          <w:sz w:val="24"/>
+          <w:szCs w:val="24"/>
+          <w:lang w:eastAsia="es-AR"/>
+        </w:rPr>
+      </w:pPr>
+      <w:r>
+        <w:rPr>
+          <w:rFonts w:ascii="Arial" w:eastAsia="Times New Roman" w:hAnsi="Arial" w:cs="Arial"/>
           <w:color w:val="494963"/>
           <w:sz w:val="24"/>
           <w:szCs w:val="24"/>
@@ -748,16 +1876,16 @@
         </w:numPr>
         <w:spacing w:before="100" w:beforeAutospacing="1" w:after="100" w:afterAutospacing="1" w:line="240" w:lineRule="auto"/>
         <w:rPr>
-          <w:rFonts w:ascii="Inter" w:eastAsia="Times New Roman" w:hAnsi="Inter" w:cs="Times New Roman"/>
-          <w:color w:val="494963"/>
-          <w:sz w:val="24"/>
-          <w:szCs w:val="24"/>
-          <w:lang w:eastAsia="es-AR"/>
-        </w:rPr>
-      </w:pPr>
-      <w:r>
-        <w:rPr>
-          <w:rFonts w:ascii="Inter" w:eastAsia="Times New Roman" w:hAnsi="Inter" w:cs="Times New Roman"/>
+          <w:rFonts w:ascii="Arial" w:eastAsia="Times New Roman" w:hAnsi="Arial" w:cs="Arial"/>
+          <w:color w:val="494963"/>
+          <w:sz w:val="24"/>
+          <w:szCs w:val="24"/>
+          <w:lang w:eastAsia="es-AR"/>
+        </w:rPr>
+      </w:pPr>
+      <w:r>
+        <w:rPr>
+          <w:rFonts w:ascii="Arial" w:eastAsia="Times New Roman" w:hAnsi="Arial" w:cs="Arial"/>
           <w:b/>
           <w:bCs/>
           <w:color w:val="494963"/>
@@ -769,7 +1897,7 @@
       </w:r>
       <w:r>
         <w:rPr>
-          <w:rFonts w:ascii="Inter" w:eastAsia="Times New Roman" w:hAnsi="Inter" w:cs="Times New Roman"/>
+          <w:rFonts w:ascii="Arial" w:eastAsia="Times New Roman" w:hAnsi="Arial" w:cs="Arial"/>
           <w:color w:val="494963"/>
           <w:sz w:val="24"/>
           <w:szCs w:val="24"/>
@@ -786,16 +1914,16 @@
         </w:numPr>
         <w:spacing w:before="100" w:beforeAutospacing="1" w:after="100" w:afterAutospacing="1" w:line="240" w:lineRule="auto"/>
         <w:rPr>
-          <w:rFonts w:ascii="Inter" w:eastAsia="Times New Roman" w:hAnsi="Inter" w:cs="Times New Roman"/>
-          <w:color w:val="494963"/>
-          <w:sz w:val="24"/>
-          <w:szCs w:val="24"/>
-          <w:lang w:eastAsia="es-AR"/>
-        </w:rPr>
-      </w:pPr>
-      <w:r>
-        <w:rPr>
-          <w:rFonts w:ascii="Inter" w:eastAsia="Times New Roman" w:hAnsi="Inter" w:cs="Times New Roman"/>
+          <w:rFonts w:ascii="Arial" w:eastAsia="Times New Roman" w:hAnsi="Arial" w:cs="Arial"/>
+          <w:color w:val="494963"/>
+          <w:sz w:val="24"/>
+          <w:szCs w:val="24"/>
+          <w:lang w:eastAsia="es-AR"/>
+        </w:rPr>
+      </w:pPr>
+      <w:r>
+        <w:rPr>
+          <w:rFonts w:ascii="Arial" w:eastAsia="Times New Roman" w:hAnsi="Arial" w:cs="Arial"/>
           <w:b/>
           <w:bCs/>
           <w:color w:val="494963"/>
@@ -807,7 +1935,7 @@
       </w:r>
       <w:r>
         <w:rPr>
-          <w:rFonts w:ascii="Inter" w:eastAsia="Times New Roman" w:hAnsi="Inter" w:cs="Times New Roman"/>
+          <w:rFonts w:ascii="Arial" w:eastAsia="Times New Roman" w:hAnsi="Arial" w:cs="Arial"/>
           <w:color w:val="494963"/>
           <w:sz w:val="24"/>
           <w:szCs w:val="24"/>
@@ -824,16 +1952,16 @@
         </w:numPr>
         <w:spacing w:before="100" w:beforeAutospacing="1" w:after="100" w:afterAutospacing="1" w:line="240" w:lineRule="auto"/>
         <w:rPr>
-          <w:rFonts w:ascii="Inter" w:eastAsia="Times New Roman" w:hAnsi="Inter" w:cs="Times New Roman"/>
-          <w:color w:val="494963"/>
-          <w:sz w:val="24"/>
-          <w:szCs w:val="24"/>
-          <w:lang w:eastAsia="es-AR"/>
-        </w:rPr>
-      </w:pPr>
-      <w:r>
-        <w:rPr>
-          <w:rFonts w:ascii="Inter" w:eastAsia="Times New Roman" w:hAnsi="Inter" w:cs="Times New Roman"/>
+          <w:rFonts w:ascii="Arial" w:eastAsia="Times New Roman" w:hAnsi="Arial" w:cs="Arial"/>
+          <w:color w:val="494963"/>
+          <w:sz w:val="24"/>
+          <w:szCs w:val="24"/>
+          <w:lang w:eastAsia="es-AR"/>
+        </w:rPr>
+      </w:pPr>
+      <w:r>
+        <w:rPr>
+          <w:rFonts w:ascii="Arial" w:eastAsia="Times New Roman" w:hAnsi="Arial" w:cs="Arial"/>
           <w:color w:val="494963"/>
           <w:sz w:val="24"/>
           <w:szCs w:val="24"/>
@@ -850,16 +1978,16 @@
         </w:numPr>
         <w:spacing w:before="100" w:beforeAutospacing="1" w:after="100" w:afterAutospacing="1" w:line="240" w:lineRule="auto"/>
         <w:rPr>
-          <w:rFonts w:ascii="Inter" w:eastAsia="Times New Roman" w:hAnsi="Inter" w:cs="Times New Roman"/>
-          <w:color w:val="494963"/>
-          <w:sz w:val="24"/>
-          <w:szCs w:val="24"/>
-          <w:lang w:eastAsia="es-AR"/>
-        </w:rPr>
-      </w:pPr>
-      <w:r>
-        <w:rPr>
-          <w:rFonts w:ascii="Inter" w:eastAsia="Times New Roman" w:hAnsi="Inter" w:cs="Times New Roman"/>
+          <w:rFonts w:ascii="Arial" w:eastAsia="Times New Roman" w:hAnsi="Arial" w:cs="Arial"/>
+          <w:color w:val="494963"/>
+          <w:sz w:val="24"/>
+          <w:szCs w:val="24"/>
+          <w:lang w:eastAsia="es-AR"/>
+        </w:rPr>
+      </w:pPr>
+      <w:r>
+        <w:rPr>
+          <w:rFonts w:ascii="Arial" w:eastAsia="Times New Roman" w:hAnsi="Arial" w:cs="Arial"/>
           <w:color w:val="494963"/>
           <w:sz w:val="24"/>
           <w:szCs w:val="24"/>
@@ -876,16 +2004,16 @@
         </w:numPr>
         <w:spacing w:before="100" w:beforeAutospacing="1" w:after="100" w:afterAutospacing="1" w:line="240" w:lineRule="auto"/>
         <w:rPr>
-          <w:rFonts w:ascii="Inter" w:eastAsia="Times New Roman" w:hAnsi="Inter" w:cs="Times New Roman"/>
-          <w:color w:val="494963"/>
-          <w:sz w:val="24"/>
-          <w:szCs w:val="24"/>
-          <w:lang w:eastAsia="es-AR"/>
-        </w:rPr>
-      </w:pPr>
-      <w:r>
-        <w:rPr>
-          <w:rFonts w:ascii="Inter" w:eastAsia="Times New Roman" w:hAnsi="Inter" w:cs="Times New Roman"/>
+          <w:rFonts w:ascii="Arial" w:eastAsia="Times New Roman" w:hAnsi="Arial" w:cs="Arial"/>
+          <w:color w:val="494963"/>
+          <w:sz w:val="24"/>
+          <w:szCs w:val="24"/>
+          <w:lang w:eastAsia="es-AR"/>
+        </w:rPr>
+      </w:pPr>
+      <w:r>
+        <w:rPr>
+          <w:rFonts w:ascii="Arial" w:eastAsia="Times New Roman" w:hAnsi="Arial" w:cs="Arial"/>
           <w:b/>
           <w:bCs/>
           <w:color w:val="494963"/>
@@ -897,7 +2025,7 @@
       </w:r>
       <w:r>
         <w:rPr>
-          <w:rFonts w:ascii="Inter" w:eastAsia="Times New Roman" w:hAnsi="Inter" w:cs="Times New Roman"/>
+          <w:rFonts w:ascii="Arial" w:eastAsia="Times New Roman" w:hAnsi="Arial" w:cs="Arial"/>
           <w:color w:val="494963"/>
           <w:sz w:val="24"/>
           <w:szCs w:val="24"/>
@@ -914,16 +2042,16 @@
         </w:numPr>
         <w:spacing w:before="100" w:beforeAutospacing="1" w:after="100" w:afterAutospacing="1" w:line="240" w:lineRule="auto"/>
         <w:rPr>
-          <w:rFonts w:ascii="Inter" w:eastAsia="Times New Roman" w:hAnsi="Inter" w:cs="Times New Roman"/>
-          <w:color w:val="494963"/>
-          <w:sz w:val="24"/>
-          <w:szCs w:val="24"/>
-          <w:lang w:eastAsia="es-AR"/>
-        </w:rPr>
-      </w:pPr>
-      <w:r>
-        <w:rPr>
-          <w:rFonts w:ascii="Inter" w:eastAsia="Times New Roman" w:hAnsi="Inter" w:cs="Times New Roman"/>
+          <w:rFonts w:ascii="Arial" w:eastAsia="Times New Roman" w:hAnsi="Arial" w:cs="Arial"/>
+          <w:color w:val="494963"/>
+          <w:sz w:val="24"/>
+          <w:szCs w:val="24"/>
+          <w:lang w:eastAsia="es-AR"/>
+        </w:rPr>
+      </w:pPr>
+      <w:r>
+        <w:rPr>
+          <w:rFonts w:ascii="Arial" w:eastAsia="Times New Roman" w:hAnsi="Arial" w:cs="Arial"/>
           <w:color w:val="494963"/>
           <w:sz w:val="24"/>
           <w:szCs w:val="24"/>
@@ -940,16 +2068,16 @@
         </w:numPr>
         <w:spacing w:before="100" w:beforeAutospacing="1" w:after="100" w:afterAutospacing="1" w:line="240" w:lineRule="auto"/>
         <w:rPr>
-          <w:rFonts w:ascii="Inter" w:eastAsia="Times New Roman" w:hAnsi="Inter" w:cs="Times New Roman"/>
-          <w:color w:val="494963"/>
-          <w:sz w:val="24"/>
-          <w:szCs w:val="24"/>
-          <w:lang w:eastAsia="es-AR"/>
-        </w:rPr>
-      </w:pPr>
-      <w:r>
-        <w:rPr>
-          <w:rFonts w:ascii="Inter" w:eastAsia="Times New Roman" w:hAnsi="Inter" w:cs="Times New Roman"/>
+          <w:rFonts w:ascii="Arial" w:eastAsia="Times New Roman" w:hAnsi="Arial" w:cs="Arial"/>
+          <w:color w:val="494963"/>
+          <w:sz w:val="24"/>
+          <w:szCs w:val="24"/>
+          <w:lang w:eastAsia="es-AR"/>
+        </w:rPr>
+      </w:pPr>
+      <w:r>
+        <w:rPr>
+          <w:rFonts w:ascii="Arial" w:eastAsia="Times New Roman" w:hAnsi="Arial" w:cs="Arial"/>
           <w:color w:val="494963"/>
           <w:sz w:val="24"/>
           <w:szCs w:val="24"/>
@@ -966,16 +2094,16 @@
         </w:numPr>
         <w:spacing w:before="100" w:beforeAutospacing="1" w:after="100" w:afterAutospacing="1" w:line="240" w:lineRule="auto"/>
         <w:rPr>
-          <w:rFonts w:ascii="Inter" w:eastAsia="Times New Roman" w:hAnsi="Inter" w:cs="Times New Roman"/>
-          <w:color w:val="494963"/>
-          <w:sz w:val="24"/>
-          <w:szCs w:val="24"/>
-          <w:lang w:eastAsia="es-AR"/>
-        </w:rPr>
-      </w:pPr>
-      <w:r>
-        <w:rPr>
-          <w:rFonts w:ascii="Inter" w:eastAsia="Times New Roman" w:hAnsi="Inter" w:cs="Times New Roman"/>
+          <w:rFonts w:ascii="Arial" w:eastAsia="Times New Roman" w:hAnsi="Arial" w:cs="Arial"/>
+          <w:color w:val="494963"/>
+          <w:sz w:val="24"/>
+          <w:szCs w:val="24"/>
+          <w:lang w:eastAsia="es-AR"/>
+        </w:rPr>
+      </w:pPr>
+      <w:r>
+        <w:rPr>
+          <w:rFonts w:ascii="Arial" w:eastAsia="Times New Roman" w:hAnsi="Arial" w:cs="Arial"/>
           <w:color w:val="494963"/>
           <w:sz w:val="24"/>
           <w:szCs w:val="24"/>
@@ -986,10 +2114,31 @@
     </w:p>
     <w:p>
       <w:pPr>
+        <w:rPr>
+          <w:rFonts w:ascii="Arial" w:eastAsia="Times New Roman" w:hAnsi="Arial" w:cs="Arial"/>
+          <w:color w:val="494963"/>
+          <w:sz w:val="24"/>
+          <w:szCs w:val="24"/>
+          <w:lang w:eastAsia="es-AR"/>
+        </w:rPr>
+      </w:pPr>
+      <w:r>
+        <w:rPr>
+          <w:rFonts w:ascii="Arial" w:eastAsia="Times New Roman" w:hAnsi="Arial" w:cs="Arial"/>
+          <w:color w:val="494963"/>
+          <w:sz w:val="24"/>
+          <w:szCs w:val="24"/>
+          <w:lang w:eastAsia="es-AR"/>
+        </w:rPr>
+        <w:br w:type="page"/>
+      </w:r>
+    </w:p>
+    <w:p>
+      <w:pPr>
         <w:spacing w:before="100" w:beforeAutospacing="1" w:after="100" w:afterAutospacing="1" w:line="240" w:lineRule="auto"/>
         <w:outlineLvl w:val="2"/>
         <w:rPr>
-          <w:rFonts w:ascii="Inter" w:eastAsia="Times New Roman" w:hAnsi="Inter" w:cs="Times New Roman"/>
+          <w:rFonts w:ascii="Arial" w:eastAsia="Times New Roman" w:hAnsi="Arial" w:cs="Arial"/>
           <w:b/>
           <w:bCs/>
           <w:color w:val="494963"/>
@@ -1000,7 +2149,7 @@
       </w:pPr>
       <w:r>
         <w:rPr>
-          <w:rFonts w:ascii="Inter" w:eastAsia="Times New Roman" w:hAnsi="Inter" w:cs="Times New Roman"/>
+          <w:rFonts w:ascii="Arial" w:eastAsia="Times New Roman" w:hAnsi="Arial" w:cs="Arial"/>
           <w:b/>
           <w:bCs/>
           <w:color w:val="494963"/>
@@ -1016,16 +2165,16 @@
       <w:pPr>
         <w:spacing w:before="100" w:beforeAutospacing="1" w:after="100" w:afterAutospacing="1" w:line="240" w:lineRule="auto"/>
         <w:rPr>
-          <w:rFonts w:ascii="Inter" w:eastAsia="Times New Roman" w:hAnsi="Inter" w:cs="Times New Roman"/>
-          <w:color w:val="494963"/>
-          <w:sz w:val="24"/>
-          <w:szCs w:val="24"/>
-          <w:lang w:eastAsia="es-AR"/>
-        </w:rPr>
-      </w:pPr>
-      <w:r>
-        <w:rPr>
-          <w:rFonts w:ascii="Inter" w:eastAsia="Times New Roman" w:hAnsi="Inter" w:cs="Times New Roman"/>
+          <w:rFonts w:ascii="Arial" w:eastAsia="Times New Roman" w:hAnsi="Arial" w:cs="Arial"/>
+          <w:color w:val="494963"/>
+          <w:sz w:val="24"/>
+          <w:szCs w:val="24"/>
+          <w:lang w:eastAsia="es-AR"/>
+        </w:rPr>
+      </w:pPr>
+      <w:r>
+        <w:rPr>
+          <w:rFonts w:ascii="Arial" w:eastAsia="Times New Roman" w:hAnsi="Arial" w:cs="Arial"/>
           <w:color w:val="494963"/>
           <w:sz w:val="24"/>
           <w:szCs w:val="24"/>
@@ -1042,16 +2191,16 @@
         </w:numPr>
         <w:spacing w:before="100" w:beforeAutospacing="1" w:after="100" w:afterAutospacing="1" w:line="240" w:lineRule="auto"/>
         <w:rPr>
-          <w:rFonts w:ascii="Inter" w:eastAsia="Times New Roman" w:hAnsi="Inter" w:cs="Times New Roman"/>
-          <w:color w:val="494963"/>
-          <w:sz w:val="24"/>
-          <w:szCs w:val="24"/>
-          <w:lang w:eastAsia="es-AR"/>
-        </w:rPr>
-      </w:pPr>
-      <w:r>
-        <w:rPr>
-          <w:rFonts w:ascii="Inter" w:eastAsia="Times New Roman" w:hAnsi="Inter" w:cs="Times New Roman"/>
+          <w:rFonts w:ascii="Arial" w:eastAsia="Times New Roman" w:hAnsi="Arial" w:cs="Arial"/>
+          <w:color w:val="494963"/>
+          <w:sz w:val="24"/>
+          <w:szCs w:val="24"/>
+          <w:lang w:eastAsia="es-AR"/>
+        </w:rPr>
+      </w:pPr>
+      <w:r>
+        <w:rPr>
+          <w:rFonts w:ascii="Arial" w:eastAsia="Times New Roman" w:hAnsi="Arial" w:cs="Arial"/>
           <w:b/>
           <w:bCs/>
           <w:color w:val="494963"/>
@@ -1063,7 +2212,7 @@
       </w:r>
       <w:r>
         <w:rPr>
-          <w:rFonts w:ascii="Inter" w:eastAsia="Times New Roman" w:hAnsi="Inter" w:cs="Times New Roman"/>
+          <w:rFonts w:ascii="Arial" w:eastAsia="Times New Roman" w:hAnsi="Arial" w:cs="Arial"/>
           <w:color w:val="494963"/>
           <w:sz w:val="24"/>
           <w:szCs w:val="24"/>
@@ -1080,52 +2229,22 @@
         </w:numPr>
         <w:spacing w:before="100" w:beforeAutospacing="1" w:after="100" w:afterAutospacing="1" w:line="240" w:lineRule="auto"/>
         <w:rPr>
-          <w:rFonts w:ascii="Inter" w:eastAsia="Times New Roman" w:hAnsi="Inter" w:cs="Times New Roman"/>
-          <w:color w:val="494963"/>
-          <w:sz w:val="24"/>
-          <w:szCs w:val="24"/>
-          <w:lang w:eastAsia="es-AR"/>
-        </w:rPr>
-      </w:pPr>
-      <w:r>
-        <w:rPr>
-          <w:rFonts w:ascii="Inter" w:eastAsia="Times New Roman" w:hAnsi="Inter" w:cs="Times New Roman"/>
-          <w:color w:val="494963"/>
-          <w:sz w:val="24"/>
-          <w:szCs w:val="24"/>
-          <w:lang w:eastAsia="es-AR"/>
-        </w:rPr>
-        <w:t>El evento se organiza en bloques de media hora desde las 10:00 hasta las 15:00, con un cupo máximo de 300</w:t>
-      </w:r>
-      <w:r>
-        <w:rPr>
-          <w:rFonts w:ascii="Inter" w:eastAsia="Times New Roman" w:hAnsi="Inter" w:cs="Times New Roman"/>
-          <w:color w:val="494963"/>
-          <w:sz w:val="24"/>
-          <w:szCs w:val="24"/>
-          <w:lang w:eastAsia="es-AR"/>
-        </w:rPr>
-        <w:t xml:space="preserve"> </w:t>
-      </w:r>
-      <w:r>
-        <w:rPr>
-          <w:rFonts w:ascii="Inter" w:eastAsia="Times New Roman" w:hAnsi="Inter" w:cs="Times New Roman"/>
-          <w:color w:val="494963"/>
-          <w:sz w:val="24"/>
-          <w:szCs w:val="24"/>
-          <w:lang w:eastAsia="es-AR"/>
-        </w:rPr>
-        <w:t>postulantes por bloque.</w:t>
-      </w:r>
-      <w:r>
-        <w:rPr>
-          <w:rFonts w:ascii="Inter" w:eastAsia="Times New Roman" w:hAnsi="Inter" w:cs="Times New Roman"/>
-          <w:color w:val="494963"/>
-          <w:sz w:val="24"/>
-          <w:szCs w:val="24"/>
-          <w:lang w:eastAsia="es-AR"/>
-        </w:rPr>
-        <w:t xml:space="preserve"> (datos de ejemplo)</w:t>
+          <w:rFonts w:ascii="Arial" w:eastAsia="Times New Roman" w:hAnsi="Arial" w:cs="Arial"/>
+          <w:color w:val="494963"/>
+          <w:sz w:val="24"/>
+          <w:szCs w:val="24"/>
+          <w:lang w:eastAsia="es-AR"/>
+        </w:rPr>
+      </w:pPr>
+      <w:r>
+        <w:rPr>
+          <w:rFonts w:ascii="Arial" w:eastAsia="Times New Roman" w:hAnsi="Arial" w:cs="Arial"/>
+          <w:color w:val="494963"/>
+          <w:sz w:val="24"/>
+          <w:szCs w:val="24"/>
+          <w:lang w:eastAsia="es-AR"/>
+        </w:rPr>
+        <w:t>El evento se organiza en bloques de media hora desde las 10:00 hasta las 15:00, con un cupo máximo de 300 postulantes por bloque. (datos de ejemplo)</w:t>
       </w:r>
     </w:p>
     <w:p>
@@ -1136,16 +2255,16 @@
         </w:numPr>
         <w:spacing w:before="100" w:beforeAutospacing="1" w:after="100" w:afterAutospacing="1" w:line="240" w:lineRule="auto"/>
         <w:rPr>
-          <w:rFonts w:ascii="Inter" w:eastAsia="Times New Roman" w:hAnsi="Inter" w:cs="Times New Roman"/>
-          <w:color w:val="494963"/>
-          <w:sz w:val="24"/>
-          <w:szCs w:val="24"/>
-          <w:lang w:eastAsia="es-AR"/>
-        </w:rPr>
-      </w:pPr>
-      <w:r>
-        <w:rPr>
-          <w:rFonts w:ascii="Inter" w:eastAsia="Times New Roman" w:hAnsi="Inter" w:cs="Times New Roman"/>
+          <w:rFonts w:ascii="Arial" w:eastAsia="Times New Roman" w:hAnsi="Arial" w:cs="Arial"/>
+          <w:color w:val="494963"/>
+          <w:sz w:val="24"/>
+          <w:szCs w:val="24"/>
+          <w:lang w:eastAsia="es-AR"/>
+        </w:rPr>
+      </w:pPr>
+      <w:r>
+        <w:rPr>
+          <w:rFonts w:ascii="Arial" w:eastAsia="Times New Roman" w:hAnsi="Arial" w:cs="Arial"/>
           <w:color w:val="494963"/>
           <w:sz w:val="24"/>
           <w:szCs w:val="24"/>
@@ -1162,16 +2281,16 @@
         </w:numPr>
         <w:spacing w:before="100" w:beforeAutospacing="1" w:after="100" w:afterAutospacing="1" w:line="240" w:lineRule="auto"/>
         <w:rPr>
-          <w:rFonts w:ascii="Inter" w:eastAsia="Times New Roman" w:hAnsi="Inter" w:cs="Times New Roman"/>
-          <w:color w:val="494963"/>
-          <w:sz w:val="24"/>
-          <w:szCs w:val="24"/>
-          <w:lang w:eastAsia="es-AR"/>
-        </w:rPr>
-      </w:pPr>
-      <w:r>
-        <w:rPr>
-          <w:rFonts w:ascii="Inter" w:eastAsia="Times New Roman" w:hAnsi="Inter" w:cs="Times New Roman"/>
+          <w:rFonts w:ascii="Arial" w:eastAsia="Times New Roman" w:hAnsi="Arial" w:cs="Arial"/>
+          <w:color w:val="494963"/>
+          <w:sz w:val="24"/>
+          <w:szCs w:val="24"/>
+          <w:lang w:eastAsia="es-AR"/>
+        </w:rPr>
+      </w:pPr>
+      <w:r>
+        <w:rPr>
+          <w:rFonts w:ascii="Arial" w:eastAsia="Times New Roman" w:hAnsi="Arial" w:cs="Arial"/>
           <w:b/>
           <w:bCs/>
           <w:color w:val="494963"/>
@@ -1183,7 +2302,7 @@
       </w:r>
       <w:r>
         <w:rPr>
-          <w:rFonts w:ascii="Inter" w:eastAsia="Times New Roman" w:hAnsi="Inter" w:cs="Times New Roman"/>
+          <w:rFonts w:ascii="Arial" w:eastAsia="Times New Roman" w:hAnsi="Arial" w:cs="Arial"/>
           <w:color w:val="494963"/>
           <w:sz w:val="24"/>
           <w:szCs w:val="24"/>
@@ -1200,16 +2319,16 @@
         </w:numPr>
         <w:spacing w:before="100" w:beforeAutospacing="1" w:after="100" w:afterAutospacing="1" w:line="240" w:lineRule="auto"/>
         <w:rPr>
-          <w:rFonts w:ascii="Inter" w:eastAsia="Times New Roman" w:hAnsi="Inter" w:cs="Times New Roman"/>
-          <w:color w:val="494963"/>
-          <w:sz w:val="24"/>
-          <w:szCs w:val="24"/>
-          <w:lang w:eastAsia="es-AR"/>
-        </w:rPr>
-      </w:pPr>
-      <w:r>
-        <w:rPr>
-          <w:rFonts w:ascii="Inter" w:eastAsia="Times New Roman" w:hAnsi="Inter" w:cs="Times New Roman"/>
+          <w:rFonts w:ascii="Arial" w:eastAsia="Times New Roman" w:hAnsi="Arial" w:cs="Arial"/>
+          <w:color w:val="494963"/>
+          <w:sz w:val="24"/>
+          <w:szCs w:val="24"/>
+          <w:lang w:eastAsia="es-AR"/>
+        </w:rPr>
+      </w:pPr>
+      <w:r>
+        <w:rPr>
+          <w:rFonts w:ascii="Arial" w:eastAsia="Times New Roman" w:hAnsi="Arial" w:cs="Arial"/>
           <w:color w:val="494963"/>
           <w:sz w:val="24"/>
           <w:szCs w:val="24"/>
@@ -1226,16 +2345,16 @@
         </w:numPr>
         <w:spacing w:before="100" w:beforeAutospacing="1" w:after="100" w:afterAutospacing="1" w:line="240" w:lineRule="auto"/>
         <w:rPr>
-          <w:rFonts w:ascii="Inter" w:eastAsia="Times New Roman" w:hAnsi="Inter" w:cs="Times New Roman"/>
-          <w:color w:val="494963"/>
-          <w:sz w:val="24"/>
-          <w:szCs w:val="24"/>
-          <w:lang w:eastAsia="es-AR"/>
-        </w:rPr>
-      </w:pPr>
-      <w:r>
-        <w:rPr>
-          <w:rFonts w:ascii="Inter" w:eastAsia="Times New Roman" w:hAnsi="Inter" w:cs="Times New Roman"/>
+          <w:rFonts w:ascii="Arial" w:eastAsia="Times New Roman" w:hAnsi="Arial" w:cs="Arial"/>
+          <w:color w:val="494963"/>
+          <w:sz w:val="24"/>
+          <w:szCs w:val="24"/>
+          <w:lang w:eastAsia="es-AR"/>
+        </w:rPr>
+      </w:pPr>
+      <w:r>
+        <w:rPr>
+          <w:rFonts w:ascii="Arial" w:eastAsia="Times New Roman" w:hAnsi="Arial" w:cs="Arial"/>
           <w:b/>
           <w:bCs/>
           <w:color w:val="494963"/>
@@ -1247,7 +2366,7 @@
       </w:r>
       <w:r>
         <w:rPr>
-          <w:rFonts w:ascii="Inter" w:eastAsia="Times New Roman" w:hAnsi="Inter" w:cs="Times New Roman"/>
+          <w:rFonts w:ascii="Arial" w:eastAsia="Times New Roman" w:hAnsi="Arial" w:cs="Arial"/>
           <w:color w:val="494963"/>
           <w:sz w:val="24"/>
           <w:szCs w:val="24"/>
@@ -1264,16 +2383,16 @@
         </w:numPr>
         <w:spacing w:before="100" w:beforeAutospacing="1" w:after="100" w:afterAutospacing="1" w:line="240" w:lineRule="auto"/>
         <w:rPr>
-          <w:rFonts w:ascii="Inter" w:eastAsia="Times New Roman" w:hAnsi="Inter" w:cs="Times New Roman"/>
-          <w:color w:val="494963"/>
-          <w:sz w:val="24"/>
-          <w:szCs w:val="24"/>
-          <w:lang w:eastAsia="es-AR"/>
-        </w:rPr>
-      </w:pPr>
-      <w:r>
-        <w:rPr>
-          <w:rFonts w:ascii="Inter" w:eastAsia="Times New Roman" w:hAnsi="Inter" w:cs="Times New Roman"/>
+          <w:rFonts w:ascii="Arial" w:eastAsia="Times New Roman" w:hAnsi="Arial" w:cs="Arial"/>
+          <w:color w:val="494963"/>
+          <w:sz w:val="24"/>
+          <w:szCs w:val="24"/>
+          <w:lang w:eastAsia="es-AR"/>
+        </w:rPr>
+      </w:pPr>
+      <w:r>
+        <w:rPr>
+          <w:rFonts w:ascii="Arial" w:eastAsia="Times New Roman" w:hAnsi="Arial" w:cs="Arial"/>
           <w:color w:val="494963"/>
           <w:sz w:val="24"/>
           <w:szCs w:val="24"/>
@@ -1290,16 +2409,16 @@
         </w:numPr>
         <w:spacing w:before="100" w:beforeAutospacing="1" w:after="100" w:afterAutospacing="1" w:line="240" w:lineRule="auto"/>
         <w:rPr>
-          <w:rFonts w:ascii="Inter" w:eastAsia="Times New Roman" w:hAnsi="Inter" w:cs="Times New Roman"/>
-          <w:color w:val="494963"/>
-          <w:sz w:val="24"/>
-          <w:szCs w:val="24"/>
-          <w:lang w:eastAsia="es-AR"/>
-        </w:rPr>
-      </w:pPr>
-      <w:r>
-        <w:rPr>
-          <w:rFonts w:ascii="Inter" w:eastAsia="Times New Roman" w:hAnsi="Inter" w:cs="Times New Roman"/>
+          <w:rFonts w:ascii="Arial" w:eastAsia="Times New Roman" w:hAnsi="Arial" w:cs="Arial"/>
+          <w:color w:val="494963"/>
+          <w:sz w:val="24"/>
+          <w:szCs w:val="24"/>
+          <w:lang w:eastAsia="es-AR"/>
+        </w:rPr>
+      </w:pPr>
+      <w:r>
+        <w:rPr>
+          <w:rFonts w:ascii="Arial" w:eastAsia="Times New Roman" w:hAnsi="Arial" w:cs="Arial"/>
           <w:color w:val="494963"/>
           <w:sz w:val="24"/>
           <w:szCs w:val="24"/>
@@ -1313,7 +2432,7 @@
         <w:spacing w:before="100" w:beforeAutospacing="1" w:after="100" w:afterAutospacing="1" w:line="240" w:lineRule="auto"/>
         <w:outlineLvl w:val="2"/>
         <w:rPr>
-          <w:rFonts w:ascii="Inter" w:eastAsia="Times New Roman" w:hAnsi="Inter" w:cs="Times New Roman"/>
+          <w:rFonts w:ascii="Arial" w:eastAsia="Times New Roman" w:hAnsi="Arial" w:cs="Arial"/>
           <w:b/>
           <w:bCs/>
           <w:color w:val="494963"/>
@@ -1324,7 +2443,7 @@
       </w:pPr>
       <w:r>
         <w:rPr>
-          <w:rFonts w:ascii="Inter" w:eastAsia="Times New Roman" w:hAnsi="Inter" w:cs="Times New Roman"/>
+          <w:rFonts w:ascii="Arial" w:eastAsia="Times New Roman" w:hAnsi="Arial" w:cs="Arial"/>
           <w:b/>
           <w:bCs/>
           <w:color w:val="494963"/>
@@ -1339,16 +2458,16 @@
       <w:pPr>
         <w:spacing w:before="100" w:beforeAutospacing="1" w:after="100" w:afterAutospacing="1" w:line="240" w:lineRule="auto"/>
         <w:rPr>
-          <w:rFonts w:ascii="Inter" w:eastAsia="Times New Roman" w:hAnsi="Inter" w:cs="Times New Roman"/>
-          <w:color w:val="494963"/>
-          <w:sz w:val="24"/>
-          <w:szCs w:val="24"/>
-          <w:lang w:eastAsia="es-AR"/>
-        </w:rPr>
-      </w:pPr>
-      <w:r>
-        <w:rPr>
-          <w:rFonts w:ascii="Inter" w:eastAsia="Times New Roman" w:hAnsi="Inter" w:cs="Times New Roman"/>
+          <w:rFonts w:ascii="Arial" w:eastAsia="Times New Roman" w:hAnsi="Arial" w:cs="Arial"/>
+          <w:color w:val="494963"/>
+          <w:sz w:val="24"/>
+          <w:szCs w:val="24"/>
+          <w:lang w:eastAsia="es-AR"/>
+        </w:rPr>
+      </w:pPr>
+      <w:r>
+        <w:rPr>
+          <w:rFonts w:ascii="Arial" w:eastAsia="Times New Roman" w:hAnsi="Arial" w:cs="Arial"/>
           <w:color w:val="494963"/>
           <w:sz w:val="24"/>
           <w:szCs w:val="24"/>
@@ -1365,16 +2484,16 @@
         </w:numPr>
         <w:spacing w:before="100" w:beforeAutospacing="1" w:after="100" w:afterAutospacing="1" w:line="240" w:lineRule="auto"/>
         <w:rPr>
-          <w:rFonts w:ascii="Inter" w:eastAsia="Times New Roman" w:hAnsi="Inter" w:cs="Times New Roman"/>
-          <w:color w:val="494963"/>
-          <w:sz w:val="24"/>
-          <w:szCs w:val="24"/>
-          <w:lang w:eastAsia="es-AR"/>
-        </w:rPr>
-      </w:pPr>
-      <w:r>
-        <w:rPr>
-          <w:rFonts w:ascii="Inter" w:eastAsia="Times New Roman" w:hAnsi="Inter" w:cs="Times New Roman"/>
+          <w:rFonts w:ascii="Arial" w:eastAsia="Times New Roman" w:hAnsi="Arial" w:cs="Arial"/>
+          <w:color w:val="494963"/>
+          <w:sz w:val="24"/>
+          <w:szCs w:val="24"/>
+          <w:lang w:eastAsia="es-AR"/>
+        </w:rPr>
+      </w:pPr>
+      <w:r>
+        <w:rPr>
+          <w:rFonts w:ascii="Arial" w:eastAsia="Times New Roman" w:hAnsi="Arial" w:cs="Arial"/>
           <w:b/>
           <w:bCs/>
           <w:color w:val="494963"/>
@@ -1386,7 +2505,7 @@
       </w:r>
       <w:r>
         <w:rPr>
-          <w:rFonts w:ascii="Inter" w:eastAsia="Times New Roman" w:hAnsi="Inter" w:cs="Times New Roman"/>
+          <w:rFonts w:ascii="Arial" w:eastAsia="Times New Roman" w:hAnsi="Arial" w:cs="Arial"/>
           <w:color w:val="494963"/>
           <w:sz w:val="24"/>
           <w:szCs w:val="24"/>
@@ -1403,16 +2522,16 @@
         </w:numPr>
         <w:spacing w:before="100" w:beforeAutospacing="1" w:after="100" w:afterAutospacing="1" w:line="240" w:lineRule="auto"/>
         <w:rPr>
-          <w:rFonts w:ascii="Inter" w:eastAsia="Times New Roman" w:hAnsi="Inter" w:cs="Times New Roman"/>
-          <w:color w:val="494963"/>
-          <w:sz w:val="24"/>
-          <w:szCs w:val="24"/>
-          <w:lang w:eastAsia="es-AR"/>
-        </w:rPr>
-      </w:pPr>
-      <w:r>
-        <w:rPr>
-          <w:rFonts w:ascii="Inter" w:eastAsia="Times New Roman" w:hAnsi="Inter" w:cs="Times New Roman"/>
+          <w:rFonts w:ascii="Arial" w:eastAsia="Times New Roman" w:hAnsi="Arial" w:cs="Arial"/>
+          <w:color w:val="494963"/>
+          <w:sz w:val="24"/>
+          <w:szCs w:val="24"/>
+          <w:lang w:eastAsia="es-AR"/>
+        </w:rPr>
+      </w:pPr>
+      <w:r>
+        <w:rPr>
+          <w:rFonts w:ascii="Arial" w:eastAsia="Times New Roman" w:hAnsi="Arial" w:cs="Arial"/>
           <w:b/>
           <w:bCs/>
           <w:color w:val="494963"/>
@@ -1424,7 +2543,7 @@
       </w:r>
       <w:r>
         <w:rPr>
-          <w:rFonts w:ascii="Inter" w:eastAsia="Times New Roman" w:hAnsi="Inter" w:cs="Times New Roman"/>
+          <w:rFonts w:ascii="Arial" w:eastAsia="Times New Roman" w:hAnsi="Arial" w:cs="Arial"/>
           <w:color w:val="494963"/>
           <w:sz w:val="24"/>
           <w:szCs w:val="24"/>
@@ -1441,16 +2560,16 @@
         </w:numPr>
         <w:spacing w:before="100" w:beforeAutospacing="1" w:after="100" w:afterAutospacing="1" w:line="240" w:lineRule="auto"/>
         <w:rPr>
-          <w:rFonts w:ascii="Inter" w:eastAsia="Times New Roman" w:hAnsi="Inter" w:cs="Times New Roman"/>
-          <w:color w:val="494963"/>
-          <w:sz w:val="24"/>
-          <w:szCs w:val="24"/>
-          <w:lang w:eastAsia="es-AR"/>
-        </w:rPr>
-      </w:pPr>
-      <w:r>
-        <w:rPr>
-          <w:rFonts w:ascii="Inter" w:eastAsia="Times New Roman" w:hAnsi="Inter" w:cs="Times New Roman"/>
+          <w:rFonts w:ascii="Arial" w:eastAsia="Times New Roman" w:hAnsi="Arial" w:cs="Arial"/>
+          <w:color w:val="494963"/>
+          <w:sz w:val="24"/>
+          <w:szCs w:val="24"/>
+          <w:lang w:eastAsia="es-AR"/>
+        </w:rPr>
+      </w:pPr>
+      <w:r>
+        <w:rPr>
+          <w:rFonts w:ascii="Arial" w:eastAsia="Times New Roman" w:hAnsi="Arial" w:cs="Arial"/>
           <w:b/>
           <w:bCs/>
           <w:color w:val="494963"/>
@@ -1462,7 +2581,7 @@
       </w:r>
       <w:r>
         <w:rPr>
-          <w:rFonts w:ascii="Inter" w:eastAsia="Times New Roman" w:hAnsi="Inter" w:cs="Times New Roman"/>
+          <w:rFonts w:ascii="Arial" w:eastAsia="Times New Roman" w:hAnsi="Arial" w:cs="Arial"/>
           <w:color w:val="494963"/>
           <w:sz w:val="24"/>
           <w:szCs w:val="24"/>
@@ -1479,16 +2598,16 @@
         </w:numPr>
         <w:spacing w:before="100" w:beforeAutospacing="1" w:after="100" w:afterAutospacing="1" w:line="240" w:lineRule="auto"/>
         <w:rPr>
-          <w:rFonts w:ascii="Inter" w:eastAsia="Times New Roman" w:hAnsi="Inter" w:cs="Times New Roman"/>
-          <w:color w:val="494963"/>
-          <w:sz w:val="24"/>
-          <w:szCs w:val="24"/>
-          <w:lang w:eastAsia="es-AR"/>
-        </w:rPr>
-      </w:pPr>
-      <w:r>
-        <w:rPr>
-          <w:rFonts w:ascii="Inter" w:eastAsia="Times New Roman" w:hAnsi="Inter" w:cs="Times New Roman"/>
+          <w:rFonts w:ascii="Arial" w:eastAsia="Times New Roman" w:hAnsi="Arial" w:cs="Arial"/>
+          <w:color w:val="494963"/>
+          <w:sz w:val="24"/>
+          <w:szCs w:val="24"/>
+          <w:lang w:eastAsia="es-AR"/>
+        </w:rPr>
+      </w:pPr>
+      <w:r>
+        <w:rPr>
+          <w:rFonts w:ascii="Arial" w:eastAsia="Times New Roman" w:hAnsi="Arial" w:cs="Arial"/>
           <w:b/>
           <w:bCs/>
           <w:color w:val="494963"/>
@@ -1500,13 +2619,61 @@
       </w:r>
       <w:r>
         <w:rPr>
-          <w:rFonts w:ascii="Inter" w:eastAsia="Times New Roman" w:hAnsi="Inter" w:cs="Times New Roman"/>
+          <w:rFonts w:ascii="Arial" w:eastAsia="Times New Roman" w:hAnsi="Arial" w:cs="Arial"/>
           <w:color w:val="494963"/>
           <w:sz w:val="24"/>
           <w:szCs w:val="24"/>
           <w:lang w:eastAsia="es-AR"/>
         </w:rPr>
         <w:t>: Nivel educativo requerido.</w:t>
+      </w:r>
+    </w:p>
+    <w:p>
+      <w:pPr>
+        <w:numPr>
+          <w:ilvl w:val="1"/>
+          <w:numId w:val="4"/>
+        </w:numPr>
+        <w:spacing w:before="100" w:beforeAutospacing="1" w:after="100" w:afterAutospacing="1" w:line="240" w:lineRule="auto"/>
+        <w:rPr>
+          <w:rFonts w:ascii="Arial" w:eastAsia="Times New Roman" w:hAnsi="Arial" w:cs="Arial"/>
+          <w:color w:val="494963"/>
+          <w:sz w:val="24"/>
+          <w:szCs w:val="24"/>
+          <w:lang w:eastAsia="es-AR"/>
+        </w:rPr>
+      </w:pPr>
+      <w:r>
+        <w:rPr>
+          <w:rFonts w:ascii="Arial" w:eastAsia="Times New Roman" w:hAnsi="Arial" w:cs="Arial"/>
+          <w:b/>
+          <w:bCs/>
+          <w:color w:val="494963"/>
+          <w:sz w:val="24"/>
+          <w:szCs w:val="24"/>
+          <w:lang w:eastAsia="es-AR"/>
+        </w:rPr>
+        <w:t>Edad</w:t>
+      </w:r>
+      <w:r>
+        <w:rPr>
+          <w:rFonts w:ascii="Arial" w:eastAsia="Times New Roman" w:hAnsi="Arial" w:cs="Arial"/>
+          <w:color w:val="494963"/>
+          <w:sz w:val="24"/>
+          <w:szCs w:val="24"/>
+          <w:lang w:eastAsia="es-AR"/>
+        </w:rPr>
+        <w:t>:</w:t>
+      </w:r>
+      <w:r>
+        <w:rPr>
+          <w:rFonts w:ascii="Arial" w:eastAsia="Times New Roman" w:hAnsi="Arial" w:cs="Arial"/>
+          <w:color w:val="494963"/>
+          <w:sz w:val="24"/>
+          <w:szCs w:val="24"/>
+          <w:lang w:eastAsia="es-AR"/>
+        </w:rPr>
+        <w:t xml:space="preserve"> Rango de edad requerido.</w:t>
       </w:r>
     </w:p>
     <w:p>
@@ -1517,16 +2684,16 @@
         </w:numPr>
         <w:spacing w:before="100" w:beforeAutospacing="1" w:after="100" w:afterAutospacing="1" w:line="240" w:lineRule="auto"/>
         <w:rPr>
-          <w:rFonts w:ascii="Inter" w:eastAsia="Times New Roman" w:hAnsi="Inter" w:cs="Times New Roman"/>
-          <w:color w:val="494963"/>
-          <w:sz w:val="24"/>
-          <w:szCs w:val="24"/>
-          <w:lang w:eastAsia="es-AR"/>
-        </w:rPr>
-      </w:pPr>
-      <w:r>
-        <w:rPr>
-          <w:rFonts w:ascii="Inter" w:eastAsia="Times New Roman" w:hAnsi="Inter" w:cs="Times New Roman"/>
+          <w:rFonts w:ascii="Arial" w:eastAsia="Times New Roman" w:hAnsi="Arial" w:cs="Arial"/>
+          <w:color w:val="494963"/>
+          <w:sz w:val="24"/>
+          <w:szCs w:val="24"/>
+          <w:lang w:eastAsia="es-AR"/>
+        </w:rPr>
+      </w:pPr>
+      <w:r>
+        <w:rPr>
+          <w:rFonts w:ascii="Arial" w:eastAsia="Times New Roman" w:hAnsi="Arial" w:cs="Arial"/>
           <w:b/>
           <w:bCs/>
           <w:color w:val="494963"/>
@@ -1538,7 +2705,7 @@
       </w:r>
       <w:r>
         <w:rPr>
-          <w:rFonts w:ascii="Inter" w:eastAsia="Times New Roman" w:hAnsi="Inter" w:cs="Times New Roman"/>
+          <w:rFonts w:ascii="Arial" w:eastAsia="Times New Roman" w:hAnsi="Arial" w:cs="Arial"/>
           <w:color w:val="494963"/>
           <w:sz w:val="24"/>
           <w:szCs w:val="24"/>
@@ -1555,16 +2722,16 @@
         </w:numPr>
         <w:spacing w:before="100" w:beforeAutospacing="1" w:after="100" w:afterAutospacing="1" w:line="240" w:lineRule="auto"/>
         <w:rPr>
-          <w:rFonts w:ascii="Inter" w:eastAsia="Times New Roman" w:hAnsi="Inter" w:cs="Times New Roman"/>
-          <w:color w:val="494963"/>
-          <w:sz w:val="24"/>
-          <w:szCs w:val="24"/>
-          <w:lang w:eastAsia="es-AR"/>
-        </w:rPr>
-      </w:pPr>
-      <w:r>
-        <w:rPr>
-          <w:rFonts w:ascii="Inter" w:eastAsia="Times New Roman" w:hAnsi="Inter" w:cs="Times New Roman"/>
+          <w:rFonts w:ascii="Arial" w:eastAsia="Times New Roman" w:hAnsi="Arial" w:cs="Arial"/>
+          <w:color w:val="494963"/>
+          <w:sz w:val="24"/>
+          <w:szCs w:val="24"/>
+          <w:lang w:eastAsia="es-AR"/>
+        </w:rPr>
+      </w:pPr>
+      <w:r>
+        <w:rPr>
+          <w:rFonts w:ascii="Arial" w:eastAsia="Times New Roman" w:hAnsi="Arial" w:cs="Arial"/>
           <w:color w:val="494963"/>
           <w:sz w:val="24"/>
           <w:szCs w:val="24"/>
@@ -1581,16 +2748,16 @@
         </w:numPr>
         <w:spacing w:before="100" w:beforeAutospacing="1" w:after="100" w:afterAutospacing="1" w:line="240" w:lineRule="auto"/>
         <w:rPr>
-          <w:rFonts w:ascii="Inter" w:eastAsia="Times New Roman" w:hAnsi="Inter" w:cs="Times New Roman"/>
-          <w:color w:val="494963"/>
-          <w:sz w:val="24"/>
-          <w:szCs w:val="24"/>
-          <w:lang w:eastAsia="es-AR"/>
-        </w:rPr>
-      </w:pPr>
-      <w:r>
-        <w:rPr>
-          <w:rFonts w:ascii="Inter" w:eastAsia="Times New Roman" w:hAnsi="Inter" w:cs="Times New Roman"/>
+          <w:rFonts w:ascii="Arial" w:eastAsia="Times New Roman" w:hAnsi="Arial" w:cs="Arial"/>
+          <w:color w:val="494963"/>
+          <w:sz w:val="24"/>
+          <w:szCs w:val="24"/>
+          <w:lang w:eastAsia="es-AR"/>
+        </w:rPr>
+      </w:pPr>
+      <w:r>
+        <w:rPr>
+          <w:rFonts w:ascii="Arial" w:eastAsia="Times New Roman" w:hAnsi="Arial" w:cs="Arial"/>
           <w:color w:val="494963"/>
           <w:sz w:val="24"/>
           <w:szCs w:val="24"/>
@@ -1602,16 +2769,16 @@
     <w:p>
       <w:pPr>
         <w:rPr>
-          <w:rFonts w:ascii="Inter" w:eastAsia="Times New Roman" w:hAnsi="Inter" w:cs="Times New Roman"/>
-          <w:color w:val="494963"/>
-          <w:sz w:val="24"/>
-          <w:szCs w:val="24"/>
-          <w:lang w:eastAsia="es-AR"/>
-        </w:rPr>
-      </w:pPr>
-      <w:r>
-        <w:rPr>
-          <w:rFonts w:ascii="Inter" w:eastAsia="Times New Roman" w:hAnsi="Inter" w:cs="Times New Roman"/>
+          <w:rFonts w:ascii="Arial" w:eastAsia="Times New Roman" w:hAnsi="Arial" w:cs="Arial"/>
+          <w:color w:val="494963"/>
+          <w:sz w:val="24"/>
+          <w:szCs w:val="24"/>
+          <w:lang w:eastAsia="es-AR"/>
+        </w:rPr>
+      </w:pPr>
+      <w:r>
+        <w:rPr>
+          <w:rFonts w:ascii="Arial" w:eastAsia="Times New Roman" w:hAnsi="Arial" w:cs="Arial"/>
           <w:color w:val="494963"/>
           <w:sz w:val="24"/>
           <w:szCs w:val="24"/>
@@ -1625,7 +2792,7 @@
         <w:spacing w:before="100" w:beforeAutospacing="1" w:after="100" w:afterAutospacing="1" w:line="240" w:lineRule="auto"/>
         <w:outlineLvl w:val="2"/>
         <w:rPr>
-          <w:rFonts w:ascii="Inter" w:eastAsia="Times New Roman" w:hAnsi="Inter" w:cs="Times New Roman"/>
+          <w:rFonts w:ascii="Arial" w:eastAsia="Times New Roman" w:hAnsi="Arial" w:cs="Arial"/>
           <w:b/>
           <w:bCs/>
           <w:color w:val="494963"/>
@@ -1636,7 +2803,7 @@
       </w:pPr>
       <w:r>
         <w:rPr>
-          <w:rFonts w:ascii="Inter" w:eastAsia="Times New Roman" w:hAnsi="Inter" w:cs="Times New Roman"/>
+          <w:rFonts w:ascii="Arial" w:eastAsia="Times New Roman" w:hAnsi="Arial" w:cs="Arial"/>
           <w:b/>
           <w:bCs/>
           <w:color w:val="494963"/>
@@ -1649,7 +2816,7 @@
       </w:r>
       <w:r>
         <w:rPr>
-          <w:rFonts w:ascii="Inter" w:eastAsia="Times New Roman" w:hAnsi="Inter" w:cs="Times New Roman"/>
+          <w:rFonts w:ascii="Arial" w:eastAsia="Times New Roman" w:hAnsi="Arial" w:cs="Arial"/>
           <w:b/>
           <w:bCs/>
           <w:color w:val="494963"/>
@@ -1664,16 +2831,16 @@
       <w:pPr>
         <w:spacing w:before="100" w:beforeAutospacing="1" w:after="100" w:afterAutospacing="1" w:line="240" w:lineRule="auto"/>
         <w:rPr>
-          <w:rFonts w:ascii="Inter" w:eastAsia="Times New Roman" w:hAnsi="Inter" w:cs="Times New Roman"/>
-          <w:color w:val="494963"/>
-          <w:sz w:val="24"/>
-          <w:szCs w:val="24"/>
-          <w:lang w:eastAsia="es-AR"/>
-        </w:rPr>
-      </w:pPr>
-      <w:r>
-        <w:rPr>
-          <w:rFonts w:ascii="Inter" w:eastAsia="Times New Roman" w:hAnsi="Inter" w:cs="Times New Roman"/>
+          <w:rFonts w:ascii="Arial" w:eastAsia="Times New Roman" w:hAnsi="Arial" w:cs="Arial"/>
+          <w:color w:val="494963"/>
+          <w:sz w:val="24"/>
+          <w:szCs w:val="24"/>
+          <w:lang w:eastAsia="es-AR"/>
+        </w:rPr>
+      </w:pPr>
+      <w:r>
+        <w:rPr>
+          <w:rFonts w:ascii="Arial" w:eastAsia="Times New Roman" w:hAnsi="Arial" w:cs="Arial"/>
           <w:color w:val="494963"/>
           <w:sz w:val="24"/>
           <w:szCs w:val="24"/>
@@ -1690,16 +2857,16 @@
         </w:numPr>
         <w:spacing w:before="100" w:beforeAutospacing="1" w:after="100" w:afterAutospacing="1" w:line="240" w:lineRule="auto"/>
         <w:rPr>
-          <w:rFonts w:ascii="Inter" w:eastAsia="Times New Roman" w:hAnsi="Inter" w:cs="Times New Roman"/>
-          <w:color w:val="494963"/>
-          <w:sz w:val="24"/>
-          <w:szCs w:val="24"/>
-          <w:lang w:eastAsia="es-AR"/>
-        </w:rPr>
-      </w:pPr>
-      <w:r>
-        <w:rPr>
-          <w:rFonts w:ascii="Inter" w:eastAsia="Times New Roman" w:hAnsi="Inter" w:cs="Times New Roman"/>
+          <w:rFonts w:ascii="Arial" w:eastAsia="Times New Roman" w:hAnsi="Arial" w:cs="Arial"/>
+          <w:color w:val="494963"/>
+          <w:sz w:val="24"/>
+          <w:szCs w:val="24"/>
+          <w:lang w:eastAsia="es-AR"/>
+        </w:rPr>
+      </w:pPr>
+      <w:r>
+        <w:rPr>
+          <w:rFonts w:ascii="Arial" w:eastAsia="Times New Roman" w:hAnsi="Arial" w:cs="Arial"/>
           <w:b/>
           <w:bCs/>
           <w:color w:val="494963"/>
@@ -1711,7 +2878,7 @@
       </w:r>
       <w:r>
         <w:rPr>
-          <w:rFonts w:ascii="Inter" w:eastAsia="Times New Roman" w:hAnsi="Inter" w:cs="Times New Roman"/>
+          <w:rFonts w:ascii="Arial" w:eastAsia="Times New Roman" w:hAnsi="Arial" w:cs="Arial"/>
           <w:color w:val="494963"/>
           <w:sz w:val="24"/>
           <w:szCs w:val="24"/>
@@ -1728,16 +2895,16 @@
         </w:numPr>
         <w:spacing w:before="100" w:beforeAutospacing="1" w:after="100" w:afterAutospacing="1" w:line="240" w:lineRule="auto"/>
         <w:rPr>
-          <w:rFonts w:ascii="Inter" w:eastAsia="Times New Roman" w:hAnsi="Inter" w:cs="Times New Roman"/>
-          <w:color w:val="494963"/>
-          <w:sz w:val="24"/>
-          <w:szCs w:val="24"/>
-          <w:lang w:eastAsia="es-AR"/>
-        </w:rPr>
-      </w:pPr>
-      <w:r>
-        <w:rPr>
-          <w:rFonts w:ascii="Inter" w:eastAsia="Times New Roman" w:hAnsi="Inter" w:cs="Times New Roman"/>
+          <w:rFonts w:ascii="Arial" w:eastAsia="Times New Roman" w:hAnsi="Arial" w:cs="Arial"/>
+          <w:color w:val="494963"/>
+          <w:sz w:val="24"/>
+          <w:szCs w:val="24"/>
+          <w:lang w:eastAsia="es-AR"/>
+        </w:rPr>
+      </w:pPr>
+      <w:r>
+        <w:rPr>
+          <w:rFonts w:ascii="Arial" w:eastAsia="Times New Roman" w:hAnsi="Arial" w:cs="Arial"/>
           <w:color w:val="494963"/>
           <w:sz w:val="24"/>
           <w:szCs w:val="24"/>
@@ -1754,16 +2921,16 @@
         </w:numPr>
         <w:spacing w:before="100" w:beforeAutospacing="1" w:after="100" w:afterAutospacing="1" w:line="240" w:lineRule="auto"/>
         <w:rPr>
-          <w:rFonts w:ascii="Inter" w:eastAsia="Times New Roman" w:hAnsi="Inter" w:cs="Times New Roman"/>
-          <w:color w:val="494963"/>
-          <w:sz w:val="24"/>
-          <w:szCs w:val="24"/>
-          <w:lang w:eastAsia="es-AR"/>
-        </w:rPr>
-      </w:pPr>
-      <w:r>
-        <w:rPr>
-          <w:rFonts w:ascii="Inter" w:eastAsia="Times New Roman" w:hAnsi="Inter" w:cs="Times New Roman"/>
+          <w:rFonts w:ascii="Arial" w:eastAsia="Times New Roman" w:hAnsi="Arial" w:cs="Arial"/>
+          <w:color w:val="494963"/>
+          <w:sz w:val="24"/>
+          <w:szCs w:val="24"/>
+          <w:lang w:eastAsia="es-AR"/>
+        </w:rPr>
+      </w:pPr>
+      <w:r>
+        <w:rPr>
+          <w:rFonts w:ascii="Arial" w:eastAsia="Times New Roman" w:hAnsi="Arial" w:cs="Arial"/>
           <w:color w:val="494963"/>
           <w:sz w:val="24"/>
           <w:szCs w:val="24"/>
@@ -1780,16 +2947,16 @@
         </w:numPr>
         <w:spacing w:before="100" w:beforeAutospacing="1" w:after="100" w:afterAutospacing="1" w:line="240" w:lineRule="auto"/>
         <w:rPr>
-          <w:rFonts w:ascii="Inter" w:eastAsia="Times New Roman" w:hAnsi="Inter" w:cs="Times New Roman"/>
-          <w:color w:val="494963"/>
-          <w:sz w:val="24"/>
-          <w:szCs w:val="24"/>
-          <w:lang w:eastAsia="es-AR"/>
-        </w:rPr>
-      </w:pPr>
-      <w:r>
-        <w:rPr>
-          <w:rFonts w:ascii="Inter" w:eastAsia="Times New Roman" w:hAnsi="Inter" w:cs="Times New Roman"/>
+          <w:rFonts w:ascii="Arial" w:eastAsia="Times New Roman" w:hAnsi="Arial" w:cs="Arial"/>
+          <w:color w:val="494963"/>
+          <w:sz w:val="24"/>
+          <w:szCs w:val="24"/>
+          <w:lang w:eastAsia="es-AR"/>
+        </w:rPr>
+      </w:pPr>
+      <w:r>
+        <w:rPr>
+          <w:rFonts w:ascii="Arial" w:eastAsia="Times New Roman" w:hAnsi="Arial" w:cs="Arial"/>
           <w:color w:val="494963"/>
           <w:sz w:val="24"/>
           <w:szCs w:val="24"/>
@@ -1806,16 +2973,16 @@
         </w:numPr>
         <w:spacing w:before="100" w:beforeAutospacing="1" w:after="100" w:afterAutospacing="1" w:line="240" w:lineRule="auto"/>
         <w:rPr>
-          <w:rFonts w:ascii="Inter" w:eastAsia="Times New Roman" w:hAnsi="Inter" w:cs="Times New Roman"/>
-          <w:color w:val="494963"/>
-          <w:sz w:val="24"/>
-          <w:szCs w:val="24"/>
-          <w:lang w:eastAsia="es-AR"/>
-        </w:rPr>
-      </w:pPr>
-      <w:r>
-        <w:rPr>
-          <w:rFonts w:ascii="Inter" w:eastAsia="Times New Roman" w:hAnsi="Inter" w:cs="Times New Roman"/>
+          <w:rFonts w:ascii="Arial" w:eastAsia="Times New Roman" w:hAnsi="Arial" w:cs="Arial"/>
+          <w:color w:val="494963"/>
+          <w:sz w:val="24"/>
+          <w:szCs w:val="24"/>
+          <w:lang w:eastAsia="es-AR"/>
+        </w:rPr>
+      </w:pPr>
+      <w:r>
+        <w:rPr>
+          <w:rFonts w:ascii="Arial" w:eastAsia="Times New Roman" w:hAnsi="Arial" w:cs="Arial"/>
           <w:color w:val="494963"/>
           <w:sz w:val="24"/>
           <w:szCs w:val="24"/>
@@ -1832,16 +2999,16 @@
         </w:numPr>
         <w:spacing w:before="100" w:beforeAutospacing="1" w:after="100" w:afterAutospacing="1" w:line="240" w:lineRule="auto"/>
         <w:rPr>
-          <w:rFonts w:ascii="Inter" w:eastAsia="Times New Roman" w:hAnsi="Inter" w:cs="Times New Roman"/>
-          <w:color w:val="494963"/>
-          <w:sz w:val="24"/>
-          <w:szCs w:val="24"/>
-          <w:lang w:eastAsia="es-AR"/>
-        </w:rPr>
-      </w:pPr>
-      <w:r>
-        <w:rPr>
-          <w:rFonts w:ascii="Inter" w:eastAsia="Times New Roman" w:hAnsi="Inter" w:cs="Times New Roman"/>
+          <w:rFonts w:ascii="Arial" w:eastAsia="Times New Roman" w:hAnsi="Arial" w:cs="Arial"/>
+          <w:color w:val="494963"/>
+          <w:sz w:val="24"/>
+          <w:szCs w:val="24"/>
+          <w:lang w:eastAsia="es-AR"/>
+        </w:rPr>
+      </w:pPr>
+      <w:r>
+        <w:rPr>
+          <w:rFonts w:ascii="Arial" w:eastAsia="Times New Roman" w:hAnsi="Arial" w:cs="Arial"/>
           <w:color w:val="494963"/>
           <w:sz w:val="24"/>
           <w:szCs w:val="24"/>
@@ -1858,16 +3025,16 @@
         </w:numPr>
         <w:spacing w:before="100" w:beforeAutospacing="1" w:after="100" w:afterAutospacing="1" w:line="240" w:lineRule="auto"/>
         <w:rPr>
-          <w:rFonts w:ascii="Inter" w:eastAsia="Times New Roman" w:hAnsi="Inter" w:cs="Times New Roman"/>
-          <w:color w:val="494963"/>
-          <w:sz w:val="24"/>
-          <w:szCs w:val="24"/>
-          <w:lang w:eastAsia="es-AR"/>
-        </w:rPr>
-      </w:pPr>
-      <w:r>
-        <w:rPr>
-          <w:rFonts w:ascii="Inter" w:eastAsia="Times New Roman" w:hAnsi="Inter" w:cs="Times New Roman"/>
+          <w:rFonts w:ascii="Arial" w:eastAsia="Times New Roman" w:hAnsi="Arial" w:cs="Arial"/>
+          <w:color w:val="494963"/>
+          <w:sz w:val="24"/>
+          <w:szCs w:val="24"/>
+          <w:lang w:eastAsia="es-AR"/>
+        </w:rPr>
+      </w:pPr>
+      <w:r>
+        <w:rPr>
+          <w:rFonts w:ascii="Arial" w:eastAsia="Times New Roman" w:hAnsi="Arial" w:cs="Arial"/>
           <w:b/>
           <w:bCs/>
           <w:color w:val="494963"/>
@@ -1879,7 +3046,7 @@
       </w:r>
       <w:r>
         <w:rPr>
-          <w:rFonts w:ascii="Inter" w:eastAsia="Times New Roman" w:hAnsi="Inter" w:cs="Times New Roman"/>
+          <w:rFonts w:ascii="Arial" w:eastAsia="Times New Roman" w:hAnsi="Arial" w:cs="Arial"/>
           <w:color w:val="494963"/>
           <w:sz w:val="24"/>
           <w:szCs w:val="24"/>
@@ -1896,16 +3063,16 @@
         </w:numPr>
         <w:spacing w:before="100" w:beforeAutospacing="1" w:after="100" w:afterAutospacing="1" w:line="240" w:lineRule="auto"/>
         <w:rPr>
-          <w:rFonts w:ascii="Inter" w:eastAsia="Times New Roman" w:hAnsi="Inter" w:cs="Times New Roman"/>
-          <w:color w:val="494963"/>
-          <w:sz w:val="24"/>
-          <w:szCs w:val="24"/>
-          <w:lang w:eastAsia="es-AR"/>
-        </w:rPr>
-      </w:pPr>
-      <w:r>
-        <w:rPr>
-          <w:rFonts w:ascii="Inter" w:eastAsia="Times New Roman" w:hAnsi="Inter" w:cs="Times New Roman"/>
+          <w:rFonts w:ascii="Arial" w:eastAsia="Times New Roman" w:hAnsi="Arial" w:cs="Arial"/>
+          <w:color w:val="494963"/>
+          <w:sz w:val="24"/>
+          <w:szCs w:val="24"/>
+          <w:lang w:eastAsia="es-AR"/>
+        </w:rPr>
+      </w:pPr>
+      <w:r>
+        <w:rPr>
+          <w:rFonts w:ascii="Arial" w:eastAsia="Times New Roman" w:hAnsi="Arial" w:cs="Arial"/>
           <w:color w:val="494963"/>
           <w:sz w:val="24"/>
           <w:szCs w:val="24"/>
@@ -1922,16 +3089,16 @@
         </w:numPr>
         <w:spacing w:before="100" w:beforeAutospacing="1" w:after="100" w:afterAutospacing="1" w:line="240" w:lineRule="auto"/>
         <w:rPr>
-          <w:rFonts w:ascii="Inter" w:eastAsia="Times New Roman" w:hAnsi="Inter" w:cs="Times New Roman"/>
-          <w:color w:val="494963"/>
-          <w:sz w:val="24"/>
-          <w:szCs w:val="24"/>
-          <w:lang w:eastAsia="es-AR"/>
-        </w:rPr>
-      </w:pPr>
-      <w:r>
-        <w:rPr>
-          <w:rFonts w:ascii="Inter" w:eastAsia="Times New Roman" w:hAnsi="Inter" w:cs="Times New Roman"/>
+          <w:rFonts w:ascii="Arial" w:eastAsia="Times New Roman" w:hAnsi="Arial" w:cs="Arial"/>
+          <w:color w:val="494963"/>
+          <w:sz w:val="24"/>
+          <w:szCs w:val="24"/>
+          <w:lang w:eastAsia="es-AR"/>
+        </w:rPr>
+      </w:pPr>
+      <w:r>
+        <w:rPr>
+          <w:rFonts w:ascii="Arial" w:eastAsia="Times New Roman" w:hAnsi="Arial" w:cs="Arial"/>
           <w:color w:val="494963"/>
           <w:sz w:val="24"/>
           <w:szCs w:val="24"/>
@@ -1948,16 +3115,16 @@
         </w:numPr>
         <w:spacing w:before="100" w:beforeAutospacing="1" w:after="100" w:afterAutospacing="1" w:line="240" w:lineRule="auto"/>
         <w:rPr>
-          <w:rFonts w:ascii="Inter" w:eastAsia="Times New Roman" w:hAnsi="Inter" w:cs="Times New Roman"/>
-          <w:color w:val="494963"/>
-          <w:sz w:val="24"/>
-          <w:szCs w:val="24"/>
-          <w:lang w:eastAsia="es-AR"/>
-        </w:rPr>
-      </w:pPr>
-      <w:r>
-        <w:rPr>
-          <w:rFonts w:ascii="Inter" w:eastAsia="Times New Roman" w:hAnsi="Inter" w:cs="Times New Roman"/>
+          <w:rFonts w:ascii="Arial" w:eastAsia="Times New Roman" w:hAnsi="Arial" w:cs="Arial"/>
+          <w:color w:val="494963"/>
+          <w:sz w:val="24"/>
+          <w:szCs w:val="24"/>
+          <w:lang w:eastAsia="es-AR"/>
+        </w:rPr>
+      </w:pPr>
+      <w:r>
+        <w:rPr>
+          <w:rFonts w:ascii="Arial" w:eastAsia="Times New Roman" w:hAnsi="Arial" w:cs="Arial"/>
           <w:color w:val="494963"/>
           <w:sz w:val="24"/>
           <w:szCs w:val="24"/>
@@ -1974,16 +3141,16 @@
         </w:numPr>
         <w:spacing w:before="100" w:beforeAutospacing="1" w:after="100" w:afterAutospacing="1" w:line="240" w:lineRule="auto"/>
         <w:rPr>
-          <w:rFonts w:ascii="Inter" w:eastAsia="Times New Roman" w:hAnsi="Inter" w:cs="Times New Roman"/>
-          <w:color w:val="494963"/>
-          <w:sz w:val="24"/>
-          <w:szCs w:val="24"/>
-          <w:lang w:eastAsia="es-AR"/>
-        </w:rPr>
-      </w:pPr>
-      <w:r>
-        <w:rPr>
-          <w:rFonts w:ascii="Inter" w:eastAsia="Times New Roman" w:hAnsi="Inter" w:cs="Times New Roman"/>
+          <w:rFonts w:ascii="Arial" w:eastAsia="Times New Roman" w:hAnsi="Arial" w:cs="Arial"/>
+          <w:color w:val="494963"/>
+          <w:sz w:val="24"/>
+          <w:szCs w:val="24"/>
+          <w:lang w:eastAsia="es-AR"/>
+        </w:rPr>
+      </w:pPr>
+      <w:r>
+        <w:rPr>
+          <w:rFonts w:ascii="Arial" w:eastAsia="Times New Roman" w:hAnsi="Arial" w:cs="Arial"/>
           <w:color w:val="494963"/>
           <w:sz w:val="24"/>
           <w:szCs w:val="24"/>
@@ -2000,16 +3167,16 @@
         </w:numPr>
         <w:spacing w:before="100" w:beforeAutospacing="1" w:after="100" w:afterAutospacing="1" w:line="240" w:lineRule="auto"/>
         <w:rPr>
-          <w:rFonts w:ascii="Inter" w:eastAsia="Times New Roman" w:hAnsi="Inter" w:cs="Times New Roman"/>
-          <w:color w:val="494963"/>
-          <w:sz w:val="24"/>
-          <w:szCs w:val="24"/>
-          <w:lang w:eastAsia="es-AR"/>
-        </w:rPr>
-      </w:pPr>
-      <w:r>
-        <w:rPr>
-          <w:rFonts w:ascii="Inter" w:eastAsia="Times New Roman" w:hAnsi="Inter" w:cs="Times New Roman"/>
+          <w:rFonts w:ascii="Arial" w:eastAsia="Times New Roman" w:hAnsi="Arial" w:cs="Arial"/>
+          <w:color w:val="494963"/>
+          <w:sz w:val="24"/>
+          <w:szCs w:val="24"/>
+          <w:lang w:eastAsia="es-AR"/>
+        </w:rPr>
+      </w:pPr>
+      <w:r>
+        <w:rPr>
+          <w:rFonts w:ascii="Arial" w:eastAsia="Times New Roman" w:hAnsi="Arial" w:cs="Arial"/>
           <w:color w:val="494963"/>
           <w:sz w:val="24"/>
           <w:szCs w:val="24"/>
@@ -2026,16 +3193,16 @@
         </w:numPr>
         <w:spacing w:before="100" w:beforeAutospacing="1" w:after="100" w:afterAutospacing="1" w:line="240" w:lineRule="auto"/>
         <w:rPr>
-          <w:rFonts w:ascii="Inter" w:eastAsia="Times New Roman" w:hAnsi="Inter" w:cs="Times New Roman"/>
-          <w:color w:val="494963"/>
-          <w:sz w:val="24"/>
-          <w:szCs w:val="24"/>
-          <w:lang w:eastAsia="es-AR"/>
-        </w:rPr>
-      </w:pPr>
-      <w:r>
-        <w:rPr>
-          <w:rFonts w:ascii="Inter" w:eastAsia="Times New Roman" w:hAnsi="Inter" w:cs="Times New Roman"/>
+          <w:rFonts w:ascii="Arial" w:eastAsia="Times New Roman" w:hAnsi="Arial" w:cs="Arial"/>
+          <w:color w:val="494963"/>
+          <w:sz w:val="24"/>
+          <w:szCs w:val="24"/>
+          <w:lang w:eastAsia="es-AR"/>
+        </w:rPr>
+      </w:pPr>
+      <w:r>
+        <w:rPr>
+          <w:rFonts w:ascii="Arial" w:eastAsia="Times New Roman" w:hAnsi="Arial" w:cs="Arial"/>
           <w:color w:val="494963"/>
           <w:sz w:val="24"/>
           <w:szCs w:val="24"/>
@@ -2052,16 +3219,16 @@
         </w:numPr>
         <w:spacing w:before="100" w:beforeAutospacing="1" w:after="100" w:afterAutospacing="1" w:line="240" w:lineRule="auto"/>
         <w:rPr>
-          <w:rFonts w:ascii="Inter" w:eastAsia="Times New Roman" w:hAnsi="Inter" w:cs="Times New Roman"/>
-          <w:color w:val="494963"/>
-          <w:sz w:val="24"/>
-          <w:szCs w:val="24"/>
-          <w:lang w:eastAsia="es-AR"/>
-        </w:rPr>
-      </w:pPr>
-      <w:r>
-        <w:rPr>
-          <w:rFonts w:ascii="Inter" w:eastAsia="Times New Roman" w:hAnsi="Inter" w:cs="Times New Roman"/>
+          <w:rFonts w:ascii="Arial" w:eastAsia="Times New Roman" w:hAnsi="Arial" w:cs="Arial"/>
+          <w:color w:val="494963"/>
+          <w:sz w:val="24"/>
+          <w:szCs w:val="24"/>
+          <w:lang w:eastAsia="es-AR"/>
+        </w:rPr>
+      </w:pPr>
+      <w:r>
+        <w:rPr>
+          <w:rFonts w:ascii="Arial" w:eastAsia="Times New Roman" w:hAnsi="Arial" w:cs="Arial"/>
           <w:color w:val="494963"/>
           <w:sz w:val="24"/>
           <w:szCs w:val="24"/>
@@ -2078,16 +3245,16 @@
         </w:numPr>
         <w:spacing w:before="100" w:beforeAutospacing="1" w:after="100" w:afterAutospacing="1" w:line="240" w:lineRule="auto"/>
         <w:rPr>
-          <w:rFonts w:ascii="Inter" w:eastAsia="Times New Roman" w:hAnsi="Inter" w:cs="Times New Roman"/>
-          <w:color w:val="494963"/>
-          <w:sz w:val="24"/>
-          <w:szCs w:val="24"/>
-          <w:lang w:eastAsia="es-AR"/>
-        </w:rPr>
-      </w:pPr>
-      <w:r>
-        <w:rPr>
-          <w:rFonts w:ascii="Inter" w:eastAsia="Times New Roman" w:hAnsi="Inter" w:cs="Times New Roman"/>
+          <w:rFonts w:ascii="Arial" w:eastAsia="Times New Roman" w:hAnsi="Arial" w:cs="Arial"/>
+          <w:color w:val="494963"/>
+          <w:sz w:val="24"/>
+          <w:szCs w:val="24"/>
+          <w:lang w:eastAsia="es-AR"/>
+        </w:rPr>
+      </w:pPr>
+      <w:r>
+        <w:rPr>
+          <w:rFonts w:ascii="Arial" w:eastAsia="Times New Roman" w:hAnsi="Arial" w:cs="Arial"/>
           <w:b/>
           <w:bCs/>
           <w:color w:val="494963"/>
@@ -2099,7 +3266,7 @@
       </w:r>
       <w:r>
         <w:rPr>
-          <w:rFonts w:ascii="Inter" w:eastAsia="Times New Roman" w:hAnsi="Inter" w:cs="Times New Roman"/>
+          <w:rFonts w:ascii="Arial" w:eastAsia="Times New Roman" w:hAnsi="Arial" w:cs="Arial"/>
           <w:color w:val="494963"/>
           <w:sz w:val="24"/>
           <w:szCs w:val="24"/>
@@ -2116,16 +3283,16 @@
         </w:numPr>
         <w:spacing w:before="100" w:beforeAutospacing="1" w:after="100" w:afterAutospacing="1" w:line="240" w:lineRule="auto"/>
         <w:rPr>
-          <w:rFonts w:ascii="Inter" w:eastAsia="Times New Roman" w:hAnsi="Inter" w:cs="Times New Roman"/>
-          <w:color w:val="494963"/>
-          <w:sz w:val="24"/>
-          <w:szCs w:val="24"/>
-          <w:lang w:eastAsia="es-AR"/>
-        </w:rPr>
-      </w:pPr>
-      <w:r>
-        <w:rPr>
-          <w:rFonts w:ascii="Inter" w:eastAsia="Times New Roman" w:hAnsi="Inter" w:cs="Times New Roman"/>
+          <w:rFonts w:ascii="Arial" w:eastAsia="Times New Roman" w:hAnsi="Arial" w:cs="Arial"/>
+          <w:color w:val="494963"/>
+          <w:sz w:val="24"/>
+          <w:szCs w:val="24"/>
+          <w:lang w:eastAsia="es-AR"/>
+        </w:rPr>
+      </w:pPr>
+      <w:r>
+        <w:rPr>
+          <w:rFonts w:ascii="Arial" w:eastAsia="Times New Roman" w:hAnsi="Arial" w:cs="Arial"/>
           <w:color w:val="494963"/>
           <w:sz w:val="24"/>
           <w:szCs w:val="24"/>
@@ -2142,16 +3309,16 @@
         </w:numPr>
         <w:spacing w:before="100" w:beforeAutospacing="1" w:after="100" w:afterAutospacing="1" w:line="240" w:lineRule="auto"/>
         <w:rPr>
-          <w:rFonts w:ascii="Inter" w:eastAsia="Times New Roman" w:hAnsi="Inter" w:cs="Times New Roman"/>
-          <w:color w:val="494963"/>
-          <w:sz w:val="24"/>
-          <w:szCs w:val="24"/>
-          <w:lang w:eastAsia="es-AR"/>
-        </w:rPr>
-      </w:pPr>
-      <w:r>
-        <w:rPr>
-          <w:rFonts w:ascii="Inter" w:eastAsia="Times New Roman" w:hAnsi="Inter" w:cs="Times New Roman"/>
+          <w:rFonts w:ascii="Arial" w:eastAsia="Times New Roman" w:hAnsi="Arial" w:cs="Arial"/>
+          <w:color w:val="494963"/>
+          <w:sz w:val="24"/>
+          <w:szCs w:val="24"/>
+          <w:lang w:eastAsia="es-AR"/>
+        </w:rPr>
+      </w:pPr>
+      <w:r>
+        <w:rPr>
+          <w:rFonts w:ascii="Arial" w:eastAsia="Times New Roman" w:hAnsi="Arial" w:cs="Arial"/>
           <w:color w:val="494963"/>
           <w:sz w:val="24"/>
           <w:szCs w:val="24"/>
@@ -2168,22 +3335,22 @@
         </w:numPr>
         <w:spacing w:before="100" w:beforeAutospacing="1" w:after="100" w:afterAutospacing="1" w:line="240" w:lineRule="auto"/>
         <w:rPr>
-          <w:rFonts w:ascii="Inter" w:eastAsia="Times New Roman" w:hAnsi="Inter" w:cs="Times New Roman"/>
-          <w:color w:val="494963"/>
-          <w:sz w:val="24"/>
-          <w:szCs w:val="24"/>
-          <w:lang w:eastAsia="es-AR"/>
-        </w:rPr>
-      </w:pPr>
-      <w:r>
-        <w:rPr>
-          <w:rFonts w:ascii="Inter" w:eastAsia="Times New Roman" w:hAnsi="Inter" w:cs="Times New Roman"/>
-          <w:color w:val="494963"/>
-          <w:sz w:val="24"/>
-          <w:szCs w:val="24"/>
-          <w:lang w:eastAsia="es-AR"/>
-        </w:rPr>
-        <w:t>Email</w:t>
+          <w:rFonts w:ascii="Arial" w:eastAsia="Times New Roman" w:hAnsi="Arial" w:cs="Arial"/>
+          <w:color w:val="494963"/>
+          <w:sz w:val="24"/>
+          <w:szCs w:val="24"/>
+          <w:lang w:eastAsia="es-AR"/>
+        </w:rPr>
+      </w:pPr>
+      <w:r>
+        <w:rPr>
+          <w:rFonts w:ascii="Arial" w:eastAsia="Times New Roman" w:hAnsi="Arial" w:cs="Arial"/>
+          <w:color w:val="494963"/>
+          <w:sz w:val="24"/>
+          <w:szCs w:val="24"/>
+          <w:lang w:eastAsia="es-AR"/>
+        </w:rPr>
+        <w:t>DNI</w:t>
       </w:r>
     </w:p>
     <w:p>
@@ -2194,22 +3361,22 @@
         </w:numPr>
         <w:spacing w:before="100" w:beforeAutospacing="1" w:after="100" w:afterAutospacing="1" w:line="240" w:lineRule="auto"/>
         <w:rPr>
-          <w:rFonts w:ascii="Inter" w:eastAsia="Times New Roman" w:hAnsi="Inter" w:cs="Times New Roman"/>
-          <w:color w:val="494963"/>
-          <w:sz w:val="24"/>
-          <w:szCs w:val="24"/>
-          <w:lang w:eastAsia="es-AR"/>
-        </w:rPr>
-      </w:pPr>
-      <w:r>
-        <w:rPr>
-          <w:rFonts w:ascii="Inter" w:eastAsia="Times New Roman" w:hAnsi="Inter" w:cs="Times New Roman"/>
-          <w:color w:val="494963"/>
-          <w:sz w:val="24"/>
-          <w:szCs w:val="24"/>
-          <w:lang w:eastAsia="es-AR"/>
-        </w:rPr>
-        <w:t>Teléfono</w:t>
+          <w:rFonts w:ascii="Arial" w:eastAsia="Times New Roman" w:hAnsi="Arial" w:cs="Arial"/>
+          <w:color w:val="494963"/>
+          <w:sz w:val="24"/>
+          <w:szCs w:val="24"/>
+          <w:lang w:eastAsia="es-AR"/>
+        </w:rPr>
+      </w:pPr>
+      <w:r>
+        <w:rPr>
+          <w:rFonts w:ascii="Arial" w:eastAsia="Times New Roman" w:hAnsi="Arial" w:cs="Arial"/>
+          <w:color w:val="494963"/>
+          <w:sz w:val="24"/>
+          <w:szCs w:val="24"/>
+          <w:lang w:eastAsia="es-AR"/>
+        </w:rPr>
+        <w:t>Fecha de nacimiento</w:t>
       </w:r>
     </w:p>
     <w:p>
@@ -2220,22 +3387,22 @@
         </w:numPr>
         <w:spacing w:before="100" w:beforeAutospacing="1" w:after="100" w:afterAutospacing="1" w:line="240" w:lineRule="auto"/>
         <w:rPr>
-          <w:rFonts w:ascii="Inter" w:eastAsia="Times New Roman" w:hAnsi="Inter" w:cs="Times New Roman"/>
-          <w:color w:val="494963"/>
-          <w:sz w:val="24"/>
-          <w:szCs w:val="24"/>
-          <w:lang w:eastAsia="es-AR"/>
-        </w:rPr>
-      </w:pPr>
-      <w:r>
-        <w:rPr>
-          <w:rFonts w:ascii="Inter" w:eastAsia="Times New Roman" w:hAnsi="Inter" w:cs="Times New Roman"/>
-          <w:color w:val="494963"/>
-          <w:sz w:val="24"/>
-          <w:szCs w:val="24"/>
-          <w:lang w:eastAsia="es-AR"/>
-        </w:rPr>
-        <w:t>Experiencia laboral (años)</w:t>
+          <w:rFonts w:ascii="Arial" w:eastAsia="Times New Roman" w:hAnsi="Arial" w:cs="Arial"/>
+          <w:color w:val="494963"/>
+          <w:sz w:val="24"/>
+          <w:szCs w:val="24"/>
+          <w:lang w:eastAsia="es-AR"/>
+        </w:rPr>
+      </w:pPr>
+      <w:r>
+        <w:rPr>
+          <w:rFonts w:ascii="Arial" w:eastAsia="Times New Roman" w:hAnsi="Arial" w:cs="Arial"/>
+          <w:color w:val="494963"/>
+          <w:sz w:val="24"/>
+          <w:szCs w:val="24"/>
+          <w:lang w:eastAsia="es-AR"/>
+        </w:rPr>
+        <w:t>Email</w:t>
       </w:r>
     </w:p>
     <w:p>
@@ -2246,22 +3413,22 @@
         </w:numPr>
         <w:spacing w:before="100" w:beforeAutospacing="1" w:after="100" w:afterAutospacing="1" w:line="240" w:lineRule="auto"/>
         <w:rPr>
-          <w:rFonts w:ascii="Inter" w:eastAsia="Times New Roman" w:hAnsi="Inter" w:cs="Times New Roman"/>
-          <w:color w:val="494963"/>
-          <w:sz w:val="24"/>
-          <w:szCs w:val="24"/>
-          <w:lang w:eastAsia="es-AR"/>
-        </w:rPr>
-      </w:pPr>
-      <w:r>
-        <w:rPr>
-          <w:rFonts w:ascii="Inter" w:eastAsia="Times New Roman" w:hAnsi="Inter" w:cs="Times New Roman"/>
-          <w:color w:val="494963"/>
-          <w:sz w:val="24"/>
-          <w:szCs w:val="24"/>
-          <w:lang w:eastAsia="es-AR"/>
-        </w:rPr>
-        <w:t>Localidad</w:t>
+          <w:rFonts w:ascii="Arial" w:eastAsia="Times New Roman" w:hAnsi="Arial" w:cs="Arial"/>
+          <w:color w:val="494963"/>
+          <w:sz w:val="24"/>
+          <w:szCs w:val="24"/>
+          <w:lang w:eastAsia="es-AR"/>
+        </w:rPr>
+      </w:pPr>
+      <w:r>
+        <w:rPr>
+          <w:rFonts w:ascii="Arial" w:eastAsia="Times New Roman" w:hAnsi="Arial" w:cs="Arial"/>
+          <w:color w:val="494963"/>
+          <w:sz w:val="24"/>
+          <w:szCs w:val="24"/>
+          <w:lang w:eastAsia="es-AR"/>
+        </w:rPr>
+        <w:t>Teléfono</w:t>
       </w:r>
     </w:p>
     <w:p>
@@ -2272,16 +3439,68 @@
         </w:numPr>
         <w:spacing w:before="100" w:beforeAutospacing="1" w:after="100" w:afterAutospacing="1" w:line="240" w:lineRule="auto"/>
         <w:rPr>
-          <w:rFonts w:ascii="Inter" w:eastAsia="Times New Roman" w:hAnsi="Inter" w:cs="Times New Roman"/>
-          <w:color w:val="494963"/>
-          <w:sz w:val="24"/>
-          <w:szCs w:val="24"/>
-          <w:lang w:eastAsia="es-AR"/>
-        </w:rPr>
-      </w:pPr>
-      <w:r>
-        <w:rPr>
-          <w:rFonts w:ascii="Inter" w:eastAsia="Times New Roman" w:hAnsi="Inter" w:cs="Times New Roman"/>
+          <w:rFonts w:ascii="Arial" w:eastAsia="Times New Roman" w:hAnsi="Arial" w:cs="Arial"/>
+          <w:color w:val="494963"/>
+          <w:sz w:val="24"/>
+          <w:szCs w:val="24"/>
+          <w:lang w:eastAsia="es-AR"/>
+        </w:rPr>
+      </w:pPr>
+      <w:r>
+        <w:rPr>
+          <w:rFonts w:ascii="Arial" w:eastAsia="Times New Roman" w:hAnsi="Arial" w:cs="Arial"/>
+          <w:color w:val="494963"/>
+          <w:sz w:val="24"/>
+          <w:szCs w:val="24"/>
+          <w:lang w:eastAsia="es-AR"/>
+        </w:rPr>
+        <w:t>Experiencia laboral (años)</w:t>
+      </w:r>
+    </w:p>
+    <w:p>
+      <w:pPr>
+        <w:numPr>
+          <w:ilvl w:val="1"/>
+          <w:numId w:val="5"/>
+        </w:numPr>
+        <w:spacing w:before="100" w:beforeAutospacing="1" w:after="100" w:afterAutospacing="1" w:line="240" w:lineRule="auto"/>
+        <w:rPr>
+          <w:rFonts w:ascii="Arial" w:eastAsia="Times New Roman" w:hAnsi="Arial" w:cs="Arial"/>
+          <w:color w:val="494963"/>
+          <w:sz w:val="24"/>
+          <w:szCs w:val="24"/>
+          <w:lang w:eastAsia="es-AR"/>
+        </w:rPr>
+      </w:pPr>
+      <w:r>
+        <w:rPr>
+          <w:rFonts w:ascii="Arial" w:eastAsia="Times New Roman" w:hAnsi="Arial" w:cs="Arial"/>
+          <w:color w:val="494963"/>
+          <w:sz w:val="24"/>
+          <w:szCs w:val="24"/>
+          <w:lang w:eastAsia="es-AR"/>
+        </w:rPr>
+        <w:t>Localidad</w:t>
+      </w:r>
+    </w:p>
+    <w:p>
+      <w:pPr>
+        <w:numPr>
+          <w:ilvl w:val="1"/>
+          <w:numId w:val="5"/>
+        </w:numPr>
+        <w:spacing w:before="100" w:beforeAutospacing="1" w:after="100" w:afterAutospacing="1" w:line="240" w:lineRule="auto"/>
+        <w:rPr>
+          <w:rFonts w:ascii="Arial" w:eastAsia="Times New Roman" w:hAnsi="Arial" w:cs="Arial"/>
+          <w:color w:val="494963"/>
+          <w:sz w:val="24"/>
+          <w:szCs w:val="24"/>
+          <w:lang w:eastAsia="es-AR"/>
+        </w:rPr>
+      </w:pPr>
+      <w:r>
+        <w:rPr>
+          <w:rFonts w:ascii="Arial" w:eastAsia="Times New Roman" w:hAnsi="Arial" w:cs="Arial"/>
           <w:color w:val="494963"/>
           <w:sz w:val="24"/>
           <w:szCs w:val="24"/>
@@ -2298,16 +3517,16 @@
         </w:numPr>
         <w:spacing w:before="100" w:beforeAutospacing="1" w:after="100" w:afterAutospacing="1" w:line="240" w:lineRule="auto"/>
         <w:rPr>
-          <w:rFonts w:ascii="Inter" w:eastAsia="Times New Roman" w:hAnsi="Inter" w:cs="Times New Roman"/>
-          <w:color w:val="494963"/>
-          <w:sz w:val="24"/>
-          <w:szCs w:val="24"/>
-          <w:lang w:eastAsia="es-AR"/>
-        </w:rPr>
-      </w:pPr>
-      <w:r>
-        <w:rPr>
-          <w:rFonts w:ascii="Inter" w:eastAsia="Times New Roman" w:hAnsi="Inter" w:cs="Times New Roman"/>
+          <w:rFonts w:ascii="Arial" w:eastAsia="Times New Roman" w:hAnsi="Arial" w:cs="Arial"/>
+          <w:color w:val="494963"/>
+          <w:sz w:val="24"/>
+          <w:szCs w:val="24"/>
+          <w:lang w:eastAsia="es-AR"/>
+        </w:rPr>
+      </w:pPr>
+      <w:r>
+        <w:rPr>
+          <w:rFonts w:ascii="Arial" w:eastAsia="Times New Roman" w:hAnsi="Arial" w:cs="Arial"/>
           <w:b/>
           <w:bCs/>
           <w:color w:val="494963"/>
@@ -2319,7 +3538,7 @@
       </w:r>
       <w:r>
         <w:rPr>
-          <w:rFonts w:ascii="Inter" w:eastAsia="Times New Roman" w:hAnsi="Inter" w:cs="Times New Roman"/>
+          <w:rFonts w:ascii="Arial" w:eastAsia="Times New Roman" w:hAnsi="Arial" w:cs="Arial"/>
           <w:color w:val="494963"/>
           <w:sz w:val="24"/>
           <w:szCs w:val="24"/>
@@ -2336,16 +3555,16 @@
         </w:numPr>
         <w:spacing w:before="100" w:beforeAutospacing="1" w:after="100" w:afterAutospacing="1" w:line="240" w:lineRule="auto"/>
         <w:rPr>
-          <w:rFonts w:ascii="Inter" w:eastAsia="Times New Roman" w:hAnsi="Inter" w:cs="Times New Roman"/>
-          <w:color w:val="494963"/>
-          <w:sz w:val="24"/>
-          <w:szCs w:val="24"/>
-          <w:lang w:eastAsia="es-AR"/>
-        </w:rPr>
-      </w:pPr>
-      <w:r>
-        <w:rPr>
-          <w:rFonts w:ascii="Inter" w:eastAsia="Times New Roman" w:hAnsi="Inter" w:cs="Times New Roman"/>
+          <w:rFonts w:ascii="Arial" w:eastAsia="Times New Roman" w:hAnsi="Arial" w:cs="Arial"/>
+          <w:color w:val="494963"/>
+          <w:sz w:val="24"/>
+          <w:szCs w:val="24"/>
+          <w:lang w:eastAsia="es-AR"/>
+        </w:rPr>
+      </w:pPr>
+      <w:r>
+        <w:rPr>
+          <w:rFonts w:ascii="Arial" w:eastAsia="Times New Roman" w:hAnsi="Arial" w:cs="Arial"/>
           <w:color w:val="494963"/>
           <w:sz w:val="24"/>
           <w:szCs w:val="24"/>
@@ -2362,16 +3581,16 @@
         </w:numPr>
         <w:spacing w:before="100" w:beforeAutospacing="1" w:after="100" w:afterAutospacing="1" w:line="240" w:lineRule="auto"/>
         <w:rPr>
-          <w:rFonts w:ascii="Inter" w:eastAsia="Times New Roman" w:hAnsi="Inter" w:cs="Times New Roman"/>
-          <w:color w:val="494963"/>
-          <w:sz w:val="24"/>
-          <w:szCs w:val="24"/>
-          <w:lang w:eastAsia="es-AR"/>
-        </w:rPr>
-      </w:pPr>
-      <w:r>
-        <w:rPr>
-          <w:rFonts w:ascii="Inter" w:eastAsia="Times New Roman" w:hAnsi="Inter" w:cs="Times New Roman"/>
+          <w:rFonts w:ascii="Arial" w:eastAsia="Times New Roman" w:hAnsi="Arial" w:cs="Arial"/>
+          <w:color w:val="494963"/>
+          <w:sz w:val="24"/>
+          <w:szCs w:val="24"/>
+          <w:lang w:eastAsia="es-AR"/>
+        </w:rPr>
+      </w:pPr>
+      <w:r>
+        <w:rPr>
+          <w:rFonts w:ascii="Arial" w:eastAsia="Times New Roman" w:hAnsi="Arial" w:cs="Arial"/>
           <w:color w:val="494963"/>
           <w:sz w:val="24"/>
           <w:szCs w:val="24"/>
@@ -2388,16 +3607,16 @@
         </w:numPr>
         <w:spacing w:before="100" w:beforeAutospacing="1" w:after="100" w:afterAutospacing="1" w:line="240" w:lineRule="auto"/>
         <w:rPr>
-          <w:rFonts w:ascii="Inter" w:eastAsia="Times New Roman" w:hAnsi="Inter" w:cs="Times New Roman"/>
-          <w:color w:val="494963"/>
-          <w:sz w:val="24"/>
-          <w:szCs w:val="24"/>
-          <w:lang w:eastAsia="es-AR"/>
-        </w:rPr>
-      </w:pPr>
-      <w:r>
-        <w:rPr>
-          <w:rFonts w:ascii="Inter" w:eastAsia="Times New Roman" w:hAnsi="Inter" w:cs="Times New Roman"/>
+          <w:rFonts w:ascii="Arial" w:eastAsia="Times New Roman" w:hAnsi="Arial" w:cs="Arial"/>
+          <w:color w:val="494963"/>
+          <w:sz w:val="24"/>
+          <w:szCs w:val="24"/>
+          <w:lang w:eastAsia="es-AR"/>
+        </w:rPr>
+      </w:pPr>
+      <w:r>
+        <w:rPr>
+          <w:rFonts w:ascii="Arial" w:eastAsia="Times New Roman" w:hAnsi="Arial" w:cs="Arial"/>
           <w:color w:val="494963"/>
           <w:sz w:val="24"/>
           <w:szCs w:val="24"/>
@@ -2414,16 +3633,16 @@
         </w:numPr>
         <w:spacing w:before="100" w:beforeAutospacing="1" w:after="100" w:afterAutospacing="1" w:line="240" w:lineRule="auto"/>
         <w:rPr>
-          <w:rFonts w:ascii="Inter" w:eastAsia="Times New Roman" w:hAnsi="Inter" w:cs="Times New Roman"/>
-          <w:color w:val="494963"/>
-          <w:sz w:val="24"/>
-          <w:szCs w:val="24"/>
-          <w:lang w:eastAsia="es-AR"/>
-        </w:rPr>
-      </w:pPr>
-      <w:r>
-        <w:rPr>
-          <w:rFonts w:ascii="Inter" w:eastAsia="Times New Roman" w:hAnsi="Inter" w:cs="Times New Roman"/>
+          <w:rFonts w:ascii="Arial" w:eastAsia="Times New Roman" w:hAnsi="Arial" w:cs="Arial"/>
+          <w:color w:val="494963"/>
+          <w:sz w:val="24"/>
+          <w:szCs w:val="24"/>
+          <w:lang w:eastAsia="es-AR"/>
+        </w:rPr>
+      </w:pPr>
+      <w:r>
+        <w:rPr>
+          <w:rFonts w:ascii="Arial" w:eastAsia="Times New Roman" w:hAnsi="Arial" w:cs="Arial"/>
           <w:color w:val="494963"/>
           <w:sz w:val="24"/>
           <w:szCs w:val="24"/>
@@ -2440,16 +3659,16 @@
         </w:numPr>
         <w:spacing w:before="100" w:beforeAutospacing="1" w:after="100" w:afterAutospacing="1" w:line="240" w:lineRule="auto"/>
         <w:rPr>
-          <w:rFonts w:ascii="Inter" w:eastAsia="Times New Roman" w:hAnsi="Inter" w:cs="Times New Roman"/>
-          <w:color w:val="494963"/>
-          <w:sz w:val="24"/>
-          <w:szCs w:val="24"/>
-          <w:lang w:eastAsia="es-AR"/>
-        </w:rPr>
-      </w:pPr>
-      <w:r>
-        <w:rPr>
-          <w:rFonts w:ascii="Inter" w:eastAsia="Times New Roman" w:hAnsi="Inter" w:cs="Times New Roman"/>
+          <w:rFonts w:ascii="Arial" w:eastAsia="Times New Roman" w:hAnsi="Arial" w:cs="Arial"/>
+          <w:color w:val="494963"/>
+          <w:sz w:val="24"/>
+          <w:szCs w:val="24"/>
+          <w:lang w:eastAsia="es-AR"/>
+        </w:rPr>
+      </w:pPr>
+      <w:r>
+        <w:rPr>
+          <w:rFonts w:ascii="Arial" w:eastAsia="Times New Roman" w:hAnsi="Arial" w:cs="Arial"/>
           <w:b/>
           <w:bCs/>
           <w:color w:val="494963"/>
@@ -2461,7 +3680,7 @@
       </w:r>
       <w:r>
         <w:rPr>
-          <w:rFonts w:ascii="Inter" w:eastAsia="Times New Roman" w:hAnsi="Inter" w:cs="Times New Roman"/>
+          <w:rFonts w:ascii="Arial" w:eastAsia="Times New Roman" w:hAnsi="Arial" w:cs="Arial"/>
           <w:color w:val="494963"/>
           <w:sz w:val="24"/>
           <w:szCs w:val="24"/>
@@ -2478,16 +3697,16 @@
         </w:numPr>
         <w:spacing w:before="100" w:beforeAutospacing="1" w:after="100" w:afterAutospacing="1" w:line="240" w:lineRule="auto"/>
         <w:rPr>
-          <w:rFonts w:ascii="Inter" w:eastAsia="Times New Roman" w:hAnsi="Inter" w:cs="Times New Roman"/>
-          <w:color w:val="494963"/>
-          <w:sz w:val="24"/>
-          <w:szCs w:val="24"/>
-          <w:lang w:eastAsia="es-AR"/>
-        </w:rPr>
-      </w:pPr>
-      <w:r>
-        <w:rPr>
-          <w:rFonts w:ascii="Inter" w:eastAsia="Times New Roman" w:hAnsi="Inter" w:cs="Times New Roman"/>
+          <w:rFonts w:ascii="Arial" w:eastAsia="Times New Roman" w:hAnsi="Arial" w:cs="Arial"/>
+          <w:color w:val="494963"/>
+          <w:sz w:val="24"/>
+          <w:szCs w:val="24"/>
+          <w:lang w:eastAsia="es-AR"/>
+        </w:rPr>
+      </w:pPr>
+      <w:r>
+        <w:rPr>
+          <w:rFonts w:ascii="Arial" w:eastAsia="Times New Roman" w:hAnsi="Arial" w:cs="Arial"/>
           <w:color w:val="494963"/>
           <w:sz w:val="24"/>
           <w:szCs w:val="24"/>
@@ -2504,16 +3723,16 @@
         </w:numPr>
         <w:spacing w:before="100" w:beforeAutospacing="1" w:after="100" w:afterAutospacing="1" w:line="240" w:lineRule="auto"/>
         <w:rPr>
-          <w:rFonts w:ascii="Inter" w:eastAsia="Times New Roman" w:hAnsi="Inter" w:cs="Times New Roman"/>
-          <w:color w:val="494963"/>
-          <w:sz w:val="24"/>
-          <w:szCs w:val="24"/>
-          <w:lang w:eastAsia="es-AR"/>
-        </w:rPr>
-      </w:pPr>
-      <w:r>
-        <w:rPr>
-          <w:rFonts w:ascii="Inter" w:eastAsia="Times New Roman" w:hAnsi="Inter" w:cs="Times New Roman"/>
+          <w:rFonts w:ascii="Arial" w:eastAsia="Times New Roman" w:hAnsi="Arial" w:cs="Arial"/>
+          <w:color w:val="494963"/>
+          <w:sz w:val="24"/>
+          <w:szCs w:val="24"/>
+          <w:lang w:eastAsia="es-AR"/>
+        </w:rPr>
+      </w:pPr>
+      <w:r>
+        <w:rPr>
+          <w:rFonts w:ascii="Arial" w:eastAsia="Times New Roman" w:hAnsi="Arial" w:cs="Arial"/>
           <w:color w:val="494963"/>
           <w:sz w:val="24"/>
           <w:szCs w:val="24"/>
@@ -2530,16 +3749,16 @@
         </w:numPr>
         <w:spacing w:before="100" w:beforeAutospacing="1" w:after="100" w:afterAutospacing="1" w:line="240" w:lineRule="auto"/>
         <w:rPr>
-          <w:rFonts w:ascii="Inter" w:eastAsia="Times New Roman" w:hAnsi="Inter" w:cs="Times New Roman"/>
-          <w:color w:val="494963"/>
-          <w:sz w:val="24"/>
-          <w:szCs w:val="24"/>
-          <w:lang w:eastAsia="es-AR"/>
-        </w:rPr>
-      </w:pPr>
-      <w:r>
-        <w:rPr>
-          <w:rFonts w:ascii="Inter" w:eastAsia="Times New Roman" w:hAnsi="Inter" w:cs="Times New Roman"/>
+          <w:rFonts w:ascii="Arial" w:eastAsia="Times New Roman" w:hAnsi="Arial" w:cs="Arial"/>
+          <w:color w:val="494963"/>
+          <w:sz w:val="24"/>
+          <w:szCs w:val="24"/>
+          <w:lang w:eastAsia="es-AR"/>
+        </w:rPr>
+      </w:pPr>
+      <w:r>
+        <w:rPr>
+          <w:rFonts w:ascii="Arial" w:eastAsia="Times New Roman" w:hAnsi="Arial" w:cs="Arial"/>
           <w:color w:val="494963"/>
           <w:sz w:val="24"/>
           <w:szCs w:val="24"/>
@@ -2556,16 +3775,16 @@
         </w:numPr>
         <w:spacing w:before="100" w:beforeAutospacing="1" w:after="100" w:afterAutospacing="1" w:line="240" w:lineRule="auto"/>
         <w:rPr>
-          <w:rFonts w:ascii="Inter" w:eastAsia="Times New Roman" w:hAnsi="Inter" w:cs="Times New Roman"/>
-          <w:color w:val="494963"/>
-          <w:sz w:val="24"/>
-          <w:szCs w:val="24"/>
-          <w:lang w:eastAsia="es-AR"/>
-        </w:rPr>
-      </w:pPr>
-      <w:r>
-        <w:rPr>
-          <w:rFonts w:ascii="Inter" w:eastAsia="Times New Roman" w:hAnsi="Inter" w:cs="Times New Roman"/>
+          <w:rFonts w:ascii="Arial" w:eastAsia="Times New Roman" w:hAnsi="Arial" w:cs="Arial"/>
+          <w:color w:val="494963"/>
+          <w:sz w:val="24"/>
+          <w:szCs w:val="24"/>
+          <w:lang w:eastAsia="es-AR"/>
+        </w:rPr>
+      </w:pPr>
+      <w:r>
+        <w:rPr>
+          <w:rFonts w:ascii="Arial" w:eastAsia="Times New Roman" w:hAnsi="Arial" w:cs="Arial"/>
           <w:color w:val="494963"/>
           <w:sz w:val="24"/>
           <w:szCs w:val="24"/>
@@ -2582,16 +3801,16 @@
         </w:numPr>
         <w:spacing w:before="100" w:beforeAutospacing="1" w:after="100" w:afterAutospacing="1" w:line="240" w:lineRule="auto"/>
         <w:rPr>
-          <w:rFonts w:ascii="Inter" w:eastAsia="Times New Roman" w:hAnsi="Inter" w:cs="Times New Roman"/>
-          <w:color w:val="494963"/>
-          <w:sz w:val="24"/>
-          <w:szCs w:val="24"/>
-          <w:lang w:eastAsia="es-AR"/>
-        </w:rPr>
-      </w:pPr>
-      <w:r>
-        <w:rPr>
-          <w:rFonts w:ascii="Inter" w:eastAsia="Times New Roman" w:hAnsi="Inter" w:cs="Times New Roman"/>
+          <w:rFonts w:ascii="Arial" w:eastAsia="Times New Roman" w:hAnsi="Arial" w:cs="Arial"/>
+          <w:color w:val="494963"/>
+          <w:sz w:val="24"/>
+          <w:szCs w:val="24"/>
+          <w:lang w:eastAsia="es-AR"/>
+        </w:rPr>
+      </w:pPr>
+      <w:r>
+        <w:rPr>
+          <w:rFonts w:ascii="Arial" w:eastAsia="Times New Roman" w:hAnsi="Arial" w:cs="Arial"/>
           <w:color w:val="494963"/>
           <w:sz w:val="24"/>
           <w:szCs w:val="24"/>
@@ -2608,16 +3827,16 @@
         </w:numPr>
         <w:spacing w:before="100" w:beforeAutospacing="1" w:after="100" w:afterAutospacing="1" w:line="240" w:lineRule="auto"/>
         <w:rPr>
-          <w:rFonts w:ascii="Inter" w:eastAsia="Times New Roman" w:hAnsi="Inter" w:cs="Times New Roman"/>
-          <w:color w:val="494963"/>
-          <w:sz w:val="24"/>
-          <w:szCs w:val="24"/>
-          <w:lang w:eastAsia="es-AR"/>
-        </w:rPr>
-      </w:pPr>
-      <w:r>
-        <w:rPr>
-          <w:rFonts w:ascii="Inter" w:eastAsia="Times New Roman" w:hAnsi="Inter" w:cs="Times New Roman"/>
+          <w:rFonts w:ascii="Arial" w:eastAsia="Times New Roman" w:hAnsi="Arial" w:cs="Arial"/>
+          <w:color w:val="494963"/>
+          <w:sz w:val="24"/>
+          <w:szCs w:val="24"/>
+          <w:lang w:eastAsia="es-AR"/>
+        </w:rPr>
+      </w:pPr>
+      <w:r>
+        <w:rPr>
+          <w:rFonts w:ascii="Arial" w:eastAsia="Times New Roman" w:hAnsi="Arial" w:cs="Arial"/>
           <w:color w:val="494963"/>
           <w:sz w:val="24"/>
           <w:szCs w:val="24"/>
@@ -2629,16 +3848,16 @@
     <w:p>
       <w:pPr>
         <w:rPr>
-          <w:rFonts w:ascii="Inter" w:eastAsia="Times New Roman" w:hAnsi="Inter" w:cs="Times New Roman"/>
-          <w:color w:val="494963"/>
-          <w:sz w:val="24"/>
-          <w:szCs w:val="24"/>
-          <w:lang w:eastAsia="es-AR"/>
-        </w:rPr>
-      </w:pPr>
-      <w:r>
-        <w:rPr>
-          <w:rFonts w:ascii="Inter" w:eastAsia="Times New Roman" w:hAnsi="Inter" w:cs="Times New Roman"/>
+          <w:rFonts w:ascii="Arial" w:eastAsia="Times New Roman" w:hAnsi="Arial" w:cs="Arial"/>
+          <w:color w:val="494963"/>
+          <w:sz w:val="24"/>
+          <w:szCs w:val="24"/>
+          <w:lang w:eastAsia="es-AR"/>
+        </w:rPr>
+      </w:pPr>
+      <w:r>
+        <w:rPr>
+          <w:rFonts w:ascii="Arial" w:eastAsia="Times New Roman" w:hAnsi="Arial" w:cs="Arial"/>
           <w:color w:val="494963"/>
           <w:sz w:val="24"/>
           <w:szCs w:val="24"/>
@@ -2652,7 +3871,7 @@
         <w:spacing w:before="100" w:beforeAutospacing="1" w:after="100" w:afterAutospacing="1" w:line="240" w:lineRule="auto"/>
         <w:outlineLvl w:val="2"/>
         <w:rPr>
-          <w:rFonts w:ascii="Inter" w:eastAsia="Times New Roman" w:hAnsi="Inter" w:cs="Times New Roman"/>
+          <w:rFonts w:ascii="Arial" w:eastAsia="Times New Roman" w:hAnsi="Arial" w:cs="Arial"/>
           <w:b/>
           <w:bCs/>
           <w:color w:val="494963"/>
@@ -2663,7 +3882,7 @@
       </w:pPr>
       <w:r>
         <w:rPr>
-          <w:rFonts w:ascii="Inter" w:eastAsia="Times New Roman" w:hAnsi="Inter" w:cs="Times New Roman"/>
+          <w:rFonts w:ascii="Arial" w:eastAsia="Times New Roman" w:hAnsi="Arial" w:cs="Arial"/>
           <w:b/>
           <w:bCs/>
           <w:color w:val="494963"/>
@@ -2683,16 +3902,16 @@
         </w:numPr>
         <w:spacing w:before="100" w:beforeAutospacing="1" w:after="100" w:afterAutospacing="1" w:line="240" w:lineRule="auto"/>
         <w:rPr>
-          <w:rFonts w:ascii="Inter" w:eastAsia="Times New Roman" w:hAnsi="Inter" w:cs="Times New Roman"/>
-          <w:color w:val="494963"/>
-          <w:sz w:val="24"/>
-          <w:szCs w:val="24"/>
-          <w:lang w:eastAsia="es-AR"/>
-        </w:rPr>
-      </w:pPr>
-      <w:r>
-        <w:rPr>
-          <w:rFonts w:ascii="Inter" w:eastAsia="Times New Roman" w:hAnsi="Inter" w:cs="Times New Roman"/>
+          <w:rFonts w:ascii="Arial" w:eastAsia="Times New Roman" w:hAnsi="Arial" w:cs="Arial"/>
+          <w:color w:val="494963"/>
+          <w:sz w:val="24"/>
+          <w:szCs w:val="24"/>
+          <w:lang w:eastAsia="es-AR"/>
+        </w:rPr>
+      </w:pPr>
+      <w:r>
+        <w:rPr>
+          <w:rFonts w:ascii="Arial" w:eastAsia="Times New Roman" w:hAnsi="Arial" w:cs="Arial"/>
           <w:b/>
           <w:bCs/>
           <w:color w:val="494963"/>
@@ -2704,7 +3923,7 @@
       </w:r>
       <w:r>
         <w:rPr>
-          <w:rFonts w:ascii="Inter" w:eastAsia="Times New Roman" w:hAnsi="Inter" w:cs="Times New Roman"/>
+          <w:rFonts w:ascii="Arial" w:eastAsia="Times New Roman" w:hAnsi="Arial" w:cs="Arial"/>
           <w:color w:val="494963"/>
           <w:sz w:val="24"/>
           <w:szCs w:val="24"/>
@@ -2721,16 +3940,16 @@
         </w:numPr>
         <w:spacing w:before="100" w:beforeAutospacing="1" w:after="100" w:afterAutospacing="1" w:line="240" w:lineRule="auto"/>
         <w:rPr>
-          <w:rFonts w:ascii="Inter" w:eastAsia="Times New Roman" w:hAnsi="Inter" w:cs="Times New Roman"/>
-          <w:color w:val="494963"/>
-          <w:sz w:val="24"/>
-          <w:szCs w:val="24"/>
-          <w:lang w:eastAsia="es-AR"/>
-        </w:rPr>
-      </w:pPr>
-      <w:r>
-        <w:rPr>
-          <w:rFonts w:ascii="Inter" w:eastAsia="Times New Roman" w:hAnsi="Inter" w:cs="Times New Roman"/>
+          <w:rFonts w:ascii="Arial" w:eastAsia="Times New Roman" w:hAnsi="Arial" w:cs="Arial"/>
+          <w:color w:val="494963"/>
+          <w:sz w:val="24"/>
+          <w:szCs w:val="24"/>
+          <w:lang w:eastAsia="es-AR"/>
+        </w:rPr>
+      </w:pPr>
+      <w:r>
+        <w:rPr>
+          <w:rFonts w:ascii="Arial" w:eastAsia="Times New Roman" w:hAnsi="Arial" w:cs="Arial"/>
           <w:b/>
           <w:bCs/>
           <w:color w:val="494963"/>
@@ -2742,7 +3961,7 @@
       </w:r>
       <w:r>
         <w:rPr>
-          <w:rFonts w:ascii="Inter" w:eastAsia="Times New Roman" w:hAnsi="Inter" w:cs="Times New Roman"/>
+          <w:rFonts w:ascii="Arial" w:eastAsia="Times New Roman" w:hAnsi="Arial" w:cs="Arial"/>
           <w:color w:val="494963"/>
           <w:sz w:val="24"/>
           <w:szCs w:val="24"/>
@@ -2759,16 +3978,16 @@
         </w:numPr>
         <w:spacing w:before="100" w:beforeAutospacing="1" w:after="100" w:afterAutospacing="1" w:line="240" w:lineRule="auto"/>
         <w:rPr>
-          <w:rFonts w:ascii="Inter" w:eastAsia="Times New Roman" w:hAnsi="Inter" w:cs="Times New Roman"/>
-          <w:color w:val="494963"/>
-          <w:sz w:val="24"/>
-          <w:szCs w:val="24"/>
-          <w:lang w:eastAsia="es-AR"/>
-        </w:rPr>
-      </w:pPr>
-      <w:r>
-        <w:rPr>
-          <w:rFonts w:ascii="Inter" w:eastAsia="Times New Roman" w:hAnsi="Inter" w:cs="Times New Roman"/>
+          <w:rFonts w:ascii="Arial" w:eastAsia="Times New Roman" w:hAnsi="Arial" w:cs="Arial"/>
+          <w:color w:val="494963"/>
+          <w:sz w:val="24"/>
+          <w:szCs w:val="24"/>
+          <w:lang w:eastAsia="es-AR"/>
+        </w:rPr>
+      </w:pPr>
+      <w:r>
+        <w:rPr>
+          <w:rFonts w:ascii="Arial" w:eastAsia="Times New Roman" w:hAnsi="Arial" w:cs="Arial"/>
           <w:b/>
           <w:bCs/>
           <w:color w:val="494963"/>
@@ -2780,7 +3999,7 @@
       </w:r>
       <w:r>
         <w:rPr>
-          <w:rFonts w:ascii="Inter" w:eastAsia="Times New Roman" w:hAnsi="Inter" w:cs="Times New Roman"/>
+          <w:rFonts w:ascii="Arial" w:eastAsia="Times New Roman" w:hAnsi="Arial" w:cs="Arial"/>
           <w:color w:val="494963"/>
           <w:sz w:val="24"/>
           <w:szCs w:val="24"/>
@@ -2797,16 +4016,16 @@
         </w:numPr>
         <w:spacing w:before="100" w:beforeAutospacing="1" w:after="100" w:afterAutospacing="1" w:line="240" w:lineRule="auto"/>
         <w:rPr>
-          <w:rFonts w:ascii="Inter" w:eastAsia="Times New Roman" w:hAnsi="Inter" w:cs="Times New Roman"/>
-          <w:color w:val="494963"/>
-          <w:sz w:val="24"/>
-          <w:szCs w:val="24"/>
-          <w:lang w:eastAsia="es-AR"/>
-        </w:rPr>
-      </w:pPr>
-      <w:r>
-        <w:rPr>
-          <w:rFonts w:ascii="Inter" w:eastAsia="Times New Roman" w:hAnsi="Inter" w:cs="Times New Roman"/>
+          <w:rFonts w:ascii="Arial" w:eastAsia="Times New Roman" w:hAnsi="Arial" w:cs="Arial"/>
+          <w:color w:val="494963"/>
+          <w:sz w:val="24"/>
+          <w:szCs w:val="24"/>
+          <w:lang w:eastAsia="es-AR"/>
+        </w:rPr>
+      </w:pPr>
+      <w:r>
+        <w:rPr>
+          <w:rFonts w:ascii="Arial" w:eastAsia="Times New Roman" w:hAnsi="Arial" w:cs="Arial"/>
           <w:b/>
           <w:bCs/>
           <w:color w:val="494963"/>
@@ -2818,7 +4037,7 @@
       </w:r>
       <w:r>
         <w:rPr>
-          <w:rFonts w:ascii="Inter" w:eastAsia="Times New Roman" w:hAnsi="Inter" w:cs="Times New Roman"/>
+          <w:rFonts w:ascii="Arial" w:eastAsia="Times New Roman" w:hAnsi="Arial" w:cs="Arial"/>
           <w:color w:val="494963"/>
           <w:sz w:val="24"/>
           <w:szCs w:val="24"/>
@@ -2835,16 +4054,16 @@
         </w:numPr>
         <w:spacing w:before="100" w:beforeAutospacing="1" w:after="100" w:afterAutospacing="1" w:line="240" w:lineRule="auto"/>
         <w:rPr>
-          <w:rFonts w:ascii="Inter" w:eastAsia="Times New Roman" w:hAnsi="Inter" w:cs="Times New Roman"/>
-          <w:color w:val="494963"/>
-          <w:sz w:val="24"/>
-          <w:szCs w:val="24"/>
-          <w:lang w:eastAsia="es-AR"/>
-        </w:rPr>
-      </w:pPr>
-      <w:r>
-        <w:rPr>
-          <w:rFonts w:ascii="Inter" w:eastAsia="Times New Roman" w:hAnsi="Inter" w:cs="Times New Roman"/>
+          <w:rFonts w:ascii="Arial" w:eastAsia="Times New Roman" w:hAnsi="Arial" w:cs="Arial"/>
+          <w:color w:val="494963"/>
+          <w:sz w:val="24"/>
+          <w:szCs w:val="24"/>
+          <w:lang w:eastAsia="es-AR"/>
+        </w:rPr>
+      </w:pPr>
+      <w:r>
+        <w:rPr>
+          <w:rFonts w:ascii="Arial" w:eastAsia="Times New Roman" w:hAnsi="Arial" w:cs="Arial"/>
           <w:b/>
           <w:bCs/>
           <w:color w:val="494963"/>
@@ -2856,7 +4075,7 @@
       </w:r>
       <w:r>
         <w:rPr>
-          <w:rFonts w:ascii="Inter" w:eastAsia="Times New Roman" w:hAnsi="Inter" w:cs="Times New Roman"/>
+          <w:rFonts w:ascii="Arial" w:eastAsia="Times New Roman" w:hAnsi="Arial" w:cs="Arial"/>
           <w:color w:val="494963"/>
           <w:sz w:val="24"/>
           <w:szCs w:val="24"/>
@@ -2873,16 +4092,16 @@
         </w:numPr>
         <w:spacing w:before="100" w:beforeAutospacing="1" w:after="100" w:afterAutospacing="1" w:line="240" w:lineRule="auto"/>
         <w:rPr>
-          <w:rFonts w:ascii="Inter" w:eastAsia="Times New Roman" w:hAnsi="Inter" w:cs="Times New Roman"/>
-          <w:color w:val="494963"/>
-          <w:sz w:val="24"/>
-          <w:szCs w:val="24"/>
-          <w:lang w:eastAsia="es-AR"/>
-        </w:rPr>
-      </w:pPr>
-      <w:r>
-        <w:rPr>
-          <w:rFonts w:ascii="Inter" w:eastAsia="Times New Roman" w:hAnsi="Inter" w:cs="Times New Roman"/>
+          <w:rFonts w:ascii="Arial" w:eastAsia="Times New Roman" w:hAnsi="Arial" w:cs="Arial"/>
+          <w:color w:val="494963"/>
+          <w:sz w:val="24"/>
+          <w:szCs w:val="24"/>
+          <w:lang w:eastAsia="es-AR"/>
+        </w:rPr>
+      </w:pPr>
+      <w:r>
+        <w:rPr>
+          <w:rFonts w:ascii="Arial" w:eastAsia="Times New Roman" w:hAnsi="Arial" w:cs="Arial"/>
           <w:b/>
           <w:bCs/>
           <w:color w:val="494963"/>
@@ -2894,7 +4113,7 @@
       </w:r>
       <w:r>
         <w:rPr>
-          <w:rFonts w:ascii="Inter" w:eastAsia="Times New Roman" w:hAnsi="Inter" w:cs="Times New Roman"/>
+          <w:rFonts w:ascii="Arial" w:eastAsia="Times New Roman" w:hAnsi="Arial" w:cs="Arial"/>
           <w:color w:val="494963"/>
           <w:sz w:val="24"/>
           <w:szCs w:val="24"/>
@@ -2906,13 +4125,13 @@
     <w:p>
       <w:pPr>
         <w:rPr>
-          <w:rFonts w:ascii="Inter" w:hAnsi="Inter"/>
+          <w:rFonts w:ascii="Arial" w:hAnsi="Arial" w:cs="Arial"/>
           <w:color w:val="494963"/>
         </w:rPr>
       </w:pPr>
     </w:p>
     <w:sectPr>
-      <w:headerReference w:type="default" r:id="rId7"/>
+      <w:headerReference w:type="default" r:id="rId8"/>
       <w:pgSz w:w="11906" w:h="16838"/>
       <w:pgMar w:top="1702" w:right="1701" w:bottom="1417" w:left="1701" w:header="708" w:footer="708" w:gutter="0"/>
       <w:cols w:space="708"/>
@@ -4315,6 +5534,7 @@
   <w:style w:type="character" w:default="1" w:styleId="Fuentedeprrafopredeter">
     <w:name w:val="Default Paragraph Font"/>
     <w:uiPriority w:val="1"/>
+    <w:semiHidden/>
     <w:unhideWhenUsed/>
   </w:style>
   <w:style w:type="table" w:default="1" w:styleId="Tablanormal">
@@ -4733,4 +5953,16 @@
     </a:ext>
   </a:extLst>
 </a:theme>
+</file>
+
+<file path=customXml/item1.xml><?xml version="1.0" encoding="utf-8"?>
+<b:Sources xmlns:b="http://schemas.openxmlformats.org/officeDocument/2006/bibliography" xmlns="http://schemas.openxmlformats.org/officeDocument/2006/bibliography" SelectedStyle="\APASixthEditionOfficeOnline.xsl" StyleName="APA" Version="6"/>
+</file>
+
+<file path=customXml/itemProps1.xml><?xml version="1.0" encoding="utf-8"?>
+<ds:datastoreItem xmlns:ds="http://schemas.openxmlformats.org/officeDocument/2006/customXml" ds:itemID="{E82BF0C0-EC00-44FE-9375-410B39CDD064}">
+  <ds:schemaRefs>
+    <ds:schemaRef ds:uri="http://schemas.openxmlformats.org/officeDocument/2006/bibliography"/>
+  </ds:schemaRefs>
+</ds:datastoreItem>
 </file>